--- a/Weekly_log.docx
+++ b/Weekly_log.docx
@@ -2,7 +2,7 @@
 <file path=word/document.xml><?xml version="1.0" encoding="utf-8"?>
 <w:document xmlns:o="urn:schemas-microsoft-com:office:office" xmlns:r="http://schemas.openxmlformats.org/officeDocument/2006/relationships" xmlns:v="urn:schemas-microsoft-com:vml" xmlns:w="http://schemas.openxmlformats.org/wordprocessingml/2006/main" xmlns:w10="urn:schemas-microsoft-com:office:word" xmlns:wp="http://schemas.openxmlformats.org/drawingml/2006/wordprocessingDrawing" xmlns:pic="http://schemas.openxmlformats.org/drawingml/2006/picture" xmlns:wps="http://schemas.microsoft.com/office/word/2010/wordprocessingShape" xmlns:wpg="http://schemas.microsoft.com/office/word/2010/wordprocessingGroup" xmlns:mc="http://schemas.openxmlformats.org/markup-compatibility/2006" xmlns:wp14="http://schemas.microsoft.com/office/word/2010/wordprocessingDrawing" xmlns:w14="http://schemas.microsoft.com/office/word/2010/wordml" xmlns:w15="http://schemas.microsoft.com/office/word/2012/wordml" mc:Ignorable="w14 wp14 w15">
   <w:body>
-    <w:p xmlns:wp14="http://schemas.microsoft.com/office/word/2010/wordml" wp14:textId="77777777">
+    <w:p>
       <w:pPr>
         <w:pStyle w:val="Normal"/>
         <w:bidi w:val="0"/>
@@ -13,7 +13,7 @@
         <w:rPr/>
       </w:r>
     </w:p>
-    <w:p xmlns:wp14="http://schemas.microsoft.com/office/word/2010/wordml" wp14:textId="77777777">
+    <w:p>
       <w:pPr>
         <w:pStyle w:val="Normal"/>
         <w:bidi w:val="0"/>
@@ -24,7 +24,7 @@
         <w:rPr/>
       </w:r>
     </w:p>
-    <w:p xmlns:wp14="http://schemas.microsoft.com/office/word/2010/wordml" wp14:textId="77777777">
+    <w:p>
       <w:pPr>
         <w:pStyle w:val="Normal"/>
         <w:bidi w:val="0"/>
@@ -35,7 +35,7 @@
         <w:rPr/>
       </w:r>
     </w:p>
-    <w:p xmlns:wp14="http://schemas.microsoft.com/office/word/2010/wordml" wp14:textId="77777777">
+    <w:p>
       <w:pPr>
         <w:pStyle w:val="Normal"/>
         <w:bidi w:val="0"/>
@@ -46,7 +46,7 @@
         <w:rPr/>
       </w:r>
     </w:p>
-    <w:p xmlns:wp14="http://schemas.microsoft.com/office/word/2010/wordml" wp14:textId="77777777">
+    <w:p>
       <w:pPr>
         <w:pStyle w:val="Normal"/>
         <w:bidi w:val="0"/>
@@ -57,7 +57,7 @@
         <w:rPr/>
       </w:r>
     </w:p>
-    <w:p xmlns:wp14="http://schemas.microsoft.com/office/word/2010/wordml" wp14:textId="77777777">
+    <w:p>
       <w:pPr>
         <w:pStyle w:val="Normal"/>
         <w:bidi w:val="0"/>
@@ -79,7 +79,7 @@
         <w:t>Project 1: Design a 16-bit Processor</w:t>
       </w:r>
     </w:p>
-    <w:p xmlns:wp14="http://schemas.microsoft.com/office/word/2010/wordml" wp14:textId="77777777">
+    <w:p>
       <w:pPr>
         <w:pStyle w:val="Normal"/>
         <w:bidi w:val="0"/>
@@ -100,7 +100,7 @@
         </w:rPr>
       </w:r>
     </w:p>
-    <w:p xmlns:wp14="http://schemas.microsoft.com/office/word/2010/wordml" wp14:textId="77777777">
+    <w:p>
       <w:pPr>
         <w:pStyle w:val="Normal"/>
         <w:bidi w:val="0"/>
@@ -122,7 +122,7 @@
         <w:t>Weekly Log</w:t>
       </w:r>
     </w:p>
-    <w:p xmlns:wp14="http://schemas.microsoft.com/office/word/2010/wordml" wp14:textId="77777777">
+    <w:p>
       <w:pPr>
         <w:pStyle w:val="Normal"/>
         <w:bidi w:val="0"/>
@@ -143,7 +143,7 @@
         </w:rPr>
       </w:r>
     </w:p>
-    <w:p xmlns:wp14="http://schemas.microsoft.com/office/word/2010/wordml" wp14:textId="77777777">
+    <w:p>
       <w:pPr>
         <w:pStyle w:val="Normal"/>
         <w:bidi w:val="0"/>
@@ -164,7 +164,7 @@
         </w:rPr>
       </w:r>
     </w:p>
-    <w:p xmlns:wp14="http://schemas.microsoft.com/office/word/2010/wordml" wp14:textId="77777777">
+    <w:p>
       <w:pPr>
         <w:pStyle w:val="Normal"/>
         <w:bidi w:val="0"/>
@@ -198,7 +198,7 @@
         </w:r>
       </w:hyperlink>
     </w:p>
-    <w:p xmlns:wp14="http://schemas.microsoft.com/office/word/2010/wordml" wp14:textId="77777777">
+    <w:p>
       <w:pPr>
         <w:pStyle w:val="Normal"/>
         <w:bidi w:val="0"/>
@@ -232,7 +232,7 @@
         </w:r>
       </w:hyperlink>
     </w:p>
-    <w:p xmlns:wp14="http://schemas.microsoft.com/office/word/2010/wordml" wp14:textId="77777777">
+    <w:p>
       <w:pPr>
         <w:pStyle w:val="Normal"/>
         <w:bidi w:val="0"/>
@@ -253,7 +253,7 @@
         </w:rPr>
       </w:r>
     </w:p>
-    <w:p xmlns:wp14="http://schemas.microsoft.com/office/word/2010/wordml" wp14:textId="77777777">
+    <w:p>
       <w:pPr>
         <w:pStyle w:val="Normal"/>
         <w:bidi w:val="0"/>
@@ -274,7 +274,7 @@
         </w:rPr>
       </w:r>
     </w:p>
-    <w:p xmlns:wp14="http://schemas.microsoft.com/office/word/2010/wordml" wp14:textId="77777777">
+    <w:p>
       <w:pPr>
         <w:pStyle w:val="Normal"/>
         <w:bidi w:val="0"/>
@@ -295,7 +295,7 @@
         </w:rPr>
       </w:r>
     </w:p>
-    <w:p xmlns:wp14="http://schemas.microsoft.com/office/word/2010/wordml" wp14:textId="77777777">
+    <w:p>
       <w:pPr>
         <w:pStyle w:val="Normal"/>
         <w:bidi w:val="0"/>
@@ -316,7 +316,7 @@
         </w:rPr>
       </w:r>
     </w:p>
-    <w:p xmlns:wp14="http://schemas.microsoft.com/office/word/2010/wordml" wp14:textId="77777777">
+    <w:p>
       <w:pPr>
         <w:pStyle w:val="Normal"/>
         <w:bidi w:val="0"/>
@@ -337,7 +337,7 @@
         </w:rPr>
       </w:r>
     </w:p>
-    <w:p xmlns:wp14="http://schemas.microsoft.com/office/word/2010/wordml" wp14:textId="77777777">
+    <w:p>
       <w:pPr>
         <w:pStyle w:val="Normal"/>
         <w:bidi w:val="0"/>
@@ -358,7 +358,7 @@
         </w:rPr>
       </w:r>
     </w:p>
-    <w:p xmlns:wp14="http://schemas.microsoft.com/office/word/2010/wordml" wp14:textId="77777777">
+    <w:p>
       <w:pPr>
         <w:pStyle w:val="Normal"/>
         <w:bidi w:val="0"/>
@@ -379,7 +379,7 @@
         </w:rPr>
       </w:r>
     </w:p>
-    <w:p xmlns:wp14="http://schemas.microsoft.com/office/word/2010/wordml" wp14:textId="77777777">
+    <w:p>
       <w:pPr>
         <w:pStyle w:val="Normal"/>
         <w:bidi w:val="0"/>
@@ -400,7 +400,7 @@
         </w:rPr>
       </w:r>
     </w:p>
-    <w:p xmlns:wp14="http://schemas.microsoft.com/office/word/2010/wordml" wp14:textId="77777777">
+    <w:p>
       <w:pPr>
         <w:pStyle w:val="Normal"/>
         <w:bidi w:val="0"/>
@@ -421,7 +421,7 @@
         </w:rPr>
       </w:r>
     </w:p>
-    <w:p xmlns:wp14="http://schemas.microsoft.com/office/word/2010/wordml" wp14:textId="77777777">
+    <w:p>
       <w:pPr>
         <w:pStyle w:val="Normal"/>
         <w:bidi w:val="0"/>
@@ -442,7 +442,7 @@
         </w:rPr>
       </w:r>
     </w:p>
-    <w:p xmlns:wp14="http://schemas.microsoft.com/office/word/2010/wordml" wp14:textId="77777777">
+    <w:p>
       <w:pPr>
         <w:pStyle w:val="Normal"/>
         <w:bidi w:val="0"/>
@@ -463,7 +463,7 @@
         </w:rPr>
       </w:r>
     </w:p>
-    <w:p xmlns:wp14="http://schemas.microsoft.com/office/word/2010/wordml" wp14:textId="77777777">
+    <w:p>
       <w:pPr>
         <w:pStyle w:val="Normal"/>
         <w:bidi w:val="0"/>
@@ -484,7 +484,7 @@
         </w:rPr>
       </w:r>
     </w:p>
-    <w:p xmlns:wp14="http://schemas.microsoft.com/office/word/2010/wordml" wp14:textId="77777777">
+    <w:p>
       <w:pPr>
         <w:pStyle w:val="Normal"/>
         <w:bidi w:val="0"/>
@@ -505,7 +505,7 @@
         </w:rPr>
       </w:r>
     </w:p>
-    <w:p xmlns:wp14="http://schemas.microsoft.com/office/word/2010/wordml" wp14:textId="77777777">
+    <w:p>
       <w:pPr>
         <w:pStyle w:val="Normal"/>
         <w:bidi w:val="0"/>
@@ -526,7 +526,7 @@
         </w:rPr>
       </w:r>
     </w:p>
-    <w:p xmlns:wp14="http://schemas.microsoft.com/office/word/2010/wordml" wp14:textId="77777777">
+    <w:p>
       <w:pPr>
         <w:pStyle w:val="Normal"/>
         <w:bidi w:val="0"/>
@@ -547,7 +547,7 @@
         </w:rPr>
       </w:r>
     </w:p>
-    <w:p xmlns:wp14="http://schemas.microsoft.com/office/word/2010/wordml" wp14:textId="77777777">
+    <w:p>
       <w:pPr>
         <w:pStyle w:val="Normal"/>
         <w:bidi w:val="0"/>
@@ -568,7 +568,7 @@
         </w:rPr>
       </w:r>
     </w:p>
-    <w:p xmlns:wp14="http://schemas.microsoft.com/office/word/2010/wordml" wp14:textId="77777777">
+    <w:p>
       <w:pPr>
         <w:pStyle w:val="Normal"/>
         <w:bidi w:val="0"/>
@@ -589,7 +589,7 @@
         </w:rPr>
       </w:r>
     </w:p>
-    <w:p xmlns:wp14="http://schemas.microsoft.com/office/word/2010/wordml" wp14:textId="77777777">
+    <w:p>
       <w:pPr>
         <w:pStyle w:val="Normal"/>
         <w:bidi w:val="0"/>
@@ -610,7 +610,7 @@
         </w:rPr>
       </w:r>
     </w:p>
-    <w:p xmlns:wp14="http://schemas.microsoft.com/office/word/2010/wordml" wp14:textId="77777777">
+    <w:p>
       <w:pPr>
         <w:pStyle w:val="Normal"/>
         <w:bidi w:val="0"/>
@@ -631,7 +631,7 @@
         </w:rPr>
       </w:r>
     </w:p>
-    <w:p xmlns:wp14="http://schemas.microsoft.com/office/word/2010/wordml" wp14:textId="77777777">
+    <w:p>
       <w:pPr>
         <w:pStyle w:val="Normal"/>
         <w:bidi w:val="0"/>
@@ -652,7 +652,7 @@
         </w:rPr>
       </w:r>
     </w:p>
-    <w:p xmlns:wp14="http://schemas.microsoft.com/office/word/2010/wordml" wp14:textId="77777777">
+    <w:p>
       <w:pPr>
         <w:pStyle w:val="Normal"/>
         <w:bidi w:val="0"/>
@@ -673,7 +673,7 @@
         </w:rPr>
       </w:r>
     </w:p>
-    <w:p xmlns:wp14="http://schemas.microsoft.com/office/word/2010/wordml" wp14:textId="77777777">
+    <w:p>
       <w:pPr>
         <w:pStyle w:val="Normal"/>
         <w:bidi w:val="0"/>
@@ -694,7 +694,7 @@
         </w:rPr>
       </w:r>
     </w:p>
-    <w:p xmlns:wp14="http://schemas.microsoft.com/office/word/2010/wordml" wp14:textId="77777777">
+    <w:p>
       <w:pPr>
         <w:pStyle w:val="Normal"/>
         <w:bidi w:val="0"/>
@@ -710,578 +710,2219 @@
         <w:rPr>
           <w:b/>
           <w:bCs/>
-          <w:sz w:val="36"/>
-          <w:szCs w:val="36"/>
         </w:rPr>
       </w:r>
     </w:p>
     <w:tbl>
       <w:tblPr>
-        <w:tblW w:w="5000" w:type="pct"/>
+        <w:tblW w:w="9972" w:type="dxa"/>
         <w:jc w:val="start"/>
-        <w:tblInd w:w="-5" w:type="dxa"/>
+        <w:tblInd w:w="0" w:type="dxa"/>
         <w:tblLayout w:type="fixed"/>
         <w:tblCellMar>
-          <w:top w:w="55" w:type="dxa"/>
-          <w:start w:w="55" w:type="dxa"/>
-          <w:bottom w:w="55" w:type="dxa"/>
-          <w:end w:w="55" w:type="dxa"/>
+          <w:top w:w="28" w:type="dxa"/>
+          <w:start w:w="0" w:type="dxa"/>
+          <w:bottom w:w="28" w:type="dxa"/>
+          <w:end w:w="0" w:type="dxa"/>
         </w:tblCellMar>
       </w:tblPr>
       <w:tblGrid>
-        <w:gridCol w:w="1350"/>
-        <w:gridCol w:w="4144"/>
-        <w:gridCol w:w="4478"/>
+        <w:gridCol w:w="722"/>
+        <w:gridCol w:w="5725"/>
+        <w:gridCol w:w="3525"/>
       </w:tblGrid>
-      <w:tr xmlns:wp14="http://schemas.microsoft.com/office/word/2010/wordml" wp14:textId="77777777">
+      <w:tr>
         <w:trPr/>
         <w:tc>
           <w:tcPr>
-            <w:tcW w:w="1350" w:type="dxa"/>
+            <w:tcW w:w="722" w:type="dxa"/>
             <w:tcBorders>
-              <w:top w:val="single" w:color="000000" w:themeColor="text2" w:sz="4" w:space="0"/>
-              <w:left w:val="single" w:color="000000" w:themeColor="text2" w:sz="4"/>
-              <w:start w:val="single" w:color="000000" w:sz="4" w:space="0"/>
-              <w:bottom w:val="single" w:color="000000" w:themeColor="text2" w:sz="4" w:space="0"/>
+              <w:top w:val="single" w:sz="6" w:space="0" w:color="000000"/>
+              <w:bottom w:val="single" w:sz="6" w:space="0" w:color="000000"/>
             </w:tcBorders>
-            <w:tcMar/>
+            <w:vAlign w:val="center"/>
           </w:tcPr>
-          <w:p wp14:textId="77777777">
+          <w:p>
             <w:pPr>
               <w:pStyle w:val="TableContents"/>
-              <w:rPr>
+              <w:widowControl/>
+              <w:pBdr/>
+              <w:spacing w:lineRule="atLeast" w:line="300" w:before="0" w:after="0"/>
+              <w:ind w:hanging="0" w:start="0" w:end="0"/>
+              <w:jc w:val="start"/>
+              <w:rPr>
+                <w:b w:val="false"/>
+                <w:bCs/>
+                <w:i w:val="false"/>
+                <w:caps w:val="false"/>
+                <w:smallCaps w:val="false"/>
+                <w:lang w:val="en-US"/>
+              </w:rPr>
+            </w:pPr>
+            <w:r>
+              <w:rPr>
+                <w:rFonts w:ascii="Liberation Serif;Liberation Serif_EmbeddedFont;Liberation Serif_MSFontService;sans-serif" w:hAnsi="Liberation Serif;Liberation Serif_EmbeddedFont;Liberation Serif_MSFontService;sans-serif"/>
                 <w:b/>
                 <w:bCs/>
-              </w:rPr>
-            </w:pPr>
-            <w:r>
-              <w:rPr>
-                <w:b/>
-                <w:bCs/>
-              </w:rPr>
-              <w:t xml:space="preserve">Date </w:t>
+                <w:i w:val="false"/>
+                <w:caps w:val="false"/>
+                <w:smallCaps w:val="false"/>
+                <w:sz w:val="24"/>
+                <w:lang w:val="en-US"/>
+              </w:rPr>
+              <w:t>Date </w:t>
+            </w:r>
+            <w:r>
+              <w:rPr>
+                <w:b w:val="false"/>
+                <w:bCs/>
+                <w:i w:val="false"/>
+                <w:caps w:val="false"/>
+                <w:smallCaps w:val="false"/>
+                <w:lang w:val="en-US"/>
+              </w:rPr>
+              <w:t> </w:t>
             </w:r>
           </w:p>
         </w:tc>
         <w:tc>
           <w:tcPr>
-            <w:tcW w:w="4144" w:type="dxa"/>
+            <w:tcW w:w="5725" w:type="dxa"/>
             <w:tcBorders>
-              <w:top w:val="single" w:color="000000" w:themeColor="text2" w:sz="4" w:space="0"/>
-              <w:left w:val="single" w:color="000000" w:themeColor="text2" w:sz="4"/>
-              <w:start w:val="single" w:color="000000" w:sz="4" w:space="0"/>
-              <w:bottom w:val="single" w:color="000000" w:themeColor="text2" w:sz="4" w:space="0"/>
+              <w:top w:val="single" w:sz="6" w:space="0" w:color="000000"/>
+              <w:bottom w:val="single" w:sz="6" w:space="0" w:color="000000"/>
             </w:tcBorders>
-            <w:tcMar/>
+            <w:vAlign w:val="center"/>
           </w:tcPr>
-          <w:p wp14:textId="77777777">
+          <w:p>
             <w:pPr>
               <w:pStyle w:val="TableContents"/>
-              <w:rPr>
+              <w:widowControl/>
+              <w:pBdr/>
+              <w:spacing w:lineRule="atLeast" w:line="300" w:before="0" w:after="0"/>
+              <w:ind w:hanging="0" w:start="0" w:end="0"/>
+              <w:jc w:val="start"/>
+              <w:rPr>
+                <w:b w:val="false"/>
+                <w:bCs/>
+                <w:i w:val="false"/>
+                <w:caps w:val="false"/>
+                <w:smallCaps w:val="false"/>
+                <w:lang w:val="en-US"/>
+              </w:rPr>
+            </w:pPr>
+            <w:r>
+              <w:rPr>
+                <w:rFonts w:ascii="Liberation Serif;Liberation Serif_EmbeddedFont;Liberation Serif_MSFontService;sans-serif" w:hAnsi="Liberation Serif;Liberation Serif_EmbeddedFont;Liberation Serif_MSFontService;sans-serif"/>
                 <w:b/>
                 <w:bCs/>
-              </w:rPr>
-            </w:pPr>
-            <w:r>
-              <w:rPr>
-                <w:b/>
-                <w:bCs/>
+                <w:i w:val="false"/>
+                <w:caps w:val="false"/>
+                <w:smallCaps w:val="false"/>
+                <w:sz w:val="24"/>
+                <w:lang w:val="en-US"/>
               </w:rPr>
               <w:t>Work Done</w:t>
+            </w:r>
+            <w:r>
+              <w:rPr>
+                <w:b w:val="false"/>
+                <w:bCs/>
+                <w:i w:val="false"/>
+                <w:caps w:val="false"/>
+                <w:smallCaps w:val="false"/>
+                <w:lang w:val="en-US"/>
+              </w:rPr>
+              <w:t> </w:t>
             </w:r>
           </w:p>
         </w:tc>
         <w:tc>
           <w:tcPr>
-            <w:tcW w:w="4478" w:type="dxa"/>
+            <w:tcW w:w="3525" w:type="dxa"/>
             <w:tcBorders>
-              <w:top w:val="single" w:color="000000" w:themeColor="text2" w:sz="4" w:space="0"/>
-              <w:left w:val="single" w:color="000000" w:themeColor="text2" w:sz="4"/>
-              <w:start w:val="single" w:color="000000" w:sz="4" w:space="0"/>
-              <w:bottom w:val="single" w:color="000000" w:themeColor="text2" w:sz="4" w:space="0"/>
-              <w:right w:val="single" w:color="000000" w:themeColor="text2" w:sz="4"/>
-              <w:end w:val="single" w:color="000000" w:sz="4" w:space="0"/>
+              <w:top w:val="single" w:sz="2" w:space="0" w:color="000000"/>
+              <w:start w:val="single" w:sz="2" w:space="0" w:color="000000"/>
+              <w:bottom w:val="single" w:sz="2" w:space="0" w:color="000000"/>
+              <w:end w:val="single" w:sz="2" w:space="0" w:color="000000"/>
             </w:tcBorders>
-            <w:tcMar/>
+            <w:tcMar>
+              <w:start w:w="28" w:type="dxa"/>
+              <w:end w:w="28" w:type="dxa"/>
+            </w:tcMar>
+            <w:vAlign w:val="center"/>
           </w:tcPr>
-          <w:p wp14:textId="77777777">
+          <w:p>
             <w:pPr>
               <w:pStyle w:val="TableContents"/>
-              <w:rPr>
+              <w:widowControl/>
+              <w:pBdr/>
+              <w:spacing w:lineRule="atLeast" w:line="300" w:before="0" w:after="0"/>
+              <w:ind w:hanging="0" w:start="0" w:end="0"/>
+              <w:jc w:val="start"/>
+              <w:rPr>
+                <w:b w:val="false"/>
+                <w:bCs/>
+                <w:i w:val="false"/>
+                <w:caps w:val="false"/>
+                <w:smallCaps w:val="false"/>
+                <w:lang w:val="en-US"/>
+              </w:rPr>
+            </w:pPr>
+            <w:r>
+              <w:rPr>
+                <w:rFonts w:ascii="Liberation Serif;Liberation Serif_EmbeddedFont;Liberation Serif_MSFontService;sans-serif" w:hAnsi="Liberation Serif;Liberation Serif_EmbeddedFont;Liberation Serif_MSFontService;sans-serif"/>
                 <w:b/>
                 <w:bCs/>
-              </w:rPr>
-            </w:pPr>
-            <w:r>
-              <w:rPr>
-                <w:b/>
-                <w:bCs/>
+                <w:i w:val="false"/>
+                <w:caps w:val="false"/>
+                <w:smallCaps w:val="false"/>
+                <w:sz w:val="24"/>
+                <w:lang w:val="en-US"/>
               </w:rPr>
               <w:t>Meeting Information</w:t>
+            </w:r>
+            <w:r>
+              <w:rPr>
+                <w:b w:val="false"/>
+                <w:bCs/>
+                <w:i w:val="false"/>
+                <w:caps w:val="false"/>
+                <w:smallCaps w:val="false"/>
+                <w:lang w:val="en-US"/>
+              </w:rPr>
+              <w:t> </w:t>
             </w:r>
           </w:p>
         </w:tc>
       </w:tr>
-      <w:tr xmlns:wp14="http://schemas.microsoft.com/office/word/2010/wordml" wp14:textId="77777777">
+      <w:tr>
         <w:trPr/>
         <w:tc>
           <w:tcPr>
-            <w:tcW w:w="1350" w:type="dxa"/>
+            <w:tcW w:w="722" w:type="dxa"/>
             <w:tcBorders>
-              <w:left w:val="single" w:color="000000" w:themeColor="text2" w:sz="4"/>
-              <w:start w:val="single" w:color="000000" w:sz="4" w:space="0"/>
-              <w:bottom w:val="single" w:color="000000" w:themeColor="text2" w:sz="4" w:space="0"/>
+              <w:bottom w:val="single" w:sz="6" w:space="0" w:color="000000"/>
             </w:tcBorders>
-            <w:tcMar/>
+            <w:tcMar>
+              <w:top w:w="0" w:type="dxa"/>
+            </w:tcMar>
+            <w:vAlign w:val="center"/>
           </w:tcPr>
-          <w:p wp14:textId="48CBAFFE">
+          <w:p>
             <w:pPr>
               <w:pStyle w:val="TableContents"/>
+              <w:widowControl/>
+              <w:pBdr/>
+              <w:spacing w:lineRule="atLeast" w:line="300" w:before="0" w:after="0"/>
+              <w:ind w:hanging="0" w:start="0" w:end="0"/>
+              <w:jc w:val="start"/>
+              <w:rPr>
+                <w:b w:val="false"/>
+                <w:bCs/>
+                <w:i w:val="false"/>
+                <w:caps w:val="false"/>
+                <w:smallCaps w:val="false"/>
+                <w:lang w:val="en-US"/>
+              </w:rPr>
             </w:pPr>
             <w:r>
-              <w:rPr/>
+              <w:rPr>
+                <w:rFonts w:ascii="Liberation Serif;Liberation Serif_EmbeddedFont;Liberation Serif_MSFontService;sans-serif" w:hAnsi="Liberation Serif;Liberation Serif_EmbeddedFont;Liberation Serif_MSFontService;sans-serif"/>
+                <w:b w:val="false"/>
+                <w:bCs/>
+                <w:i w:val="false"/>
+                <w:caps w:val="false"/>
+                <w:smallCaps w:val="false"/>
+                <w:sz w:val="24"/>
+                <w:lang w:val="en-US"/>
+              </w:rPr>
               <w:t>9/20</w:t>
+            </w:r>
+            <w:r>
+              <w:rPr>
+                <w:b w:val="false"/>
+                <w:bCs/>
+                <w:i w:val="false"/>
+                <w:caps w:val="false"/>
+                <w:smallCaps w:val="false"/>
+                <w:lang w:val="en-US"/>
+              </w:rPr>
+              <w:t> </w:t>
             </w:r>
           </w:p>
         </w:tc>
         <w:tc>
           <w:tcPr>
-            <w:tcW w:w="4144" w:type="dxa"/>
+            <w:tcW w:w="5725" w:type="dxa"/>
             <w:tcBorders>
-              <w:left w:val="single" w:color="000000" w:themeColor="text2" w:sz="4"/>
-              <w:start w:val="single" w:color="000000" w:sz="4" w:space="0"/>
-              <w:bottom w:val="single" w:color="000000" w:themeColor="text2" w:sz="4" w:space="0"/>
+              <w:bottom w:val="single" w:sz="6" w:space="0" w:color="000000"/>
             </w:tcBorders>
-            <w:tcMar/>
+            <w:tcMar>
+              <w:top w:w="0" w:type="dxa"/>
+            </w:tcMar>
+            <w:vAlign w:val="center"/>
           </w:tcPr>
-          <w:p wp14:textId="5656C4B7">
+          <w:p>
             <w:pPr>
               <w:pStyle w:val="TableContents"/>
+              <w:widowControl/>
               <w:numPr>
                 <w:ilvl w:val="0"/>
                 <w:numId w:val="1"/>
               </w:numPr>
-              <w:rPr/>
+              <w:pBdr/>
+              <w:tabs>
+                <w:tab w:val="clear" w:pos="709"/>
+                <w:tab w:val="left" w:pos="0" w:leader="none"/>
+              </w:tabs>
+              <w:spacing w:lineRule="atLeast" w:line="300" w:before="0" w:after="283"/>
+              <w:ind w:hanging="283" w:start="1069" w:end="0"/>
+              <w:jc w:val="start"/>
+              <w:rPr>
+                <w:rFonts w:ascii="Liberation Serif;Liberation Serif_MSFontService;sans-serif" w:hAnsi="Liberation Serif;Liberation Serif_MSFontService;sans-serif"/>
+                <w:b w:val="false"/>
+                <w:bCs/>
+                <w:i w:val="false"/>
+                <w:caps w:val="false"/>
+                <w:smallCaps w:val="false"/>
+                <w:sz w:val="24"/>
+                <w:lang w:val="en-US"/>
+              </w:rPr>
             </w:pPr>
             <w:r>
-              <w:rPr/>
+              <w:rPr>
+                <w:rFonts w:ascii="Liberation Serif;Liberation Serif_EmbeddedFont;Liberation Serif_MSFontService;sans-serif" w:hAnsi="Liberation Serif;Liberation Serif_EmbeddedFont;Liberation Serif_MSFontService;sans-serif"/>
+                <w:b w:val="false"/>
+                <w:bCs/>
+                <w:i w:val="false"/>
+                <w:caps w:val="false"/>
+                <w:smallCaps w:val="false"/>
+                <w:sz w:val="24"/>
+                <w:lang w:val="en-US"/>
+              </w:rPr>
               <w:t>Planning and work division</w:t>
             </w:r>
+            <w:r>
+              <w:rPr>
+                <w:rFonts w:ascii="Liberation Serif;Liberation Serif_MSFontService;sans-serif" w:hAnsi="Liberation Serif;Liberation Serif_MSFontService;sans-serif"/>
+                <w:b w:val="false"/>
+                <w:bCs/>
+                <w:i w:val="false"/>
+                <w:caps w:val="false"/>
+                <w:smallCaps w:val="false"/>
+                <w:sz w:val="24"/>
+                <w:lang w:val="en-US"/>
+              </w:rPr>
+              <w:t> </w:t>
+            </w:r>
           </w:p>
-          <w:p wp14:textId="02CEB1FF">
+          <w:p>
             <w:pPr>
               <w:pStyle w:val="TableContents"/>
+              <w:widowControl/>
               <w:numPr>
                 <w:ilvl w:val="0"/>
-                <w:numId w:val="1"/>
+                <w:numId w:val="2"/>
               </w:numPr>
-              <w:rPr/>
+              <w:pBdr/>
+              <w:tabs>
+                <w:tab w:val="clear" w:pos="709"/>
+                <w:tab w:val="left" w:pos="0" w:leader="none"/>
+              </w:tabs>
+              <w:spacing w:lineRule="atLeast" w:line="300" w:before="0" w:after="283"/>
+              <w:ind w:hanging="283" w:start="1069" w:end="0"/>
+              <w:jc w:val="start"/>
+              <w:rPr>
+                <w:rFonts w:ascii="Liberation Serif;Liberation Serif_MSFontService;sans-serif" w:hAnsi="Liberation Serif;Liberation Serif_MSFontService;sans-serif"/>
+                <w:b w:val="false"/>
+                <w:bCs/>
+                <w:i w:val="false"/>
+                <w:caps w:val="false"/>
+                <w:smallCaps w:val="false"/>
+                <w:sz w:val="24"/>
+                <w:lang w:val="en-US"/>
+              </w:rPr>
             </w:pPr>
             <w:r>
-              <w:rPr/>
+              <w:rPr>
+                <w:rFonts w:ascii="Liberation Serif;Liberation Serif_EmbeddedFont;Liberation Serif_MSFontService;sans-serif" w:hAnsi="Liberation Serif;Liberation Serif_EmbeddedFont;Liberation Serif_MSFontService;sans-serif"/>
+                <w:b w:val="false"/>
+                <w:bCs/>
+                <w:i w:val="false"/>
+                <w:caps w:val="false"/>
+                <w:smallCaps w:val="false"/>
+                <w:sz w:val="24"/>
+                <w:lang w:val="en-US"/>
+              </w:rPr>
               <w:t>Weekly log document created</w:t>
             </w:r>
+            <w:r>
+              <w:rPr>
+                <w:rFonts w:ascii="Liberation Serif;Liberation Serif_MSFontService;sans-serif" w:hAnsi="Liberation Serif;Liberation Serif_MSFontService;sans-serif"/>
+                <w:b w:val="false"/>
+                <w:bCs/>
+                <w:i w:val="false"/>
+                <w:caps w:val="false"/>
+                <w:smallCaps w:val="false"/>
+                <w:sz w:val="24"/>
+                <w:lang w:val="en-US"/>
+              </w:rPr>
+              <w:t> </w:t>
+            </w:r>
           </w:p>
-          <w:p wp14:textId="7C248721">
+          <w:p>
             <w:pPr>
               <w:pStyle w:val="TableContents"/>
+              <w:widowControl/>
               <w:numPr>
                 <w:ilvl w:val="0"/>
-                <w:numId w:val="1"/>
+                <w:numId w:val="3"/>
               </w:numPr>
-              <w:rPr/>
+              <w:pBdr/>
+              <w:tabs>
+                <w:tab w:val="clear" w:pos="709"/>
+                <w:tab w:val="left" w:pos="0" w:leader="none"/>
+              </w:tabs>
+              <w:spacing w:lineRule="atLeast" w:line="300" w:before="0" w:after="283"/>
+              <w:ind w:hanging="283" w:start="709" w:end="0"/>
+              <w:jc w:val="start"/>
+              <w:rPr>
+                <w:rFonts w:ascii="Liberation Serif;Liberation Serif_MSFontService;sans-serif" w:hAnsi="Liberation Serif;Liberation Serif_MSFontService;sans-serif"/>
+                <w:b w:val="false"/>
+                <w:bCs/>
+                <w:i w:val="false"/>
+                <w:caps w:val="false"/>
+                <w:smallCaps w:val="false"/>
+                <w:sz w:val="24"/>
+                <w:lang w:val="en-US"/>
+              </w:rPr>
             </w:pPr>
             <w:r>
-              <w:rPr/>
+              <w:rPr>
+                <w:rFonts w:ascii="Liberation Serif;Liberation Serif_EmbeddedFont;Liberation Serif_MSFontService;sans-serif" w:hAnsi="Liberation Serif;Liberation Serif_EmbeddedFont;Liberation Serif_MSFontService;sans-serif"/>
+                <w:b w:val="false"/>
+                <w:bCs/>
+                <w:i w:val="false"/>
+                <w:caps w:val="false"/>
+                <w:smallCaps w:val="false"/>
+                <w:sz w:val="24"/>
+                <w:lang w:val="en-US"/>
+              </w:rPr>
               <w:t>Work division doc created</w:t>
+            </w:r>
+            <w:r>
+              <w:rPr>
+                <w:rFonts w:ascii="Liberation Serif;Liberation Serif_MSFontService;sans-serif" w:hAnsi="Liberation Serif;Liberation Serif_MSFontService;sans-serif"/>
+                <w:b w:val="false"/>
+                <w:bCs/>
+                <w:i w:val="false"/>
+                <w:caps w:val="false"/>
+                <w:smallCaps w:val="false"/>
+                <w:sz w:val="24"/>
+                <w:lang w:val="en-US"/>
+              </w:rPr>
+              <w:t> </w:t>
             </w:r>
           </w:p>
         </w:tc>
         <w:tc>
           <w:tcPr>
-            <w:tcW w:w="4478" w:type="dxa"/>
+            <w:tcW w:w="3525" w:type="dxa"/>
             <w:tcBorders>
-              <w:left w:val="single" w:color="000000" w:themeColor="text2" w:sz="4"/>
-              <w:start w:val="single" w:color="000000" w:sz="4" w:space="0"/>
-              <w:bottom w:val="single" w:color="000000" w:themeColor="text2" w:sz="4" w:space="0"/>
-              <w:right w:val="single" w:color="000000" w:themeColor="text2" w:sz="4"/>
-              <w:end w:val="single" w:color="000000" w:sz="4" w:space="0"/>
+              <w:bottom w:val="single" w:sz="6" w:space="0" w:color="000000"/>
+              <w:end w:val="single" w:sz="6" w:space="0" w:color="000000"/>
             </w:tcBorders>
-            <w:tcMar/>
+            <w:tcMar>
+              <w:top w:w="0" w:type="dxa"/>
+              <w:end w:w="28" w:type="dxa"/>
+            </w:tcMar>
+            <w:vAlign w:val="center"/>
           </w:tcPr>
-          <w:p wp14:textId="065AB5C3">
+          <w:p>
             <w:pPr>
               <w:pStyle w:val="TableContents"/>
+              <w:widowControl/>
+              <w:pBdr/>
+              <w:spacing w:lineRule="atLeast" w:line="300" w:before="0" w:after="0"/>
+              <w:ind w:hanging="0" w:start="0" w:end="0"/>
+              <w:jc w:val="start"/>
+              <w:rPr>
+                <w:b w:val="false"/>
+                <w:bCs/>
+                <w:i w:val="false"/>
+                <w:caps w:val="false"/>
+                <w:smallCaps w:val="false"/>
+                <w:lang w:val="en-US"/>
+              </w:rPr>
             </w:pPr>
             <w:r>
-              <w:rPr/>
+              <w:rPr>
+                <w:rFonts w:ascii="Liberation Serif;Liberation Serif_EmbeddedFont;Liberation Serif_MSFontService;sans-serif" w:hAnsi="Liberation Serif;Liberation Serif_EmbeddedFont;Liberation Serif_MSFontService;sans-serif"/>
+                <w:b w:val="false"/>
+                <w:bCs/>
+                <w:i w:val="false"/>
+                <w:caps w:val="false"/>
+                <w:smallCaps w:val="false"/>
+                <w:sz w:val="24"/>
+                <w:lang w:val="en-US"/>
+              </w:rPr>
               <w:t>We divided the work and discussed what parts each of us should focus on</w:t>
+            </w:r>
+            <w:r>
+              <w:rPr>
+                <w:b w:val="false"/>
+                <w:bCs/>
+                <w:i w:val="false"/>
+                <w:caps w:val="false"/>
+                <w:smallCaps w:val="false"/>
+                <w:lang w:val="en-US"/>
+              </w:rPr>
+              <w:t> </w:t>
             </w:r>
           </w:p>
         </w:tc>
       </w:tr>
-      <w:tr xmlns:wp14="http://schemas.microsoft.com/office/word/2010/wordml" wp14:textId="77777777">
+      <w:tr>
         <w:trPr/>
         <w:tc>
           <w:tcPr>
-            <w:tcW w:w="1350" w:type="dxa"/>
+            <w:tcW w:w="722" w:type="dxa"/>
             <w:tcBorders>
-              <w:left w:val="single" w:color="000000" w:themeColor="text2" w:sz="4"/>
-              <w:start w:val="single" w:color="000000" w:sz="4" w:space="0"/>
-              <w:bottom w:val="single" w:color="000000" w:themeColor="text2" w:sz="4" w:space="0"/>
+              <w:bottom w:val="single" w:sz="6" w:space="0" w:color="000000"/>
             </w:tcBorders>
-            <w:tcMar/>
+            <w:tcMar>
+              <w:top w:w="0" w:type="dxa"/>
+            </w:tcMar>
+            <w:vAlign w:val="center"/>
           </w:tcPr>
-          <w:p wp14:textId="434FB939">
+          <w:p>
             <w:pPr>
               <w:pStyle w:val="TableContents"/>
+              <w:widowControl/>
+              <w:pBdr/>
+              <w:spacing w:lineRule="atLeast" w:line="300" w:before="0" w:after="0"/>
+              <w:ind w:hanging="0" w:start="0" w:end="0"/>
+              <w:jc w:val="start"/>
+              <w:rPr>
+                <w:b w:val="false"/>
+                <w:bCs/>
+                <w:i w:val="false"/>
+                <w:caps w:val="false"/>
+                <w:smallCaps w:val="false"/>
+                <w:lang w:val="en-US"/>
+              </w:rPr>
             </w:pPr>
             <w:r>
-              <w:rPr/>
+              <w:rPr>
+                <w:rFonts w:ascii="Liberation Serif;Liberation Serif_EmbeddedFont;Liberation Serif_MSFontService;sans-serif" w:hAnsi="Liberation Serif;Liberation Serif_EmbeddedFont;Liberation Serif_MSFontService;sans-serif"/>
+                <w:b w:val="false"/>
+                <w:bCs/>
+                <w:i w:val="false"/>
+                <w:caps w:val="false"/>
+                <w:smallCaps w:val="false"/>
+                <w:sz w:val="24"/>
+                <w:lang w:val="en-US"/>
+              </w:rPr>
               <w:t>10/4</w:t>
+            </w:r>
+            <w:r>
+              <w:rPr>
+                <w:b w:val="false"/>
+                <w:bCs/>
+                <w:i w:val="false"/>
+                <w:caps w:val="false"/>
+                <w:smallCaps w:val="false"/>
+                <w:lang w:val="en-US"/>
+              </w:rPr>
+              <w:t> </w:t>
             </w:r>
           </w:p>
         </w:tc>
         <w:tc>
           <w:tcPr>
-            <w:tcW w:w="4144" w:type="dxa"/>
+            <w:tcW w:w="5725" w:type="dxa"/>
             <w:tcBorders>
-              <w:left w:val="single" w:color="000000" w:themeColor="text2" w:sz="4"/>
-              <w:start w:val="single" w:color="000000" w:sz="4" w:space="0"/>
-              <w:bottom w:val="single" w:color="000000" w:themeColor="text2" w:sz="4" w:space="0"/>
+              <w:bottom w:val="single" w:sz="6" w:space="0" w:color="000000"/>
             </w:tcBorders>
-            <w:tcMar/>
+            <w:tcMar>
+              <w:top w:w="0" w:type="dxa"/>
+            </w:tcMar>
+            <w:vAlign w:val="center"/>
           </w:tcPr>
-          <w:p wp14:textId="7922AC24">
+          <w:p>
             <w:pPr>
               <w:pStyle w:val="TableContents"/>
+              <w:widowControl/>
+              <w:pBdr/>
+              <w:spacing w:lineRule="atLeast" w:line="300" w:before="0" w:after="0"/>
+              <w:ind w:hanging="0" w:start="0" w:end="0"/>
+              <w:jc w:val="start"/>
+              <w:rPr>
+                <w:b w:val="false"/>
+                <w:bCs/>
+                <w:i w:val="false"/>
+                <w:caps w:val="false"/>
+                <w:smallCaps w:val="false"/>
+                <w:lang w:val="en-US"/>
+              </w:rPr>
             </w:pPr>
             <w:r>
-              <w:rPr/>
+              <w:rPr>
+                <w:rFonts w:ascii="Liberation Serif;Liberation Serif_EmbeddedFont;Liberation Serif_MSFontService;sans-serif" w:hAnsi="Liberation Serif;Liberation Serif_EmbeddedFont;Liberation Serif_MSFontService;sans-serif"/>
+                <w:b w:val="false"/>
+                <w:bCs/>
+                <w:i w:val="false"/>
+                <w:caps w:val="false"/>
+                <w:smallCaps w:val="false"/>
+                <w:sz w:val="24"/>
+                <w:lang w:val="en-US"/>
+              </w:rPr>
               <w:t>Jacob:</w:t>
             </w:r>
+            <w:r>
+              <w:rPr>
+                <w:b w:val="false"/>
+                <w:bCs/>
+                <w:i w:val="false"/>
+                <w:caps w:val="false"/>
+                <w:smallCaps w:val="false"/>
+                <w:lang w:val="en-US"/>
+              </w:rPr>
+              <w:t> </w:t>
+            </w:r>
           </w:p>
-          <w:p wp14:textId="444E455E">
+          <w:p>
             <w:pPr>
               <w:pStyle w:val="TableContents"/>
-              <w:numPr>
-                <w:ilvl w:val="0"/>
-                <w:numId w:val="2"/>
-              </w:numPr>
-              <w:rPr/>
-            </w:pPr>
-            <w:r>
-              <w:rPr/>
-              <w:t xml:space="preserve">Created source files and port </w:t>
-            </w:r>
-            <w:r>
-              <w:rPr/>
-              <w:t>map</w:t>
-            </w:r>
-            <w:r>
-              <w:rPr/>
-              <w:t xml:space="preserve"> for Program Counter, Instruction </w:t>
-            </w:r>
-            <w:r>
-              <w:rPr/>
-              <w:t>M</w:t>
-            </w:r>
-            <w:r>
-              <w:rPr/>
-              <w:t xml:space="preserve">emory, Data </w:t>
-            </w:r>
-            <w:r>
-              <w:rPr/>
-              <w:t>M</w:t>
-            </w:r>
-            <w:r>
-              <w:rPr/>
-              <w:t xml:space="preserve">emory, and </w:t>
-            </w:r>
-            <w:r>
-              <w:rPr/>
-              <w:t>Control Unit.</w:t>
-            </w:r>
-          </w:p>
-          <w:p wp14:textId="58302BF4">
-            <w:pPr>
-              <w:pStyle w:val="TableContents"/>
-              <w:numPr>
-                <w:ilvl w:val="0"/>
-                <w:numId w:val="2"/>
-              </w:numPr>
-              <w:rPr/>
-            </w:pPr>
-            <w:r>
-              <w:rPr/>
-              <w:t>Started working on the behavioral design for Program Counter and Instruction Memory</w:t>
-            </w:r>
-          </w:p>
-          <w:p wp14:textId="000CDC8F">
-            <w:pPr>
-              <w:widowControl w:val="0"/>
-              <w:spacing w:before="0" w:after="0"/>
-              <w:rPr>
-                <w:rFonts w:ascii="Liberation Serif" w:hAnsi="Liberation Serif" w:eastAsia="Liberation Serif" w:cs="Liberation Serif"/>
-                <w:b w:val="0"/>
-                <w:bCs w:val="0"/>
-                <w:i w:val="0"/>
-                <w:iCs w:val="0"/>
-                <w:noProof w:val="0"/>
-                <w:sz w:val="24"/>
-                <w:szCs w:val="24"/>
-                <w:lang w:val="en-US"/>
-              </w:rPr>
-            </w:pPr>
-            <w:r>
-              <w:rPr>
-                <w:rFonts w:ascii="Liberation Serif" w:hAnsi="Liberation Serif" w:eastAsia="Liberation Serif" w:cs="Liberation Serif"/>
-                <w:b w:val="0"/>
-                <w:bCs w:val="0"/>
-                <w:i w:val="0"/>
-                <w:iCs w:val="0"/>
-                <w:noProof w:val="0"/>
-                <w:sz w:val="24"/>
-                <w:szCs w:val="24"/>
-                <w:lang w:val="en-US"/>
-              </w:rPr>
-              <w:t>Allie:</w:t>
-            </w:r>
-          </w:p>
-          <w:p wp14:textId="3F6BAB27">
-            <w:pPr>
-              <w:pStyle w:val="ListParagraph"/>
-              <w:widowControl w:val="0"/>
+              <w:widowControl/>
               <w:numPr>
                 <w:ilvl w:val="0"/>
                 <w:numId w:val="4"/>
               </w:numPr>
-              <w:spacing w:before="0" w:after="0"/>
-              <w:rPr>
-                <w:rFonts w:ascii="Liberation Serif" w:hAnsi="Liberation Serif" w:eastAsia="Liberation Serif" w:cs="Liberation Serif"/>
-                <w:b w:val="0"/>
-                <w:bCs w:val="0"/>
-                <w:i w:val="0"/>
-                <w:iCs w:val="0"/>
-                <w:noProof w:val="0"/>
-                <w:sz w:val="24"/>
-                <w:szCs w:val="24"/>
+              <w:pBdr/>
+              <w:tabs>
+                <w:tab w:val="clear" w:pos="709"/>
+                <w:tab w:val="left" w:pos="0" w:leader="none"/>
+              </w:tabs>
+              <w:spacing w:lineRule="atLeast" w:line="300" w:before="0" w:after="283"/>
+              <w:ind w:hanging="283" w:start="1069" w:end="0"/>
+              <w:jc w:val="start"/>
+              <w:rPr>
+                <w:rFonts w:ascii="Liberation Serif;Liberation Serif_MSFontService;sans-serif" w:hAnsi="Liberation Serif;Liberation Serif_MSFontService;sans-serif"/>
+                <w:b w:val="false"/>
+                <w:bCs/>
+                <w:i w:val="false"/>
+                <w:caps w:val="false"/>
+                <w:smallCaps w:val="false"/>
+                <w:sz w:val="24"/>
                 <w:lang w:val="en-US"/>
               </w:rPr>
             </w:pPr>
             <w:r>
               <w:rPr>
-                <w:rFonts w:ascii="Liberation Serif" w:hAnsi="Liberation Serif" w:eastAsia="Liberation Serif" w:cs="Liberation Serif"/>
-                <w:b w:val="0"/>
-                <w:bCs w:val="0"/>
-                <w:i w:val="0"/>
-                <w:iCs w:val="0"/>
-                <w:noProof w:val="0"/>
-                <w:sz w:val="24"/>
-                <w:szCs w:val="24"/>
-                <w:lang w:val="en-US"/>
-              </w:rPr>
-              <w:t>Started source file for Register File.</w:t>
+                <w:rFonts w:ascii="Liberation Serif;Liberation Serif_EmbeddedFont;Liberation Serif_MSFontService;sans-serif" w:hAnsi="Liberation Serif;Liberation Serif_EmbeddedFont;Liberation Serif_MSFontService;sans-serif"/>
+                <w:b w:val="false"/>
+                <w:bCs/>
+                <w:i w:val="false"/>
+                <w:caps w:val="false"/>
+                <w:smallCaps w:val="false"/>
+                <w:sz w:val="24"/>
+                <w:lang w:val="en-US"/>
+              </w:rPr>
+              <w:t>Created source files and port map for Program Counter, Instruction Memory, Data Memory, and Control Unit.</w:t>
+            </w:r>
+            <w:r>
+              <w:rPr>
+                <w:rFonts w:ascii="Liberation Serif;Liberation Serif_MSFontService;sans-serif" w:hAnsi="Liberation Serif;Liberation Serif_MSFontService;sans-serif"/>
+                <w:b w:val="false"/>
+                <w:bCs/>
+                <w:i w:val="false"/>
+                <w:caps w:val="false"/>
+                <w:smallCaps w:val="false"/>
+                <w:sz w:val="24"/>
+                <w:lang w:val="en-US"/>
+              </w:rPr>
+              <w:t> </w:t>
             </w:r>
           </w:p>
-          <w:p wp14:textId="1A72393D">
+          <w:p>
             <w:pPr>
-              <w:pStyle w:val="ListParagraph"/>
-              <w:widowControl w:val="0"/>
+              <w:pStyle w:val="TableContents"/>
+              <w:widowControl/>
               <w:numPr>
                 <w:ilvl w:val="0"/>
-                <w:numId w:val="4"/>
+                <w:numId w:val="5"/>
               </w:numPr>
-              <w:spacing w:before="0" w:after="0"/>
-              <w:rPr>
-                <w:rFonts w:ascii="Liberation Serif" w:hAnsi="Liberation Serif" w:eastAsia="Liberation Serif" w:cs="Liberation Serif"/>
-                <w:b w:val="0"/>
-                <w:bCs w:val="0"/>
-                <w:i w:val="0"/>
-                <w:iCs w:val="0"/>
-                <w:noProof w:val="0"/>
-                <w:sz w:val="24"/>
-                <w:szCs w:val="24"/>
+              <w:pBdr/>
+              <w:tabs>
+                <w:tab w:val="clear" w:pos="709"/>
+                <w:tab w:val="left" w:pos="0" w:leader="none"/>
+              </w:tabs>
+              <w:spacing w:lineRule="atLeast" w:line="300" w:before="0" w:after="283"/>
+              <w:ind w:hanging="283" w:start="1069" w:end="0"/>
+              <w:jc w:val="start"/>
+              <w:rPr>
+                <w:rFonts w:ascii="Liberation Serif;Liberation Serif_MSFontService;sans-serif" w:hAnsi="Liberation Serif;Liberation Serif_MSFontService;sans-serif"/>
+                <w:b w:val="false"/>
+                <w:bCs/>
+                <w:i w:val="false"/>
+                <w:caps w:val="false"/>
+                <w:smallCaps w:val="false"/>
+                <w:sz w:val="24"/>
                 <w:lang w:val="en-US"/>
               </w:rPr>
             </w:pPr>
             <w:r>
               <w:rPr>
-                <w:rFonts w:ascii="Liberation Serif" w:hAnsi="Liberation Serif" w:eastAsia="Liberation Serif" w:cs="Liberation Serif"/>
-                <w:b w:val="0"/>
-                <w:bCs w:val="0"/>
-                <w:i w:val="0"/>
-                <w:iCs w:val="0"/>
-                <w:noProof w:val="0"/>
-                <w:sz w:val="24"/>
-                <w:szCs w:val="24"/>
+                <w:rFonts w:ascii="Liberation Serif;Liberation Serif_EmbeddedFont;Liberation Serif_MSFontService;sans-serif" w:hAnsi="Liberation Serif;Liberation Serif_EmbeddedFont;Liberation Serif_MSFontService;sans-serif"/>
+                <w:b w:val="false"/>
+                <w:bCs/>
+                <w:i w:val="false"/>
+                <w:caps w:val="false"/>
+                <w:smallCaps w:val="false"/>
+                <w:sz w:val="24"/>
+                <w:lang w:val="en-US"/>
+              </w:rPr>
+              <w:t>Started working on the behavioral design for Program Counter and Instruction Memory</w:t>
+            </w:r>
+            <w:r>
+              <w:rPr>
+                <w:rFonts w:ascii="Liberation Serif;Liberation Serif_MSFontService;sans-serif" w:hAnsi="Liberation Serif;Liberation Serif_MSFontService;sans-serif"/>
+                <w:b w:val="false"/>
+                <w:bCs/>
+                <w:i w:val="false"/>
+                <w:caps w:val="false"/>
+                <w:smallCaps w:val="false"/>
+                <w:sz w:val="24"/>
+                <w:lang w:val="en-US"/>
+              </w:rPr>
+              <w:t> </w:t>
+            </w:r>
+          </w:p>
+          <w:p>
+            <w:pPr>
+              <w:pStyle w:val="TableContents"/>
+              <w:widowControl/>
+              <w:pBdr/>
+              <w:spacing w:lineRule="atLeast" w:line="300" w:before="0" w:after="0"/>
+              <w:ind w:hanging="0" w:start="0" w:end="0"/>
+              <w:jc w:val="start"/>
+              <w:rPr>
+                <w:b w:val="false"/>
+                <w:bCs/>
+                <w:i w:val="false"/>
+                <w:caps w:val="false"/>
+                <w:smallCaps w:val="false"/>
+                <w:lang w:val="en-US"/>
+              </w:rPr>
+            </w:pPr>
+            <w:r>
+              <w:rPr>
+                <w:rFonts w:ascii="Liberation Serif;Liberation Serif_EmbeddedFont;Liberation Serif_MSFontService;sans-serif" w:hAnsi="Liberation Serif;Liberation Serif_EmbeddedFont;Liberation Serif_MSFontService;sans-serif"/>
+                <w:b w:val="false"/>
+                <w:bCs/>
+                <w:i w:val="false"/>
+                <w:caps w:val="false"/>
+                <w:smallCaps w:val="false"/>
+                <w:sz w:val="24"/>
+                <w:lang w:val="en-US"/>
+              </w:rPr>
+              <w:t>Allie:</w:t>
+            </w:r>
+            <w:r>
+              <w:rPr>
+                <w:b w:val="false"/>
+                <w:bCs/>
+                <w:i w:val="false"/>
+                <w:caps w:val="false"/>
+                <w:smallCaps w:val="false"/>
+                <w:lang w:val="en-US"/>
+              </w:rPr>
+              <w:t> </w:t>
+            </w:r>
+          </w:p>
+          <w:p>
+            <w:pPr>
+              <w:pStyle w:val="TableContents"/>
+              <w:widowControl/>
+              <w:numPr>
+                <w:ilvl w:val="0"/>
+                <w:numId w:val="6"/>
+              </w:numPr>
+              <w:pBdr/>
+              <w:tabs>
+                <w:tab w:val="clear" w:pos="709"/>
+                <w:tab w:val="left" w:pos="0" w:leader="none"/>
+              </w:tabs>
+              <w:spacing w:lineRule="atLeast" w:line="300" w:before="0" w:after="283"/>
+              <w:ind w:hanging="283" w:start="1069" w:end="0"/>
+              <w:jc w:val="start"/>
+              <w:rPr>
+                <w:rFonts w:ascii="Liberation Serif;Liberation Serif_MSFontService;sans-serif" w:hAnsi="Liberation Serif;Liberation Serif_MSFontService;sans-serif"/>
+                <w:b w:val="false"/>
+                <w:bCs/>
+                <w:i w:val="false"/>
+                <w:caps w:val="false"/>
+                <w:smallCaps w:val="false"/>
+                <w:sz w:val="24"/>
+                <w:lang w:val="en-US"/>
+              </w:rPr>
+            </w:pPr>
+            <w:r>
+              <w:rPr>
+                <w:rFonts w:ascii="Liberation Serif;Liberation Serif_EmbeddedFont;Liberation Serif_MSFontService;sans-serif" w:hAnsi="Liberation Serif;Liberation Serif_EmbeddedFont;Liberation Serif_MSFontService;sans-serif"/>
+                <w:b w:val="false"/>
+                <w:bCs/>
+                <w:i w:val="false"/>
+                <w:caps w:val="false"/>
+                <w:smallCaps w:val="false"/>
+                <w:sz w:val="24"/>
+                <w:lang w:val="en-US"/>
+              </w:rPr>
+              <w:t>Started source file for Register File.</w:t>
+            </w:r>
+            <w:r>
+              <w:rPr>
+                <w:rFonts w:ascii="Liberation Serif;Liberation Serif_MSFontService;sans-serif" w:hAnsi="Liberation Serif;Liberation Serif_MSFontService;sans-serif"/>
+                <w:b w:val="false"/>
+                <w:bCs/>
+                <w:i w:val="false"/>
+                <w:caps w:val="false"/>
+                <w:smallCaps w:val="false"/>
+                <w:sz w:val="24"/>
+                <w:lang w:val="en-US"/>
+              </w:rPr>
+              <w:t> </w:t>
+            </w:r>
+          </w:p>
+          <w:p>
+            <w:pPr>
+              <w:pStyle w:val="TableContents"/>
+              <w:widowControl/>
+              <w:numPr>
+                <w:ilvl w:val="0"/>
+                <w:numId w:val="7"/>
+              </w:numPr>
+              <w:pBdr/>
+              <w:tabs>
+                <w:tab w:val="clear" w:pos="709"/>
+                <w:tab w:val="left" w:pos="0" w:leader="none"/>
+              </w:tabs>
+              <w:spacing w:lineRule="atLeast" w:line="300" w:before="0" w:after="283"/>
+              <w:ind w:hanging="283" w:start="709" w:end="0"/>
+              <w:jc w:val="start"/>
+              <w:rPr>
+                <w:rFonts w:ascii="Liberation Serif;Liberation Serif_MSFontService;sans-serif" w:hAnsi="Liberation Serif;Liberation Serif_MSFontService;sans-serif"/>
+                <w:b w:val="false"/>
+                <w:bCs/>
+                <w:i w:val="false"/>
+                <w:caps w:val="false"/>
+                <w:smallCaps w:val="false"/>
+                <w:sz w:val="24"/>
+                <w:lang w:val="en-US"/>
+              </w:rPr>
+            </w:pPr>
+            <w:r>
+              <w:rPr>
+                <w:rFonts w:ascii="Liberation Serif;Liberation Serif_EmbeddedFont;Liberation Serif_MSFontService;sans-serif" w:hAnsi="Liberation Serif;Liberation Serif_EmbeddedFont;Liberation Serif_MSFontService;sans-serif"/>
+                <w:b w:val="false"/>
+                <w:bCs/>
+                <w:i w:val="false"/>
+                <w:caps w:val="false"/>
+                <w:smallCaps w:val="false"/>
+                <w:sz w:val="24"/>
                 <w:lang w:val="en-US"/>
               </w:rPr>
               <w:t>Started top level design for Register File and ALU</w:t>
+            </w:r>
+            <w:r>
+              <w:rPr>
+                <w:rFonts w:ascii="Liberation Serif;Liberation Serif_MSFontService;sans-serif" w:hAnsi="Liberation Serif;Liberation Serif_MSFontService;sans-serif"/>
+                <w:b w:val="false"/>
+                <w:bCs/>
+                <w:i w:val="false"/>
+                <w:caps w:val="false"/>
+                <w:smallCaps w:val="false"/>
+                <w:sz w:val="24"/>
+                <w:lang w:val="en-US"/>
+              </w:rPr>
+              <w:t> </w:t>
             </w:r>
           </w:p>
         </w:tc>
         <w:tc>
           <w:tcPr>
-            <w:tcW w:w="4478" w:type="dxa"/>
+            <w:tcW w:w="3525" w:type="dxa"/>
             <w:tcBorders>
-              <w:left w:val="single" w:color="000000" w:themeColor="text2" w:sz="4"/>
-              <w:start w:val="single" w:color="000000" w:sz="4" w:space="0"/>
-              <w:bottom w:val="single" w:color="000000" w:themeColor="text2" w:sz="4" w:space="0"/>
-              <w:right w:val="single" w:color="000000" w:themeColor="text2" w:sz="4"/>
-              <w:end w:val="single" w:color="000000" w:sz="4" w:space="0"/>
+              <w:bottom w:val="single" w:sz="6" w:space="0" w:color="000000"/>
+              <w:end w:val="single" w:sz="6" w:space="0" w:color="000000"/>
             </w:tcBorders>
-            <w:tcMar/>
+            <w:tcMar>
+              <w:top w:w="0" w:type="dxa"/>
+              <w:end w:w="28" w:type="dxa"/>
+            </w:tcMar>
+            <w:vAlign w:val="center"/>
           </w:tcPr>
-          <w:p wp14:textId="7A95DDBD">
+          <w:p>
             <w:pPr>
               <w:pStyle w:val="TableContents"/>
-              <w:ind w:left="0"/>
+              <w:widowControl/>
+              <w:pBdr/>
+              <w:spacing w:lineRule="atLeast" w:line="300" w:before="0" w:after="0"/>
+              <w:ind w:hanging="0" w:start="0" w:end="0"/>
+              <w:jc w:val="start"/>
+              <w:rPr>
+                <w:b w:val="false"/>
+                <w:bCs/>
+                <w:i w:val="false"/>
+                <w:caps w:val="false"/>
+                <w:smallCaps w:val="false"/>
+                <w:lang w:val="en-US"/>
+              </w:rPr>
             </w:pPr>
             <w:r>
-              <w:rPr/>
+              <w:rPr>
+                <w:rFonts w:ascii="Liberation Serif;Liberation Serif_EmbeddedFont;Liberation Serif_MSFontService;sans-serif" w:hAnsi="Liberation Serif;Liberation Serif_EmbeddedFont;Liberation Serif_MSFontService;sans-serif"/>
+                <w:b w:val="false"/>
+                <w:bCs/>
+                <w:i w:val="false"/>
+                <w:caps w:val="false"/>
+                <w:smallCaps w:val="false"/>
+                <w:sz w:val="24"/>
+                <w:lang w:val="en-US"/>
+              </w:rPr>
               <w:t>No meeting today</w:t>
+            </w:r>
+            <w:r>
+              <w:rPr>
+                <w:b w:val="false"/>
+                <w:bCs/>
+                <w:i w:val="false"/>
+                <w:caps w:val="false"/>
+                <w:smallCaps w:val="false"/>
+                <w:lang w:val="en-US"/>
+              </w:rPr>
+              <w:t> </w:t>
             </w:r>
           </w:p>
         </w:tc>
       </w:tr>
-      <w:tr xmlns:wp14="http://schemas.microsoft.com/office/word/2010/wordml" wp14:textId="77777777">
+      <w:tr>
         <w:trPr/>
         <w:tc>
           <w:tcPr>
-            <w:tcW w:w="1350" w:type="dxa"/>
+            <w:tcW w:w="722" w:type="dxa"/>
             <w:tcBorders>
-              <w:left w:val="single" w:color="000000" w:themeColor="text2" w:sz="4"/>
-              <w:start w:val="single" w:color="000000" w:sz="4" w:space="0"/>
-              <w:bottom w:val="single" w:color="000000" w:themeColor="text2" w:sz="4" w:space="0"/>
+              <w:bottom w:val="single" w:sz="6" w:space="0" w:color="000000"/>
             </w:tcBorders>
-            <w:tcMar/>
+            <w:tcMar>
+              <w:top w:w="0" w:type="dxa"/>
+            </w:tcMar>
+            <w:vAlign w:val="center"/>
           </w:tcPr>
-          <w:p wp14:textId="77777777">
+          <w:p>
             <w:pPr>
               <w:pStyle w:val="TableContents"/>
-              <w:rPr/>
+              <w:widowControl/>
+              <w:pBdr/>
+              <w:spacing w:lineRule="atLeast" w:line="300" w:before="0" w:after="0"/>
+              <w:ind w:hanging="0" w:start="0" w:end="0"/>
+              <w:jc w:val="start"/>
+              <w:rPr>
+                <w:b w:val="false"/>
+                <w:bCs/>
+                <w:i w:val="false"/>
+                <w:caps w:val="false"/>
+                <w:smallCaps w:val="false"/>
+                <w:lang w:val="en-US"/>
+              </w:rPr>
             </w:pPr>
             <w:r>
-              <w:rPr/>
+              <w:rPr>
+                <w:rFonts w:ascii="Liberation Serif;Liberation Serif_EmbeddedFont;Liberation Serif_MSFontService;sans-serif" w:hAnsi="Liberation Serif;Liberation Serif_EmbeddedFont;Liberation Serif_MSFontService;sans-serif"/>
+                <w:b w:val="false"/>
+                <w:bCs/>
+                <w:i w:val="false"/>
+                <w:caps w:val="false"/>
+                <w:smallCaps w:val="false"/>
+                <w:sz w:val="24"/>
+                <w:lang w:val="en-US"/>
+              </w:rPr>
+              <w:t>10/9</w:t>
+            </w:r>
+            <w:r>
+              <w:rPr>
+                <w:b w:val="false"/>
+                <w:bCs/>
+                <w:i w:val="false"/>
+                <w:caps w:val="false"/>
+                <w:smallCaps w:val="false"/>
+                <w:lang w:val="en-US"/>
+              </w:rPr>
+              <w:t> </w:t>
             </w:r>
           </w:p>
         </w:tc>
         <w:tc>
           <w:tcPr>
-            <w:tcW w:w="4144" w:type="dxa"/>
+            <w:tcW w:w="5725" w:type="dxa"/>
             <w:tcBorders>
-              <w:left w:val="single" w:color="000000" w:themeColor="text2" w:sz="4"/>
-              <w:start w:val="single" w:color="000000" w:sz="4" w:space="0"/>
-              <w:bottom w:val="single" w:color="000000" w:themeColor="text2" w:sz="4" w:space="0"/>
+              <w:bottom w:val="single" w:sz="6" w:space="0" w:color="000000"/>
             </w:tcBorders>
-            <w:tcMar/>
+            <w:tcMar>
+              <w:top w:w="0" w:type="dxa"/>
+            </w:tcMar>
+            <w:vAlign w:val="center"/>
           </w:tcPr>
-          <w:p wp14:textId="77777777">
+          <w:p>
             <w:pPr>
               <w:pStyle w:val="TableContents"/>
-              <w:rPr/>
+              <w:widowControl/>
+              <w:pBdr/>
+              <w:spacing w:lineRule="atLeast" w:line="300" w:before="0" w:after="0"/>
+              <w:ind w:hanging="0" w:start="0" w:end="0"/>
+              <w:jc w:val="start"/>
+              <w:rPr>
+                <w:b w:val="false"/>
+                <w:bCs/>
+                <w:i w:val="false"/>
+                <w:caps w:val="false"/>
+                <w:smallCaps w:val="false"/>
+                <w:lang w:val="en-US"/>
+              </w:rPr>
             </w:pPr>
             <w:r>
-              <w:rPr/>
+              <w:rPr>
+                <w:rFonts w:ascii="Liberation Serif;Liberation Serif_EmbeddedFont;Liberation Serif_MSFontService;sans-serif" w:hAnsi="Liberation Serif;Liberation Serif_EmbeddedFont;Liberation Serif_MSFontService;sans-serif"/>
+                <w:b w:val="false"/>
+                <w:bCs/>
+                <w:i w:val="false"/>
+                <w:caps w:val="false"/>
+                <w:smallCaps w:val="false"/>
+                <w:sz w:val="24"/>
+                <w:lang w:val="en-US"/>
+              </w:rPr>
+              <w:t>Jacob:</w:t>
+            </w:r>
+            <w:r>
+              <w:rPr>
+                <w:b w:val="false"/>
+                <w:bCs/>
+                <w:i w:val="false"/>
+                <w:caps w:val="false"/>
+                <w:smallCaps w:val="false"/>
+                <w:lang w:val="en-US"/>
+              </w:rPr>
+              <w:t> </w:t>
+            </w:r>
+          </w:p>
+          <w:p>
+            <w:pPr>
+              <w:pStyle w:val="TableContents"/>
+              <w:widowControl/>
+              <w:numPr>
+                <w:ilvl w:val="0"/>
+                <w:numId w:val="8"/>
+              </w:numPr>
+              <w:pBdr/>
+              <w:tabs>
+                <w:tab w:val="clear" w:pos="709"/>
+                <w:tab w:val="left" w:pos="0" w:leader="none"/>
+              </w:tabs>
+              <w:spacing w:lineRule="atLeast" w:line="300" w:before="0" w:after="283"/>
+              <w:ind w:hanging="283" w:start="709" w:end="0"/>
+              <w:jc w:val="start"/>
+              <w:rPr>
+                <w:rFonts w:ascii="Liberation Serif;Liberation Serif_MSFontService;sans-serif" w:hAnsi="Liberation Serif;Liberation Serif_MSFontService;sans-serif"/>
+                <w:b w:val="false"/>
+                <w:bCs/>
+                <w:i w:val="false"/>
+                <w:caps w:val="false"/>
+                <w:smallCaps w:val="false"/>
+                <w:sz w:val="24"/>
+                <w:lang w:val="en-US"/>
+              </w:rPr>
+            </w:pPr>
+            <w:r>
+              <w:rPr>
+                <w:rFonts w:ascii="Liberation Serif;Liberation Serif_EmbeddedFont;Liberation Serif_MSFontService;sans-serif" w:hAnsi="Liberation Serif;Liberation Serif_EmbeddedFont;Liberation Serif_MSFontService;sans-serif"/>
+                <w:b w:val="false"/>
+                <w:bCs/>
+                <w:i w:val="false"/>
+                <w:caps w:val="false"/>
+                <w:smallCaps w:val="false"/>
+                <w:sz w:val="24"/>
+                <w:lang w:val="en-US"/>
+              </w:rPr>
+              <w:t>Worked on the Control Unit, defining the logic of each signal</w:t>
+            </w:r>
+            <w:r>
+              <w:rPr>
+                <w:rFonts w:ascii="Liberation Serif;Liberation Serif_MSFontService;sans-serif" w:hAnsi="Liberation Serif;Liberation Serif_MSFontService;sans-serif"/>
+                <w:b w:val="false"/>
+                <w:bCs/>
+                <w:i w:val="false"/>
+                <w:caps w:val="false"/>
+                <w:smallCaps w:val="false"/>
+                <w:sz w:val="24"/>
+                <w:lang w:val="en-US"/>
+              </w:rPr>
+              <w:t> </w:t>
             </w:r>
           </w:p>
         </w:tc>
         <w:tc>
           <w:tcPr>
-            <w:tcW w:w="4478" w:type="dxa"/>
+            <w:tcW w:w="3525" w:type="dxa"/>
             <w:tcBorders>
-              <w:left w:val="single" w:color="000000" w:themeColor="text2" w:sz="4"/>
-              <w:start w:val="single" w:color="000000" w:sz="4" w:space="0"/>
-              <w:bottom w:val="single" w:color="000000" w:themeColor="text2" w:sz="4" w:space="0"/>
-              <w:right w:val="single" w:color="000000" w:themeColor="text2" w:sz="4"/>
-              <w:end w:val="single" w:color="000000" w:sz="4" w:space="0"/>
+              <w:bottom w:val="single" w:sz="6" w:space="0" w:color="000000"/>
+              <w:end w:val="single" w:sz="6" w:space="0" w:color="000000"/>
             </w:tcBorders>
-            <w:tcMar/>
+            <w:tcMar>
+              <w:top w:w="0" w:type="dxa"/>
+              <w:end w:w="28" w:type="dxa"/>
+            </w:tcMar>
+            <w:vAlign w:val="center"/>
           </w:tcPr>
-          <w:p wp14:textId="77777777">
+          <w:p>
             <w:pPr>
               <w:pStyle w:val="TableContents"/>
-              <w:rPr/>
+              <w:widowControl/>
+              <w:pBdr/>
+              <w:spacing w:lineRule="atLeast" w:line="300" w:before="0" w:after="0"/>
+              <w:ind w:hanging="0" w:start="0" w:end="0"/>
+              <w:jc w:val="start"/>
+              <w:rPr>
+                <w:b w:val="false"/>
+                <w:bCs/>
+                <w:i w:val="false"/>
+                <w:caps w:val="false"/>
+                <w:smallCaps w:val="false"/>
+                <w:lang w:val="en-US"/>
+              </w:rPr>
             </w:pPr>
             <w:r>
-              <w:rPr/>
+              <w:rPr>
+                <w:rFonts w:ascii="Liberation Serif;Liberation Serif_EmbeddedFont;Liberation Serif_MSFontService;sans-serif" w:hAnsi="Liberation Serif;Liberation Serif_EmbeddedFont;Liberation Serif_MSFontService;sans-serif"/>
+                <w:b w:val="false"/>
+                <w:bCs/>
+                <w:i w:val="false"/>
+                <w:caps w:val="false"/>
+                <w:smallCaps w:val="false"/>
+                <w:sz w:val="24"/>
+                <w:lang w:val="en-US"/>
+              </w:rPr>
+              <w:t>No meeting today</w:t>
+            </w:r>
+            <w:r>
+              <w:rPr>
+                <w:b w:val="false"/>
+                <w:bCs/>
+                <w:i w:val="false"/>
+                <w:caps w:val="false"/>
+                <w:smallCaps w:val="false"/>
+                <w:lang w:val="en-US"/>
+              </w:rPr>
+              <w:t> </w:t>
             </w:r>
           </w:p>
         </w:tc>
       </w:tr>
-      <w:tr xmlns:wp14="http://schemas.microsoft.com/office/word/2010/wordml" wp14:textId="77777777">
+      <w:tr>
         <w:trPr/>
         <w:tc>
           <w:tcPr>
-            <w:tcW w:w="1350" w:type="dxa"/>
+            <w:tcW w:w="722" w:type="dxa"/>
             <w:tcBorders>
-              <w:left w:val="single" w:color="000000" w:themeColor="text2" w:sz="4"/>
-              <w:start w:val="single" w:color="000000" w:sz="4" w:space="0"/>
-              <w:bottom w:val="single" w:color="000000" w:themeColor="text2" w:sz="4" w:space="0"/>
+              <w:bottom w:val="single" w:sz="6" w:space="0" w:color="000000"/>
             </w:tcBorders>
-            <w:tcMar/>
+            <w:tcMar>
+              <w:top w:w="0" w:type="dxa"/>
+            </w:tcMar>
+            <w:vAlign w:val="center"/>
           </w:tcPr>
-          <w:p wp14:textId="77777777">
+          <w:p>
             <w:pPr>
               <w:pStyle w:val="TableContents"/>
-              <w:rPr/>
+              <w:widowControl/>
+              <w:pBdr/>
+              <w:spacing w:lineRule="atLeast" w:line="300" w:before="0" w:after="0"/>
+              <w:ind w:hanging="0" w:start="0" w:end="0"/>
+              <w:jc w:val="start"/>
+              <w:rPr>
+                <w:b w:val="false"/>
+                <w:bCs/>
+                <w:i w:val="false"/>
+                <w:caps w:val="false"/>
+                <w:smallCaps w:val="false"/>
+                <w:lang w:val="en-US"/>
+              </w:rPr>
             </w:pPr>
             <w:r>
-              <w:rPr/>
+              <w:rPr>
+                <w:rFonts w:ascii="Liberation Serif;Liberation Serif_EmbeddedFont;Liberation Serif_MSFontService;sans-serif" w:hAnsi="Liberation Serif;Liberation Serif_EmbeddedFont;Liberation Serif_MSFontService;sans-serif"/>
+                <w:b w:val="false"/>
+                <w:bCs/>
+                <w:i w:val="false"/>
+                <w:caps w:val="false"/>
+                <w:smallCaps w:val="false"/>
+                <w:sz w:val="24"/>
+                <w:lang w:val="en-US"/>
+              </w:rPr>
+              <w:t>10/14</w:t>
+            </w:r>
+            <w:r>
+              <w:rPr>
+                <w:b w:val="false"/>
+                <w:bCs/>
+                <w:i w:val="false"/>
+                <w:caps w:val="false"/>
+                <w:smallCaps w:val="false"/>
+                <w:lang w:val="en-US"/>
+              </w:rPr>
+              <w:t> </w:t>
             </w:r>
           </w:p>
         </w:tc>
         <w:tc>
           <w:tcPr>
-            <w:tcW w:w="4144" w:type="dxa"/>
+            <w:tcW w:w="5725" w:type="dxa"/>
             <w:tcBorders>
-              <w:left w:val="single" w:color="000000" w:themeColor="text2" w:sz="4"/>
-              <w:start w:val="single" w:color="000000" w:sz="4" w:space="0"/>
-              <w:bottom w:val="single" w:color="000000" w:themeColor="text2" w:sz="4" w:space="0"/>
+              <w:bottom w:val="single" w:sz="6" w:space="0" w:color="000000"/>
             </w:tcBorders>
-            <w:tcMar/>
+            <w:tcMar>
+              <w:top w:w="0" w:type="dxa"/>
+            </w:tcMar>
+            <w:vAlign w:val="center"/>
           </w:tcPr>
-          <w:p wp14:textId="77777777">
+          <w:p>
             <w:pPr>
               <w:pStyle w:val="TableContents"/>
-              <w:rPr/>
+              <w:widowControl/>
+              <w:numPr>
+                <w:ilvl w:val="0"/>
+                <w:numId w:val="9"/>
+              </w:numPr>
+              <w:pBdr/>
+              <w:tabs>
+                <w:tab w:val="clear" w:pos="709"/>
+                <w:tab w:val="left" w:pos="0" w:leader="none"/>
+              </w:tabs>
+              <w:spacing w:lineRule="atLeast" w:line="300" w:before="0" w:after="283"/>
+              <w:ind w:hanging="283" w:start="1069" w:end="0"/>
+              <w:jc w:val="start"/>
+              <w:rPr>
+                <w:rFonts w:ascii="Liberation Serif;Liberation Serif_MSFontService;sans-serif" w:hAnsi="Liberation Serif;Liberation Serif_MSFontService;sans-serif"/>
+                <w:b w:val="false"/>
+                <w:bCs/>
+                <w:i w:val="false"/>
+                <w:caps w:val="false"/>
+                <w:smallCaps w:val="false"/>
+                <w:sz w:val="24"/>
+                <w:lang w:val="en-US"/>
+              </w:rPr>
             </w:pPr>
             <w:r>
-              <w:rPr/>
+              <w:rPr>
+                <w:rFonts w:ascii="Liberation Serif;Liberation Serif_EmbeddedFont;Liberation Serif_MSFontService;sans-serif" w:hAnsi="Liberation Serif;Liberation Serif_EmbeddedFont;Liberation Serif_MSFontService;sans-serif"/>
+                <w:b w:val="false"/>
+                <w:bCs/>
+                <w:i w:val="false"/>
+                <w:caps w:val="false"/>
+                <w:smallCaps w:val="false"/>
+                <w:sz w:val="24"/>
+                <w:lang w:val="en-US"/>
+              </w:rPr>
+              <w:t>Discussed signal definitions.</w:t>
+            </w:r>
+            <w:r>
+              <w:rPr>
+                <w:rFonts w:ascii="Liberation Serif;Liberation Serif_MSFontService;sans-serif" w:hAnsi="Liberation Serif;Liberation Serif_MSFontService;sans-serif"/>
+                <w:b w:val="false"/>
+                <w:bCs/>
+                <w:i w:val="false"/>
+                <w:caps w:val="false"/>
+                <w:smallCaps w:val="false"/>
+                <w:sz w:val="24"/>
+                <w:lang w:val="en-US"/>
+              </w:rPr>
+              <w:t> </w:t>
+            </w:r>
+          </w:p>
+          <w:p>
+            <w:pPr>
+              <w:pStyle w:val="TableContents"/>
+              <w:widowControl/>
+              <w:numPr>
+                <w:ilvl w:val="0"/>
+                <w:numId w:val="10"/>
+              </w:numPr>
+              <w:pBdr/>
+              <w:tabs>
+                <w:tab w:val="clear" w:pos="709"/>
+                <w:tab w:val="left" w:pos="0" w:leader="none"/>
+              </w:tabs>
+              <w:spacing w:lineRule="atLeast" w:line="300" w:before="0" w:after="283"/>
+              <w:ind w:hanging="283" w:start="709" w:end="0"/>
+              <w:jc w:val="start"/>
+              <w:rPr>
+                <w:rFonts w:ascii="Liberation Serif;Liberation Serif_MSFontService;sans-serif" w:hAnsi="Liberation Serif;Liberation Serif_MSFontService;sans-serif"/>
+                <w:b w:val="false"/>
+                <w:bCs/>
+                <w:i w:val="false"/>
+                <w:caps w:val="false"/>
+                <w:smallCaps w:val="false"/>
+                <w:sz w:val="24"/>
+                <w:lang w:val="en-US"/>
+              </w:rPr>
+            </w:pPr>
+            <w:r>
+              <w:rPr>
+                <w:rFonts w:ascii="Liberation Serif;Liberation Serif_EmbeddedFont;Liberation Serif_MSFontService;sans-serif" w:hAnsi="Liberation Serif;Liberation Serif_EmbeddedFont;Liberation Serif_MSFontService;sans-serif"/>
+                <w:b w:val="false"/>
+                <w:bCs/>
+                <w:i w:val="false"/>
+                <w:caps w:val="false"/>
+                <w:smallCaps w:val="false"/>
+                <w:sz w:val="24"/>
+                <w:lang w:val="en-US"/>
+              </w:rPr>
+              <w:t>Discussed top level design.</w:t>
+            </w:r>
+            <w:r>
+              <w:rPr>
+                <w:rFonts w:ascii="Liberation Serif;Liberation Serif_MSFontService;sans-serif" w:hAnsi="Liberation Serif;Liberation Serif_MSFontService;sans-serif"/>
+                <w:b w:val="false"/>
+                <w:bCs/>
+                <w:i w:val="false"/>
+                <w:caps w:val="false"/>
+                <w:smallCaps w:val="false"/>
+                <w:sz w:val="24"/>
+                <w:lang w:val="en-US"/>
+              </w:rPr>
+              <w:t> </w:t>
             </w:r>
           </w:p>
         </w:tc>
         <w:tc>
           <w:tcPr>
-            <w:tcW w:w="4478" w:type="dxa"/>
+            <w:tcW w:w="3525" w:type="dxa"/>
             <w:tcBorders>
-              <w:left w:val="single" w:color="000000" w:themeColor="text2" w:sz="4"/>
-              <w:start w:val="single" w:color="000000" w:sz="4" w:space="0"/>
-              <w:bottom w:val="single" w:color="000000" w:themeColor="text2" w:sz="4" w:space="0"/>
-              <w:right w:val="single" w:color="000000" w:themeColor="text2" w:sz="4"/>
-              <w:end w:val="single" w:color="000000" w:sz="4" w:space="0"/>
+              <w:bottom w:val="single" w:sz="6" w:space="0" w:color="000000"/>
+              <w:end w:val="single" w:sz="6" w:space="0" w:color="000000"/>
             </w:tcBorders>
-            <w:tcMar/>
+            <w:tcMar>
+              <w:top w:w="0" w:type="dxa"/>
+              <w:end w:w="28" w:type="dxa"/>
+            </w:tcMar>
+            <w:vAlign w:val="center"/>
           </w:tcPr>
-          <w:p wp14:textId="77777777">
+          <w:p>
             <w:pPr>
               <w:pStyle w:val="TableContents"/>
-              <w:rPr/>
+              <w:widowControl/>
+              <w:pBdr/>
+              <w:spacing w:lineRule="atLeast" w:line="300" w:before="0" w:after="0"/>
+              <w:ind w:hanging="0" w:start="0" w:end="0"/>
+              <w:jc w:val="start"/>
+              <w:rPr>
+                <w:b w:val="false"/>
+                <w:bCs/>
+                <w:i w:val="false"/>
+                <w:caps w:val="false"/>
+                <w:smallCaps w:val="false"/>
+                <w:lang w:val="en-US"/>
+              </w:rPr>
             </w:pPr>
             <w:r>
-              <w:rPr/>
+              <w:rPr>
+                <w:rFonts w:ascii="Liberation Serif;Liberation Serif_EmbeddedFont;Liberation Serif_MSFontService;sans-serif" w:hAnsi="Liberation Serif;Liberation Serif_EmbeddedFont;Liberation Serif_MSFontService;sans-serif"/>
+                <w:b w:val="false"/>
+                <w:bCs/>
+                <w:i w:val="false"/>
+                <w:caps w:val="false"/>
+                <w:smallCaps w:val="false"/>
+                <w:sz w:val="24"/>
+                <w:lang w:val="en-US"/>
+              </w:rPr>
+              <w:t>Coordination</w:t>
+            </w:r>
+            <w:r>
+              <w:rPr>
+                <w:b w:val="false"/>
+                <w:bCs/>
+                <w:i w:val="false"/>
+                <w:caps w:val="false"/>
+                <w:smallCaps w:val="false"/>
+                <w:lang w:val="en-US"/>
+              </w:rPr>
+              <w:t> </w:t>
+            </w:r>
+          </w:p>
+        </w:tc>
+      </w:tr>
+      <w:tr>
+        <w:trPr/>
+        <w:tc>
+          <w:tcPr>
+            <w:tcW w:w="722" w:type="dxa"/>
+            <w:tcBorders>
+              <w:bottom w:val="single" w:sz="6" w:space="0" w:color="000000"/>
+            </w:tcBorders>
+            <w:tcMar>
+              <w:top w:w="0" w:type="dxa"/>
+            </w:tcMar>
+            <w:vAlign w:val="center"/>
+          </w:tcPr>
+          <w:p>
+            <w:pPr>
+              <w:pStyle w:val="TableContents"/>
+              <w:widowControl/>
+              <w:pBdr/>
+              <w:spacing w:lineRule="atLeast" w:line="300" w:before="0" w:after="0"/>
+              <w:ind w:hanging="0" w:start="0" w:end="0"/>
+              <w:jc w:val="start"/>
+              <w:rPr>
+                <w:b w:val="false"/>
+                <w:bCs/>
+                <w:i w:val="false"/>
+                <w:caps w:val="false"/>
+                <w:smallCaps w:val="false"/>
+                <w:lang w:val="en-US"/>
+              </w:rPr>
+            </w:pPr>
+            <w:r>
+              <w:rPr>
+                <w:rFonts w:ascii="Liberation Serif;Liberation Serif_EmbeddedFont;Liberation Serif_MSFontService;sans-serif" w:hAnsi="Liberation Serif;Liberation Serif_EmbeddedFont;Liberation Serif_MSFontService;sans-serif"/>
+                <w:b w:val="false"/>
+                <w:bCs/>
+                <w:i w:val="false"/>
+                <w:caps w:val="false"/>
+                <w:smallCaps w:val="false"/>
+                <w:sz w:val="24"/>
+                <w:lang w:val="en-US"/>
+              </w:rPr>
+              <w:t>10/16</w:t>
+            </w:r>
+            <w:r>
+              <w:rPr>
+                <w:b w:val="false"/>
+                <w:bCs/>
+                <w:i w:val="false"/>
+                <w:caps w:val="false"/>
+                <w:smallCaps w:val="false"/>
+                <w:lang w:val="en-US"/>
+              </w:rPr>
+              <w:t> </w:t>
+            </w:r>
+          </w:p>
+        </w:tc>
+        <w:tc>
+          <w:tcPr>
+            <w:tcW w:w="5725" w:type="dxa"/>
+            <w:tcBorders>
+              <w:bottom w:val="single" w:sz="6" w:space="0" w:color="000000"/>
+            </w:tcBorders>
+            <w:tcMar>
+              <w:top w:w="0" w:type="dxa"/>
+            </w:tcMar>
+            <w:vAlign w:val="center"/>
+          </w:tcPr>
+          <w:p>
+            <w:pPr>
+              <w:pStyle w:val="TableContents"/>
+              <w:widowControl/>
+              <w:pBdr/>
+              <w:spacing w:lineRule="atLeast" w:line="300" w:before="0" w:after="0"/>
+              <w:ind w:hanging="0" w:start="0" w:end="0"/>
+              <w:jc w:val="start"/>
+              <w:rPr>
+                <w:b w:val="false"/>
+                <w:bCs/>
+                <w:i w:val="false"/>
+                <w:caps w:val="false"/>
+                <w:smallCaps w:val="false"/>
+                <w:lang w:val="en-US"/>
+              </w:rPr>
+            </w:pPr>
+            <w:r>
+              <w:rPr>
+                <w:rFonts w:ascii="Liberation Serif;Liberation Serif_EmbeddedFont;Liberation Serif_MSFontService;sans-serif" w:hAnsi="Liberation Serif;Liberation Serif_EmbeddedFont;Liberation Serif_MSFontService;sans-serif"/>
+                <w:b w:val="false"/>
+                <w:bCs/>
+                <w:i w:val="false"/>
+                <w:caps w:val="false"/>
+                <w:smallCaps w:val="false"/>
+                <w:sz w:val="24"/>
+                <w:lang w:val="en-US"/>
+              </w:rPr>
+              <w:t>Jacob:</w:t>
+            </w:r>
+            <w:r>
+              <w:rPr>
+                <w:b w:val="false"/>
+                <w:bCs/>
+                <w:i w:val="false"/>
+                <w:caps w:val="false"/>
+                <w:smallCaps w:val="false"/>
+                <w:lang w:val="en-US"/>
+              </w:rPr>
+              <w:t> </w:t>
+            </w:r>
+          </w:p>
+          <w:p>
+            <w:pPr>
+              <w:pStyle w:val="TableContents"/>
+              <w:widowControl/>
+              <w:numPr>
+                <w:ilvl w:val="0"/>
+                <w:numId w:val="11"/>
+              </w:numPr>
+              <w:pBdr/>
+              <w:tabs>
+                <w:tab w:val="clear" w:pos="709"/>
+                <w:tab w:val="left" w:pos="0" w:leader="none"/>
+              </w:tabs>
+              <w:spacing w:lineRule="atLeast" w:line="300" w:before="0" w:after="283"/>
+              <w:ind w:hanging="283" w:start="1069" w:end="0"/>
+              <w:jc w:val="start"/>
+              <w:rPr>
+                <w:rFonts w:ascii="Liberation Serif;Liberation Serif_MSFontService;sans-serif" w:hAnsi="Liberation Serif;Liberation Serif_MSFontService;sans-serif"/>
+                <w:b w:val="false"/>
+                <w:bCs/>
+                <w:i w:val="false"/>
+                <w:caps w:val="false"/>
+                <w:smallCaps w:val="false"/>
+                <w:sz w:val="24"/>
+                <w:lang w:val="en-US"/>
+              </w:rPr>
+            </w:pPr>
+            <w:r>
+              <w:rPr>
+                <w:rFonts w:ascii="Liberation Serif;Liberation Serif_EmbeddedFont;Liberation Serif_MSFontService;sans-serif" w:hAnsi="Liberation Serif;Liberation Serif_EmbeddedFont;Liberation Serif_MSFontService;sans-serif"/>
+                <w:b w:val="false"/>
+                <w:bCs/>
+                <w:i w:val="false"/>
+                <w:caps w:val="false"/>
+                <w:smallCaps w:val="false"/>
+                <w:sz w:val="24"/>
+                <w:lang w:val="en-US"/>
+              </w:rPr>
+              <w:t xml:space="preserve">Wrote testbench for Instruction Memory and tested it </w:t>
+            </w:r>
+            <w:r>
+              <w:rPr>
+                <w:rFonts w:ascii="Liberation Serif;Liberation Serif_MSFontService;sans-serif" w:hAnsi="Liberation Serif;Liberation Serif_MSFontService;sans-serif"/>
+                <w:b w:val="false"/>
+                <w:bCs/>
+                <w:i w:val="false"/>
+                <w:caps w:val="false"/>
+                <w:smallCaps w:val="false"/>
+                <w:sz w:val="24"/>
+                <w:lang w:val="en-US"/>
+              </w:rPr>
+              <w:t> </w:t>
+            </w:r>
+          </w:p>
+          <w:p>
+            <w:pPr>
+              <w:pStyle w:val="TableContents"/>
+              <w:widowControl/>
+              <w:numPr>
+                <w:ilvl w:val="0"/>
+                <w:numId w:val="12"/>
+              </w:numPr>
+              <w:pBdr/>
+              <w:tabs>
+                <w:tab w:val="clear" w:pos="709"/>
+                <w:tab w:val="left" w:pos="0" w:leader="none"/>
+              </w:tabs>
+              <w:spacing w:lineRule="atLeast" w:line="300" w:before="0" w:after="283"/>
+              <w:ind w:hanging="283" w:start="1069" w:end="0"/>
+              <w:jc w:val="start"/>
+              <w:rPr>
+                <w:rFonts w:ascii="Liberation Serif;Liberation Serif_MSFontService;sans-serif" w:hAnsi="Liberation Serif;Liberation Serif_MSFontService;sans-serif"/>
+                <w:b w:val="false"/>
+                <w:bCs/>
+                <w:i w:val="false"/>
+                <w:caps w:val="false"/>
+                <w:smallCaps w:val="false"/>
+                <w:sz w:val="24"/>
+                <w:lang w:val="en-US"/>
+              </w:rPr>
+            </w:pPr>
+            <w:r>
+              <w:rPr>
+                <w:rFonts w:ascii="Liberation Serif;Liberation Serif_EmbeddedFont;Liberation Serif_MSFontService;sans-serif" w:hAnsi="Liberation Serif;Liberation Serif_EmbeddedFont;Liberation Serif_MSFontService;sans-serif"/>
+                <w:b w:val="false"/>
+                <w:bCs/>
+                <w:i w:val="false"/>
+                <w:caps w:val="false"/>
+                <w:smallCaps w:val="false"/>
+                <w:sz w:val="24"/>
+                <w:lang w:val="en-US"/>
+              </w:rPr>
+              <w:t>Worked on Data Memor</w:t>
+            </w:r>
+            <w:r>
+              <w:rPr>
+                <w:rFonts w:ascii="Liberation Serif;Liberation Serif_MSFontService;sans-serif" w:hAnsi="Liberation Serif;Liberation Serif_MSFontService;sans-serif"/>
+                <w:b w:val="false"/>
+                <w:bCs/>
+                <w:i w:val="false"/>
+                <w:caps w:val="false"/>
+                <w:smallCaps w:val="false"/>
+                <w:sz w:val="24"/>
+                <w:lang w:val="en-US"/>
+              </w:rPr>
+              <w:t> </w:t>
+            </w:r>
+          </w:p>
+          <w:p>
+            <w:pPr>
+              <w:pStyle w:val="TableContents"/>
+              <w:widowControl/>
+              <w:pBdr/>
+              <w:spacing w:lineRule="atLeast" w:line="300" w:before="240" w:after="240"/>
+              <w:ind w:hanging="0" w:start="0" w:end="0"/>
+              <w:jc w:val="start"/>
+              <w:rPr>
+                <w:b w:val="false"/>
+                <w:bCs/>
+                <w:i w:val="false"/>
+                <w:caps w:val="false"/>
+                <w:smallCaps w:val="false"/>
+                <w:lang w:val="en-US"/>
+              </w:rPr>
+            </w:pPr>
+            <w:r>
+              <w:rPr>
+                <w:rFonts w:ascii="Liberation Serif;Liberation Serif_EmbeddedFont;Liberation Serif_MSFontService;sans-serif" w:hAnsi="Liberation Serif;Liberation Serif_EmbeddedFont;Liberation Serif_MSFontService;sans-serif"/>
+                <w:b w:val="false"/>
+                <w:bCs/>
+                <w:i w:val="false"/>
+                <w:caps w:val="false"/>
+                <w:smallCaps w:val="false"/>
+                <w:sz w:val="24"/>
+                <w:lang w:val="en-US"/>
+              </w:rPr>
+              <w:t>Allie</w:t>
+            </w:r>
+            <w:r>
+              <w:rPr>
+                <w:b w:val="false"/>
+                <w:bCs/>
+                <w:i w:val="false"/>
+                <w:caps w:val="false"/>
+                <w:smallCaps w:val="false"/>
+                <w:lang w:val="en-US"/>
+              </w:rPr>
+              <w:t> </w:t>
+            </w:r>
+          </w:p>
+          <w:p>
+            <w:pPr>
+              <w:pStyle w:val="TableContents"/>
+              <w:widowControl/>
+              <w:numPr>
+                <w:ilvl w:val="0"/>
+                <w:numId w:val="13"/>
+              </w:numPr>
+              <w:pBdr/>
+              <w:tabs>
+                <w:tab w:val="clear" w:pos="709"/>
+                <w:tab w:val="left" w:pos="0" w:leader="none"/>
+              </w:tabs>
+              <w:spacing w:lineRule="atLeast" w:line="300" w:before="0" w:after="283"/>
+              <w:ind w:hanging="283" w:start="1069" w:end="0"/>
+              <w:jc w:val="start"/>
+              <w:rPr>
+                <w:rFonts w:ascii="Liberation Serif;Liberation Serif_MSFontService;sans-serif" w:hAnsi="Liberation Serif;Liberation Serif_MSFontService;sans-serif"/>
+                <w:b w:val="false"/>
+                <w:bCs/>
+                <w:i w:val="false"/>
+                <w:caps w:val="false"/>
+                <w:smallCaps w:val="false"/>
+                <w:sz w:val="24"/>
+                <w:lang w:val="en-US"/>
+              </w:rPr>
+            </w:pPr>
+            <w:r>
+              <w:rPr>
+                <w:rFonts w:ascii="Liberation Serif;Liberation Serif_EmbeddedFont;Liberation Serif_MSFontService;sans-serif" w:hAnsi="Liberation Serif;Liberation Serif_EmbeddedFont;Liberation Serif_MSFontService;sans-serif"/>
+                <w:b w:val="false"/>
+                <w:bCs/>
+                <w:i w:val="false"/>
+                <w:caps w:val="false"/>
+                <w:smallCaps w:val="false"/>
+                <w:sz w:val="24"/>
+                <w:lang w:val="en-US"/>
+              </w:rPr>
+              <w:t>Completed Main Component Architecture Diagrams</w:t>
+            </w:r>
+            <w:r>
+              <w:rPr>
+                <w:rFonts w:ascii="Liberation Serif;Liberation Serif_MSFontService;sans-serif" w:hAnsi="Liberation Serif;Liberation Serif_MSFontService;sans-serif"/>
+                <w:b w:val="false"/>
+                <w:bCs/>
+                <w:i w:val="false"/>
+                <w:caps w:val="false"/>
+                <w:smallCaps w:val="false"/>
+                <w:sz w:val="24"/>
+                <w:lang w:val="en-US"/>
+              </w:rPr>
+              <w:t> </w:t>
+            </w:r>
+          </w:p>
+          <w:p>
+            <w:pPr>
+              <w:pStyle w:val="TableContents"/>
+              <w:widowControl/>
+              <w:numPr>
+                <w:ilvl w:val="0"/>
+                <w:numId w:val="14"/>
+              </w:numPr>
+              <w:pBdr/>
+              <w:tabs>
+                <w:tab w:val="clear" w:pos="709"/>
+                <w:tab w:val="left" w:pos="0" w:leader="none"/>
+              </w:tabs>
+              <w:spacing w:lineRule="atLeast" w:line="300" w:before="0" w:after="283"/>
+              <w:ind w:hanging="283" w:start="709" w:end="0"/>
+              <w:jc w:val="start"/>
+              <w:rPr>
+                <w:rFonts w:ascii="Liberation Serif;Liberation Serif_MSFontService;sans-serif" w:hAnsi="Liberation Serif;Liberation Serif_MSFontService;sans-serif"/>
+                <w:b w:val="false"/>
+                <w:bCs/>
+                <w:i w:val="false"/>
+                <w:caps w:val="false"/>
+                <w:smallCaps w:val="false"/>
+                <w:sz w:val="24"/>
+                <w:lang w:val="en-US"/>
+              </w:rPr>
+            </w:pPr>
+            <w:r>
+              <w:rPr>
+                <w:rFonts w:ascii="Liberation Serif;Liberation Serif_EmbeddedFont;Liberation Serif_MSFontService;sans-serif" w:hAnsi="Liberation Serif;Liberation Serif_EmbeddedFont;Liberation Serif_MSFontService;sans-serif"/>
+                <w:b w:val="false"/>
+                <w:bCs/>
+                <w:i w:val="false"/>
+                <w:caps w:val="false"/>
+                <w:smallCaps w:val="false"/>
+                <w:sz w:val="24"/>
+                <w:lang w:val="en-US"/>
+              </w:rPr>
+              <w:t>Completed Component Level Design</w:t>
+            </w:r>
+            <w:r>
+              <w:rPr>
+                <w:rFonts w:ascii="Liberation Serif;Liberation Serif_MSFontService;sans-serif" w:hAnsi="Liberation Serif;Liberation Serif_MSFontService;sans-serif"/>
+                <w:b w:val="false"/>
+                <w:bCs/>
+                <w:i w:val="false"/>
+                <w:caps w:val="false"/>
+                <w:smallCaps w:val="false"/>
+                <w:sz w:val="24"/>
+                <w:lang w:val="en-US"/>
+              </w:rPr>
+              <w:t> </w:t>
+            </w:r>
+          </w:p>
+        </w:tc>
+        <w:tc>
+          <w:tcPr>
+            <w:tcW w:w="3525" w:type="dxa"/>
+            <w:tcBorders>
+              <w:bottom w:val="single" w:sz="6" w:space="0" w:color="000000"/>
+              <w:end w:val="single" w:sz="6" w:space="0" w:color="000000"/>
+            </w:tcBorders>
+            <w:tcMar>
+              <w:top w:w="0" w:type="dxa"/>
+              <w:end w:w="28" w:type="dxa"/>
+            </w:tcMar>
+            <w:vAlign w:val="center"/>
+          </w:tcPr>
+          <w:p>
+            <w:pPr>
+              <w:pStyle w:val="TableContents"/>
+              <w:widowControl/>
+              <w:pBdr/>
+              <w:spacing w:lineRule="atLeast" w:line="300" w:before="0" w:after="0"/>
+              <w:ind w:hanging="0" w:start="0" w:end="0"/>
+              <w:jc w:val="start"/>
+              <w:rPr>
+                <w:b w:val="false"/>
+                <w:bCs/>
+                <w:i w:val="false"/>
+                <w:caps w:val="false"/>
+                <w:smallCaps w:val="false"/>
+                <w:lang w:val="en-US"/>
+              </w:rPr>
+            </w:pPr>
+            <w:r>
+              <w:rPr>
+                <w:rFonts w:ascii="Liberation Serif;Liberation Serif_EmbeddedFont;Liberation Serif_MSFontService;sans-serif" w:hAnsi="Liberation Serif;Liberation Serif_EmbeddedFont;Liberation Serif_MSFontService;sans-serif"/>
+                <w:b w:val="false"/>
+                <w:bCs/>
+                <w:i w:val="false"/>
+                <w:caps w:val="false"/>
+                <w:smallCaps w:val="false"/>
+                <w:sz w:val="24"/>
+                <w:lang w:val="en-US"/>
+              </w:rPr>
+              <w:t>No meeting today</w:t>
+            </w:r>
+            <w:r>
+              <w:rPr>
+                <w:b w:val="false"/>
+                <w:bCs/>
+                <w:i w:val="false"/>
+                <w:caps w:val="false"/>
+                <w:smallCaps w:val="false"/>
+                <w:lang w:val="en-US"/>
+              </w:rPr>
+              <w:t> </w:t>
+            </w:r>
+          </w:p>
+        </w:tc>
+      </w:tr>
+      <w:tr>
+        <w:trPr/>
+        <w:tc>
+          <w:tcPr>
+            <w:tcW w:w="722" w:type="dxa"/>
+            <w:tcBorders>
+              <w:bottom w:val="single" w:sz="6" w:space="0" w:color="000000"/>
+            </w:tcBorders>
+            <w:tcMar>
+              <w:top w:w="0" w:type="dxa"/>
+            </w:tcMar>
+            <w:vAlign w:val="center"/>
+          </w:tcPr>
+          <w:p>
+            <w:pPr>
+              <w:pStyle w:val="TableContents"/>
+              <w:widowControl/>
+              <w:pBdr/>
+              <w:spacing w:lineRule="atLeast" w:line="300" w:before="0" w:after="0"/>
+              <w:ind w:hanging="0" w:start="0" w:end="0"/>
+              <w:jc w:val="start"/>
+              <w:rPr>
+                <w:b w:val="false"/>
+                <w:bCs/>
+                <w:i w:val="false"/>
+                <w:caps w:val="false"/>
+                <w:smallCaps w:val="false"/>
+                <w:lang w:val="en-US"/>
+              </w:rPr>
+            </w:pPr>
+            <w:r>
+              <w:rPr>
+                <w:rFonts w:ascii="Liberation Serif;Liberation Serif_EmbeddedFont;Liberation Serif_MSFontService;sans-serif" w:hAnsi="Liberation Serif;Liberation Serif_EmbeddedFont;Liberation Serif_MSFontService;sans-serif"/>
+                <w:b w:val="false"/>
+                <w:bCs/>
+                <w:i w:val="false"/>
+                <w:caps w:val="false"/>
+                <w:smallCaps w:val="false"/>
+                <w:sz w:val="24"/>
+                <w:lang w:val="en-US"/>
+              </w:rPr>
+              <w:t>10/18</w:t>
+            </w:r>
+            <w:r>
+              <w:rPr>
+                <w:b w:val="false"/>
+                <w:bCs/>
+                <w:i w:val="false"/>
+                <w:caps w:val="false"/>
+                <w:smallCaps w:val="false"/>
+                <w:lang w:val="en-US"/>
+              </w:rPr>
+              <w:t> </w:t>
+            </w:r>
+          </w:p>
+        </w:tc>
+        <w:tc>
+          <w:tcPr>
+            <w:tcW w:w="5725" w:type="dxa"/>
+            <w:tcBorders>
+              <w:bottom w:val="single" w:sz="6" w:space="0" w:color="000000"/>
+            </w:tcBorders>
+            <w:tcMar>
+              <w:top w:w="0" w:type="dxa"/>
+            </w:tcMar>
+            <w:vAlign w:val="center"/>
+          </w:tcPr>
+          <w:p>
+            <w:pPr>
+              <w:pStyle w:val="TableContents"/>
+              <w:widowControl/>
+              <w:pBdr/>
+              <w:spacing w:lineRule="atLeast" w:line="300" w:before="0" w:after="0"/>
+              <w:ind w:hanging="0" w:start="0" w:end="0"/>
+              <w:jc w:val="start"/>
+              <w:rPr>
+                <w:b w:val="false"/>
+                <w:bCs/>
+                <w:i w:val="false"/>
+                <w:caps w:val="false"/>
+                <w:smallCaps w:val="false"/>
+                <w:lang w:val="en-US"/>
+              </w:rPr>
+            </w:pPr>
+            <w:r>
+              <w:rPr>
+                <w:rFonts w:ascii="Liberation Serif;Liberation Serif_EmbeddedFont;Liberation Serif_MSFontService;sans-serif" w:hAnsi="Liberation Serif;Liberation Serif_EmbeddedFont;Liberation Serif_MSFontService;sans-serif"/>
+                <w:b w:val="false"/>
+                <w:bCs/>
+                <w:i w:val="false"/>
+                <w:caps w:val="false"/>
+                <w:smallCaps w:val="false"/>
+                <w:sz w:val="24"/>
+                <w:lang w:val="en-US"/>
+              </w:rPr>
+              <w:t>Jacob:</w:t>
+            </w:r>
+            <w:r>
+              <w:rPr>
+                <w:b w:val="false"/>
+                <w:bCs/>
+                <w:i w:val="false"/>
+                <w:caps w:val="false"/>
+                <w:smallCaps w:val="false"/>
+                <w:lang w:val="en-US"/>
+              </w:rPr>
+              <w:t> </w:t>
+            </w:r>
+          </w:p>
+          <w:p>
+            <w:pPr>
+              <w:pStyle w:val="TableContents"/>
+              <w:widowControl/>
+              <w:numPr>
+                <w:ilvl w:val="0"/>
+                <w:numId w:val="15"/>
+              </w:numPr>
+              <w:pBdr/>
+              <w:tabs>
+                <w:tab w:val="clear" w:pos="709"/>
+                <w:tab w:val="left" w:pos="0" w:leader="none"/>
+              </w:tabs>
+              <w:spacing w:lineRule="atLeast" w:line="300" w:before="0" w:after="283"/>
+              <w:ind w:hanging="283" w:start="1069" w:end="0"/>
+              <w:jc w:val="start"/>
+              <w:rPr>
+                <w:rFonts w:ascii="Liberation Serif;Liberation Serif_MSFontService;sans-serif" w:hAnsi="Liberation Serif;Liberation Serif_MSFontService;sans-serif"/>
+                <w:b w:val="false"/>
+                <w:bCs/>
+                <w:i w:val="false"/>
+                <w:caps w:val="false"/>
+                <w:smallCaps w:val="false"/>
+                <w:sz w:val="24"/>
+                <w:lang w:val="en-US"/>
+              </w:rPr>
+            </w:pPr>
+            <w:r>
+              <w:rPr>
+                <w:rFonts w:ascii="Liberation Serif;Liberation Serif_EmbeddedFont;Liberation Serif_MSFontService;sans-serif" w:hAnsi="Liberation Serif;Liberation Serif_EmbeddedFont;Liberation Serif_MSFontService;sans-serif"/>
+                <w:b w:val="false"/>
+                <w:bCs/>
+                <w:i w:val="false"/>
+                <w:caps w:val="false"/>
+                <w:smallCaps w:val="false"/>
+                <w:sz w:val="24"/>
+                <w:lang w:val="en-US"/>
+              </w:rPr>
+              <w:t xml:space="preserve">Created diagrams illustrating the logic of each component </w:t>
+            </w:r>
+            <w:r>
+              <w:rPr>
+                <w:rFonts w:ascii="Liberation Serif;Liberation Serif_MSFontService;sans-serif" w:hAnsi="Liberation Serif;Liberation Serif_MSFontService;sans-serif"/>
+                <w:b w:val="false"/>
+                <w:bCs/>
+                <w:i w:val="false"/>
+                <w:caps w:val="false"/>
+                <w:smallCaps w:val="false"/>
+                <w:sz w:val="24"/>
+                <w:lang w:val="en-US"/>
+              </w:rPr>
+              <w:t> </w:t>
+            </w:r>
+          </w:p>
+          <w:p>
+            <w:pPr>
+              <w:pStyle w:val="TableContents"/>
+              <w:widowControl/>
+              <w:numPr>
+                <w:ilvl w:val="0"/>
+                <w:numId w:val="16"/>
+              </w:numPr>
+              <w:pBdr/>
+              <w:tabs>
+                <w:tab w:val="clear" w:pos="709"/>
+                <w:tab w:val="left" w:pos="0" w:leader="none"/>
+              </w:tabs>
+              <w:spacing w:lineRule="atLeast" w:line="300" w:before="0" w:after="283"/>
+              <w:ind w:hanging="283" w:start="1069" w:end="0"/>
+              <w:jc w:val="start"/>
+              <w:rPr>
+                <w:rFonts w:ascii="Liberation Serif;Liberation Serif_MSFontService;sans-serif" w:hAnsi="Liberation Serif;Liberation Serif_MSFontService;sans-serif"/>
+                <w:b w:val="false"/>
+                <w:bCs/>
+                <w:i w:val="false"/>
+                <w:caps w:val="false"/>
+                <w:smallCaps w:val="false"/>
+                <w:sz w:val="24"/>
+                <w:lang w:val="en-US"/>
+              </w:rPr>
+            </w:pPr>
+            <w:r>
+              <w:rPr>
+                <w:rFonts w:ascii="Liberation Serif;Liberation Serif_EmbeddedFont;Liberation Serif_MSFontService;sans-serif" w:hAnsi="Liberation Serif;Liberation Serif_EmbeddedFont;Liberation Serif_MSFontService;sans-serif"/>
+                <w:b w:val="false"/>
+                <w:bCs/>
+                <w:i w:val="false"/>
+                <w:caps w:val="false"/>
+                <w:smallCaps w:val="false"/>
+                <w:sz w:val="24"/>
+                <w:lang w:val="en-US"/>
+              </w:rPr>
+              <w:t>Worked on test bench for Data Memory</w:t>
+            </w:r>
+            <w:r>
+              <w:rPr>
+                <w:rFonts w:ascii="Liberation Serif;Liberation Serif_MSFontService;sans-serif" w:hAnsi="Liberation Serif;Liberation Serif_MSFontService;sans-serif"/>
+                <w:b w:val="false"/>
+                <w:bCs/>
+                <w:i w:val="false"/>
+                <w:caps w:val="false"/>
+                <w:smallCaps w:val="false"/>
+                <w:sz w:val="24"/>
+                <w:lang w:val="en-US"/>
+              </w:rPr>
+              <w:t> </w:t>
+            </w:r>
+          </w:p>
+          <w:p>
+            <w:pPr>
+              <w:pStyle w:val="TableContents"/>
+              <w:widowControl/>
+              <w:pBdr/>
+              <w:spacing w:lineRule="atLeast" w:line="300" w:before="0" w:after="0"/>
+              <w:ind w:hanging="0" w:start="0" w:end="0"/>
+              <w:jc w:val="start"/>
+              <w:rPr>
+                <w:b w:val="false"/>
+                <w:bCs/>
+                <w:i w:val="false"/>
+                <w:caps w:val="false"/>
+                <w:smallCaps w:val="false"/>
+                <w:lang w:val="en-US"/>
+              </w:rPr>
+            </w:pPr>
+            <w:r>
+              <w:rPr>
+                <w:rFonts w:ascii="Liberation Serif;Liberation Serif_EmbeddedFont;Liberation Serif_MSFontService;sans-serif" w:hAnsi="Liberation Serif;Liberation Serif_EmbeddedFont;Liberation Serif_MSFontService;sans-serif"/>
+                <w:b w:val="false"/>
+                <w:bCs/>
+                <w:i w:val="false"/>
+                <w:caps w:val="false"/>
+                <w:smallCaps w:val="false"/>
+                <w:sz w:val="24"/>
+                <w:lang w:val="en-US"/>
+              </w:rPr>
+              <w:t>Allie</w:t>
+            </w:r>
+            <w:r>
+              <w:rPr>
+                <w:b w:val="false"/>
+                <w:bCs/>
+                <w:i w:val="false"/>
+                <w:caps w:val="false"/>
+                <w:smallCaps w:val="false"/>
+                <w:lang w:val="en-US"/>
+              </w:rPr>
+              <w:t> </w:t>
+            </w:r>
+          </w:p>
+          <w:p>
+            <w:pPr>
+              <w:pStyle w:val="TableContents"/>
+              <w:widowControl/>
+              <w:numPr>
+                <w:ilvl w:val="0"/>
+                <w:numId w:val="17"/>
+              </w:numPr>
+              <w:pBdr/>
+              <w:tabs>
+                <w:tab w:val="clear" w:pos="709"/>
+                <w:tab w:val="left" w:pos="0" w:leader="none"/>
+              </w:tabs>
+              <w:spacing w:lineRule="atLeast" w:line="300" w:before="0" w:after="283"/>
+              <w:ind w:hanging="283" w:start="1069" w:end="0"/>
+              <w:jc w:val="start"/>
+              <w:rPr>
+                <w:rFonts w:ascii="Liberation Serif;Liberation Serif_MSFontService;sans-serif" w:hAnsi="Liberation Serif;Liberation Serif_MSFontService;sans-serif"/>
+                <w:b w:val="false"/>
+                <w:bCs/>
+                <w:i w:val="false"/>
+                <w:caps w:val="false"/>
+                <w:smallCaps w:val="false"/>
+                <w:sz w:val="24"/>
+                <w:lang w:val="en-US"/>
+              </w:rPr>
+            </w:pPr>
+            <w:r>
+              <w:rPr>
+                <w:rFonts w:ascii="Liberation Serif;Liberation Serif_EmbeddedFont;Liberation Serif_MSFontService;sans-serif" w:hAnsi="Liberation Serif;Liberation Serif_EmbeddedFont;Liberation Serif_MSFontService;sans-serif"/>
+                <w:b w:val="false"/>
+                <w:bCs/>
+                <w:i w:val="false"/>
+                <w:caps w:val="false"/>
+                <w:smallCaps w:val="false"/>
+                <w:sz w:val="24"/>
+                <w:lang w:val="en-US"/>
+              </w:rPr>
+              <w:t>Finished register file</w:t>
+            </w:r>
+            <w:r>
+              <w:rPr>
+                <w:rFonts w:ascii="Liberation Serif;Liberation Serif_MSFontService;sans-serif" w:hAnsi="Liberation Serif;Liberation Serif_MSFontService;sans-serif"/>
+                <w:b w:val="false"/>
+                <w:bCs/>
+                <w:i w:val="false"/>
+                <w:caps w:val="false"/>
+                <w:smallCaps w:val="false"/>
+                <w:sz w:val="24"/>
+                <w:lang w:val="en-US"/>
+              </w:rPr>
+              <w:t> </w:t>
+            </w:r>
+          </w:p>
+          <w:p>
+            <w:pPr>
+              <w:pStyle w:val="TableContents"/>
+              <w:widowControl/>
+              <w:numPr>
+                <w:ilvl w:val="0"/>
+                <w:numId w:val="18"/>
+              </w:numPr>
+              <w:pBdr/>
+              <w:tabs>
+                <w:tab w:val="clear" w:pos="709"/>
+                <w:tab w:val="left" w:pos="0" w:leader="none"/>
+              </w:tabs>
+              <w:spacing w:lineRule="atLeast" w:line="300" w:before="0" w:after="283"/>
+              <w:ind w:hanging="283" w:start="709" w:end="0"/>
+              <w:jc w:val="start"/>
+              <w:rPr>
+                <w:rFonts w:ascii="Liberation Serif;Liberation Serif_MSFontService;sans-serif" w:hAnsi="Liberation Serif;Liberation Serif_MSFontService;sans-serif"/>
+                <w:b w:val="false"/>
+                <w:bCs/>
+                <w:i w:val="false"/>
+                <w:caps w:val="false"/>
+                <w:smallCaps w:val="false"/>
+                <w:sz w:val="24"/>
+                <w:lang w:val="en-US"/>
+              </w:rPr>
+            </w:pPr>
+            <w:r>
+              <w:rPr>
+                <w:rFonts w:ascii="Liberation Serif;Liberation Serif_EmbeddedFont;Liberation Serif_MSFontService;sans-serif" w:hAnsi="Liberation Serif;Liberation Serif_EmbeddedFont;Liberation Serif_MSFontService;sans-serif"/>
+                <w:b w:val="false"/>
+                <w:bCs/>
+                <w:i w:val="false"/>
+                <w:caps w:val="false"/>
+                <w:smallCaps w:val="false"/>
+                <w:sz w:val="24"/>
+                <w:lang w:val="en-US"/>
+              </w:rPr>
+              <w:t>Finished test bench for register file</w:t>
+            </w:r>
+            <w:r>
+              <w:rPr>
+                <w:rFonts w:ascii="Liberation Serif;Liberation Serif_MSFontService;sans-serif" w:hAnsi="Liberation Serif;Liberation Serif_MSFontService;sans-serif"/>
+                <w:b w:val="false"/>
+                <w:bCs/>
+                <w:i w:val="false"/>
+                <w:caps w:val="false"/>
+                <w:smallCaps w:val="false"/>
+                <w:sz w:val="24"/>
+                <w:lang w:val="en-US"/>
+              </w:rPr>
+              <w:t> </w:t>
+            </w:r>
+          </w:p>
+        </w:tc>
+        <w:tc>
+          <w:tcPr>
+            <w:tcW w:w="3525" w:type="dxa"/>
+            <w:tcBorders>
+              <w:bottom w:val="single" w:sz="6" w:space="0" w:color="000000"/>
+              <w:end w:val="single" w:sz="6" w:space="0" w:color="000000"/>
+            </w:tcBorders>
+            <w:tcMar>
+              <w:top w:w="0" w:type="dxa"/>
+              <w:end w:w="28" w:type="dxa"/>
+            </w:tcMar>
+            <w:vAlign w:val="center"/>
+          </w:tcPr>
+          <w:p>
+            <w:pPr>
+              <w:pStyle w:val="TableContents"/>
+              <w:widowControl/>
+              <w:pBdr/>
+              <w:spacing w:lineRule="atLeast" w:line="300" w:before="0" w:after="0"/>
+              <w:ind w:hanging="0" w:start="0" w:end="0"/>
+              <w:jc w:val="start"/>
+              <w:rPr>
+                <w:b w:val="false"/>
+                <w:bCs/>
+                <w:i w:val="false"/>
+                <w:caps w:val="false"/>
+                <w:smallCaps w:val="false"/>
+                <w:lang w:val="en-US"/>
+              </w:rPr>
+            </w:pPr>
+            <w:r>
+              <w:rPr>
+                <w:rFonts w:ascii="Liberation Serif;Liberation Serif_EmbeddedFont;Liberation Serif_MSFontService;sans-serif" w:hAnsi="Liberation Serif;Liberation Serif_EmbeddedFont;Liberation Serif_MSFontService;sans-serif"/>
+                <w:b w:val="false"/>
+                <w:bCs/>
+                <w:i w:val="false"/>
+                <w:caps w:val="false"/>
+                <w:smallCaps w:val="false"/>
+                <w:sz w:val="24"/>
+                <w:lang w:val="en-US"/>
+              </w:rPr>
+              <w:t>No meeting today</w:t>
+            </w:r>
+            <w:r>
+              <w:rPr>
+                <w:b w:val="false"/>
+                <w:bCs/>
+                <w:i w:val="false"/>
+                <w:caps w:val="false"/>
+                <w:smallCaps w:val="false"/>
+                <w:lang w:val="en-US"/>
+              </w:rPr>
+              <w:t> </w:t>
             </w:r>
           </w:p>
         </w:tc>
       </w:tr>
     </w:tbl>
-    <w:p xmlns:wp14="http://schemas.microsoft.com/office/word/2010/wordml" wp14:textId="77777777">
-      <w:pPr>
-        <w:pStyle w:val="TableContents"/>
+    <w:p>
+      <w:pPr>
+        <w:pStyle w:val="Normal"/>
+        <w:bidi w:val="0"/>
+        <w:jc w:val="center"/>
         <w:rPr>
           <w:b/>
           <w:bCs/>
+          <w:sz w:val="36"/>
+          <w:szCs w:val="36"/>
         </w:rPr>
       </w:pPr>
       <w:r>
@@ -1293,485 +2934,2666 @@
     </w:p>
     <w:sectPr>
       <w:type w:val="nextPage"/>
-      <w:pgSz w:w="12240" w:h="15840" w:orient="portrait"/>
-      <w:pgMar w:top="1134" w:right="1134" w:bottom="1134" w:left="1134" w:header="0" w:footer="0" w:gutter="0"/>
+      <w:pgSz w:w="12240" w:h="15840"/>
+      <w:pgMar w:left="1134" w:right="1134" w:gutter="0" w:header="0" w:top="1134" w:footer="0" w:bottom="1134"/>
       <w:pgNumType w:fmt="decimal"/>
       <w:formProt w:val="false"/>
       <w:textDirection w:val="lrTb"/>
       <w:docGrid w:type="default" w:linePitch="100" w:charSpace="0"/>
-      <w:cols w:num="1"/>
     </w:sectPr>
   </w:body>
 </w:document>
 </file>
 
 <file path=word/numbering.xml><?xml version="1.0" encoding="utf-8"?>
-<w:numbering xmlns:w="http://schemas.openxmlformats.org/wordprocessingml/2006/main">
-  <w:abstractNum xmlns:w="http://schemas.openxmlformats.org/wordprocessingml/2006/main" w:abstractNumId="4">
-    <w:nsid w:val="27537a25"/>
-    <w:multiLevelType xmlns:w="http://schemas.openxmlformats.org/wordprocessingml/2006/main" w:val="hybridMultilevel"/>
-    <w:lvl xmlns:w="http://schemas.openxmlformats.org/wordprocessingml/2006/main" w:ilvl="0">
-      <w:start w:val="1"/>
-      <w:numFmt w:val="bullet"/>
-      <w:lvlText w:val=""/>
-      <w:lvlJc w:val="left"/>
-      <w:pPr>
-        <w:ind w:left="720" w:hanging="360"/>
-      </w:pPr>
-      <w:rPr>
-        <w:rFonts w:hint="default" w:ascii="Symbol" w:hAnsi="Symbol"/>
-      </w:rPr>
-    </w:lvl>
-    <w:lvl xmlns:w="http://schemas.openxmlformats.org/wordprocessingml/2006/main" w:ilvl="1">
-      <w:start w:val="1"/>
-      <w:numFmt w:val="bullet"/>
-      <w:lvlText w:val="o"/>
-      <w:lvlJc w:val="left"/>
-      <w:pPr>
-        <w:ind w:left="1440" w:hanging="360"/>
-      </w:pPr>
-      <w:rPr>
-        <w:rFonts w:hint="default" w:ascii="Courier New" w:hAnsi="Courier New"/>
-      </w:rPr>
-    </w:lvl>
-    <w:lvl xmlns:w="http://schemas.openxmlformats.org/wordprocessingml/2006/main" w:ilvl="2">
-      <w:start w:val="1"/>
-      <w:numFmt w:val="bullet"/>
-      <w:lvlText w:val=""/>
-      <w:lvlJc w:val="left"/>
-      <w:pPr>
-        <w:ind w:left="2160" w:hanging="360"/>
-      </w:pPr>
-      <w:rPr>
-        <w:rFonts w:hint="default" w:ascii="Wingdings" w:hAnsi="Wingdings"/>
-      </w:rPr>
-    </w:lvl>
-    <w:lvl xmlns:w="http://schemas.openxmlformats.org/wordprocessingml/2006/main" w:ilvl="3">
-      <w:start w:val="1"/>
-      <w:numFmt w:val="bullet"/>
-      <w:lvlText w:val=""/>
-      <w:lvlJc w:val="left"/>
-      <w:pPr>
-        <w:ind w:left="2880" w:hanging="360"/>
-      </w:pPr>
-      <w:rPr>
-        <w:rFonts w:hint="default" w:ascii="Symbol" w:hAnsi="Symbol"/>
-      </w:rPr>
-    </w:lvl>
-    <w:lvl xmlns:w="http://schemas.openxmlformats.org/wordprocessingml/2006/main" w:ilvl="4">
-      <w:start w:val="1"/>
-      <w:numFmt w:val="bullet"/>
-      <w:lvlText w:val="o"/>
-      <w:lvlJc w:val="left"/>
-      <w:pPr>
-        <w:ind w:left="3600" w:hanging="360"/>
-      </w:pPr>
-      <w:rPr>
-        <w:rFonts w:hint="default" w:ascii="Courier New" w:hAnsi="Courier New"/>
-      </w:rPr>
-    </w:lvl>
-    <w:lvl xmlns:w="http://schemas.openxmlformats.org/wordprocessingml/2006/main" w:ilvl="5">
-      <w:start w:val="1"/>
-      <w:numFmt w:val="bullet"/>
-      <w:lvlText w:val=""/>
-      <w:lvlJc w:val="left"/>
-      <w:pPr>
-        <w:ind w:left="4320" w:hanging="360"/>
-      </w:pPr>
-      <w:rPr>
-        <w:rFonts w:hint="default" w:ascii="Wingdings" w:hAnsi="Wingdings"/>
-      </w:rPr>
-    </w:lvl>
-    <w:lvl xmlns:w="http://schemas.openxmlformats.org/wordprocessingml/2006/main" w:ilvl="6">
-      <w:start w:val="1"/>
-      <w:numFmt w:val="bullet"/>
-      <w:lvlText w:val=""/>
-      <w:lvlJc w:val="left"/>
-      <w:pPr>
-        <w:ind w:left="5040" w:hanging="360"/>
-      </w:pPr>
-      <w:rPr>
-        <w:rFonts w:hint="default" w:ascii="Symbol" w:hAnsi="Symbol"/>
-      </w:rPr>
-    </w:lvl>
-    <w:lvl xmlns:w="http://schemas.openxmlformats.org/wordprocessingml/2006/main" w:ilvl="7">
-      <w:start w:val="1"/>
-      <w:numFmt w:val="bullet"/>
-      <w:lvlText w:val="o"/>
-      <w:lvlJc w:val="left"/>
-      <w:pPr>
-        <w:ind w:left="5760" w:hanging="360"/>
-      </w:pPr>
-      <w:rPr>
-        <w:rFonts w:hint="default" w:ascii="Courier New" w:hAnsi="Courier New"/>
-      </w:rPr>
-    </w:lvl>
-    <w:lvl xmlns:w="http://schemas.openxmlformats.org/wordprocessingml/2006/main" w:ilvl="8">
-      <w:start w:val="1"/>
-      <w:numFmt w:val="bullet"/>
-      <w:lvlText w:val=""/>
-      <w:lvlJc w:val="left"/>
-      <w:pPr>
-        <w:ind w:left="6480" w:hanging="360"/>
-      </w:pPr>
-      <w:rPr>
-        <w:rFonts w:hint="default" w:ascii="Wingdings" w:hAnsi="Wingdings"/>
+<w:numbering xmlns:w="http://schemas.openxmlformats.org/wordprocessingml/2006/main" xmlns:o="urn:schemas-microsoft-com:office:office" xmlns:r="http://schemas.openxmlformats.org/officeDocument/2006/relationships" xmlns:v="urn:schemas-microsoft-com:vml" xmlns:mc="http://schemas.openxmlformats.org/markup-compatibility/2006" xmlns:w14="http://schemas.microsoft.com/office/word/2010/wordml" mc:Ignorable="w14">
+  <w:abstractNum w:abstractNumId="1">
+    <w:lvl w:ilvl="0">
+      <w:start w:val="1"/>
+      <w:numFmt w:val="bullet"/>
+      <w:lvlText w:val=""/>
+      <w:lvlJc w:val="start"/>
+      <w:pPr>
+        <w:tabs>
+          <w:tab w:val="num" w:pos="709"/>
+        </w:tabs>
+        <w:ind w:start="709" w:hanging="283"/>
+      </w:pPr>
+      <w:rPr>
+        <w:rFonts w:ascii="Symbol" w:hAnsi="Symbol" w:cs="Symbol" w:hint="default"/>
+      </w:rPr>
+    </w:lvl>
+    <w:lvl w:ilvl="1">
+      <w:start w:val="1"/>
+      <w:numFmt w:val="bullet"/>
+      <w:lvlText w:val=""/>
+      <w:lvlJc w:val="start"/>
+      <w:pPr>
+        <w:tabs>
+          <w:tab w:val="num" w:pos="1418"/>
+        </w:tabs>
+        <w:ind w:start="1418" w:hanging="283"/>
+      </w:pPr>
+      <w:rPr>
+        <w:rFonts w:ascii="Symbol" w:hAnsi="Symbol" w:cs="Symbol" w:hint="default"/>
+      </w:rPr>
+    </w:lvl>
+    <w:lvl w:ilvl="2">
+      <w:start w:val="1"/>
+      <w:numFmt w:val="bullet"/>
+      <w:lvlText w:val=""/>
+      <w:lvlJc w:val="start"/>
+      <w:pPr>
+        <w:tabs>
+          <w:tab w:val="num" w:pos="2127"/>
+        </w:tabs>
+        <w:ind w:start="2127" w:hanging="283"/>
+      </w:pPr>
+      <w:rPr>
+        <w:rFonts w:ascii="Symbol" w:hAnsi="Symbol" w:cs="Symbol" w:hint="default"/>
+      </w:rPr>
+    </w:lvl>
+    <w:lvl w:ilvl="3">
+      <w:start w:val="1"/>
+      <w:numFmt w:val="bullet"/>
+      <w:lvlText w:val=""/>
+      <w:lvlJc w:val="start"/>
+      <w:pPr>
+        <w:tabs>
+          <w:tab w:val="num" w:pos="2836"/>
+        </w:tabs>
+        <w:ind w:start="2836" w:hanging="283"/>
+      </w:pPr>
+      <w:rPr>
+        <w:rFonts w:ascii="Symbol" w:hAnsi="Symbol" w:cs="Symbol" w:hint="default"/>
+      </w:rPr>
+    </w:lvl>
+    <w:lvl w:ilvl="4">
+      <w:start w:val="1"/>
+      <w:numFmt w:val="bullet"/>
+      <w:lvlText w:val=""/>
+      <w:lvlJc w:val="start"/>
+      <w:pPr>
+        <w:tabs>
+          <w:tab w:val="num" w:pos="3545"/>
+        </w:tabs>
+        <w:ind w:start="3545" w:hanging="283"/>
+      </w:pPr>
+      <w:rPr>
+        <w:rFonts w:ascii="Symbol" w:hAnsi="Symbol" w:cs="Symbol" w:hint="default"/>
+      </w:rPr>
+    </w:lvl>
+    <w:lvl w:ilvl="5">
+      <w:start w:val="1"/>
+      <w:numFmt w:val="bullet"/>
+      <w:lvlText w:val=""/>
+      <w:lvlJc w:val="start"/>
+      <w:pPr>
+        <w:tabs>
+          <w:tab w:val="num" w:pos="4254"/>
+        </w:tabs>
+        <w:ind w:start="4254" w:hanging="283"/>
+      </w:pPr>
+      <w:rPr>
+        <w:rFonts w:ascii="Symbol" w:hAnsi="Symbol" w:cs="Symbol" w:hint="default"/>
+      </w:rPr>
+    </w:lvl>
+    <w:lvl w:ilvl="6">
+      <w:start w:val="1"/>
+      <w:numFmt w:val="bullet"/>
+      <w:lvlText w:val=""/>
+      <w:lvlJc w:val="start"/>
+      <w:pPr>
+        <w:tabs>
+          <w:tab w:val="num" w:pos="4963"/>
+        </w:tabs>
+        <w:ind w:start="4963" w:hanging="283"/>
+      </w:pPr>
+      <w:rPr>
+        <w:rFonts w:ascii="Symbol" w:hAnsi="Symbol" w:cs="Symbol" w:hint="default"/>
+      </w:rPr>
+    </w:lvl>
+    <w:lvl w:ilvl="7">
+      <w:start w:val="1"/>
+      <w:numFmt w:val="bullet"/>
+      <w:lvlText w:val=""/>
+      <w:lvlJc w:val="start"/>
+      <w:pPr>
+        <w:tabs>
+          <w:tab w:val="num" w:pos="5672"/>
+        </w:tabs>
+        <w:ind w:start="5672" w:hanging="283"/>
+      </w:pPr>
+      <w:rPr>
+        <w:rFonts w:ascii="Symbol" w:hAnsi="Symbol" w:cs="Symbol" w:hint="default"/>
+      </w:rPr>
+    </w:lvl>
+    <w:lvl w:ilvl="8">
+      <w:start w:val="1"/>
+      <w:numFmt w:val="bullet"/>
+      <w:lvlText w:val=""/>
+      <w:lvlJc w:val="start"/>
+      <w:pPr>
+        <w:tabs>
+          <w:tab w:val="num" w:pos="6381"/>
+        </w:tabs>
+        <w:ind w:start="6381" w:hanging="283"/>
+      </w:pPr>
+      <w:rPr>
+        <w:rFonts w:ascii="Symbol" w:hAnsi="Symbol" w:cs="Symbol" w:hint="default"/>
       </w:rPr>
     </w:lvl>
   </w:abstractNum>
-  <w:abstractNum xmlns:w="http://schemas.openxmlformats.org/wordprocessingml/2006/main" w:abstractNumId="3">
-    <w:nsid w:val="17fc20d8"/>
-    <w:multiLevelType xmlns:w="http://schemas.openxmlformats.org/wordprocessingml/2006/main" w:val="hybridMultilevel"/>
-    <w:lvl xmlns:w="http://schemas.openxmlformats.org/wordprocessingml/2006/main" w:ilvl="0">
-      <w:start w:val="1"/>
-      <w:numFmt w:val="bullet"/>
-      <w:lvlText w:val=""/>
-      <w:lvlJc w:val="left"/>
-      <w:pPr>
-        <w:ind w:left="720" w:hanging="360"/>
-      </w:pPr>
-      <w:rPr>
-        <w:rFonts w:hint="default" w:ascii="Symbol" w:hAnsi="Symbol"/>
-      </w:rPr>
-    </w:lvl>
-    <w:lvl xmlns:w="http://schemas.openxmlformats.org/wordprocessingml/2006/main" w:ilvl="1">
-      <w:start w:val="1"/>
-      <w:numFmt w:val="bullet"/>
-      <w:lvlText w:val="o"/>
-      <w:lvlJc w:val="left"/>
-      <w:pPr>
-        <w:ind w:left="1440" w:hanging="360"/>
-      </w:pPr>
-      <w:rPr>
-        <w:rFonts w:hint="default" w:ascii="Courier New" w:hAnsi="Courier New"/>
-      </w:rPr>
-    </w:lvl>
-    <w:lvl xmlns:w="http://schemas.openxmlformats.org/wordprocessingml/2006/main" w:ilvl="2">
-      <w:start w:val="1"/>
-      <w:numFmt w:val="bullet"/>
-      <w:lvlText w:val=""/>
-      <w:lvlJc w:val="left"/>
-      <w:pPr>
-        <w:ind w:left="2160" w:hanging="360"/>
-      </w:pPr>
-      <w:rPr>
-        <w:rFonts w:hint="default" w:ascii="Wingdings" w:hAnsi="Wingdings"/>
-      </w:rPr>
-    </w:lvl>
-    <w:lvl xmlns:w="http://schemas.openxmlformats.org/wordprocessingml/2006/main" w:ilvl="3">
-      <w:start w:val="1"/>
-      <w:numFmt w:val="bullet"/>
-      <w:lvlText w:val=""/>
-      <w:lvlJc w:val="left"/>
-      <w:pPr>
-        <w:ind w:left="2880" w:hanging="360"/>
-      </w:pPr>
-      <w:rPr>
-        <w:rFonts w:hint="default" w:ascii="Symbol" w:hAnsi="Symbol"/>
-      </w:rPr>
-    </w:lvl>
-    <w:lvl xmlns:w="http://schemas.openxmlformats.org/wordprocessingml/2006/main" w:ilvl="4">
-      <w:start w:val="1"/>
-      <w:numFmt w:val="bullet"/>
-      <w:lvlText w:val="o"/>
-      <w:lvlJc w:val="left"/>
-      <w:pPr>
-        <w:ind w:left="3600" w:hanging="360"/>
-      </w:pPr>
-      <w:rPr>
-        <w:rFonts w:hint="default" w:ascii="Courier New" w:hAnsi="Courier New"/>
-      </w:rPr>
-    </w:lvl>
-    <w:lvl xmlns:w="http://schemas.openxmlformats.org/wordprocessingml/2006/main" w:ilvl="5">
-      <w:start w:val="1"/>
-      <w:numFmt w:val="bullet"/>
-      <w:lvlText w:val=""/>
-      <w:lvlJc w:val="left"/>
-      <w:pPr>
-        <w:ind w:left="4320" w:hanging="360"/>
-      </w:pPr>
-      <w:rPr>
-        <w:rFonts w:hint="default" w:ascii="Wingdings" w:hAnsi="Wingdings"/>
-      </w:rPr>
-    </w:lvl>
-    <w:lvl xmlns:w="http://schemas.openxmlformats.org/wordprocessingml/2006/main" w:ilvl="6">
-      <w:start w:val="1"/>
-      <w:numFmt w:val="bullet"/>
-      <w:lvlText w:val=""/>
-      <w:lvlJc w:val="left"/>
-      <w:pPr>
-        <w:ind w:left="5040" w:hanging="360"/>
-      </w:pPr>
-      <w:rPr>
-        <w:rFonts w:hint="default" w:ascii="Symbol" w:hAnsi="Symbol"/>
-      </w:rPr>
-    </w:lvl>
-    <w:lvl xmlns:w="http://schemas.openxmlformats.org/wordprocessingml/2006/main" w:ilvl="7">
-      <w:start w:val="1"/>
-      <w:numFmt w:val="bullet"/>
-      <w:lvlText w:val="o"/>
-      <w:lvlJc w:val="left"/>
-      <w:pPr>
-        <w:ind w:left="5760" w:hanging="360"/>
-      </w:pPr>
-      <w:rPr>
-        <w:rFonts w:hint="default" w:ascii="Courier New" w:hAnsi="Courier New"/>
-      </w:rPr>
-    </w:lvl>
-    <w:lvl xmlns:w="http://schemas.openxmlformats.org/wordprocessingml/2006/main" w:ilvl="8">
-      <w:start w:val="1"/>
-      <w:numFmt w:val="bullet"/>
-      <w:lvlText w:val=""/>
-      <w:lvlJc w:val="left"/>
-      <w:pPr>
-        <w:ind w:left="6480" w:hanging="360"/>
-      </w:pPr>
-      <w:rPr>
-        <w:rFonts w:hint="default" w:ascii="Wingdings" w:hAnsi="Wingdings"/>
+  <w:abstractNum w:abstractNumId="2">
+    <w:lvl w:ilvl="0">
+      <w:start w:val="1"/>
+      <w:numFmt w:val="bullet"/>
+      <w:lvlText w:val=""/>
+      <w:lvlJc w:val="start"/>
+      <w:pPr>
+        <w:tabs>
+          <w:tab w:val="num" w:pos="709"/>
+        </w:tabs>
+        <w:ind w:start="709" w:hanging="283"/>
+      </w:pPr>
+      <w:rPr>
+        <w:rFonts w:ascii="Symbol" w:hAnsi="Symbol" w:cs="Symbol" w:hint="default"/>
+      </w:rPr>
+    </w:lvl>
+    <w:lvl w:ilvl="1">
+      <w:start w:val="1"/>
+      <w:numFmt w:val="bullet"/>
+      <w:lvlText w:val=""/>
+      <w:lvlJc w:val="start"/>
+      <w:pPr>
+        <w:tabs>
+          <w:tab w:val="num" w:pos="1418"/>
+        </w:tabs>
+        <w:ind w:start="1418" w:hanging="283"/>
+      </w:pPr>
+      <w:rPr>
+        <w:rFonts w:ascii="Symbol" w:hAnsi="Symbol" w:cs="Symbol" w:hint="default"/>
+      </w:rPr>
+    </w:lvl>
+    <w:lvl w:ilvl="2">
+      <w:start w:val="1"/>
+      <w:numFmt w:val="bullet"/>
+      <w:lvlText w:val=""/>
+      <w:lvlJc w:val="start"/>
+      <w:pPr>
+        <w:tabs>
+          <w:tab w:val="num" w:pos="2127"/>
+        </w:tabs>
+        <w:ind w:start="2127" w:hanging="283"/>
+      </w:pPr>
+      <w:rPr>
+        <w:rFonts w:ascii="Symbol" w:hAnsi="Symbol" w:cs="Symbol" w:hint="default"/>
+      </w:rPr>
+    </w:lvl>
+    <w:lvl w:ilvl="3">
+      <w:start w:val="1"/>
+      <w:numFmt w:val="bullet"/>
+      <w:lvlText w:val=""/>
+      <w:lvlJc w:val="start"/>
+      <w:pPr>
+        <w:tabs>
+          <w:tab w:val="num" w:pos="2836"/>
+        </w:tabs>
+        <w:ind w:start="2836" w:hanging="283"/>
+      </w:pPr>
+      <w:rPr>
+        <w:rFonts w:ascii="Symbol" w:hAnsi="Symbol" w:cs="Symbol" w:hint="default"/>
+      </w:rPr>
+    </w:lvl>
+    <w:lvl w:ilvl="4">
+      <w:start w:val="1"/>
+      <w:numFmt w:val="bullet"/>
+      <w:lvlText w:val=""/>
+      <w:lvlJc w:val="start"/>
+      <w:pPr>
+        <w:tabs>
+          <w:tab w:val="num" w:pos="3545"/>
+        </w:tabs>
+        <w:ind w:start="3545" w:hanging="283"/>
+      </w:pPr>
+      <w:rPr>
+        <w:rFonts w:ascii="Symbol" w:hAnsi="Symbol" w:cs="Symbol" w:hint="default"/>
+      </w:rPr>
+    </w:lvl>
+    <w:lvl w:ilvl="5">
+      <w:start w:val="1"/>
+      <w:numFmt w:val="bullet"/>
+      <w:lvlText w:val=""/>
+      <w:lvlJc w:val="start"/>
+      <w:pPr>
+        <w:tabs>
+          <w:tab w:val="num" w:pos="4254"/>
+        </w:tabs>
+        <w:ind w:start="4254" w:hanging="283"/>
+      </w:pPr>
+      <w:rPr>
+        <w:rFonts w:ascii="Symbol" w:hAnsi="Symbol" w:cs="Symbol" w:hint="default"/>
+      </w:rPr>
+    </w:lvl>
+    <w:lvl w:ilvl="6">
+      <w:start w:val="1"/>
+      <w:numFmt w:val="bullet"/>
+      <w:lvlText w:val=""/>
+      <w:lvlJc w:val="start"/>
+      <w:pPr>
+        <w:tabs>
+          <w:tab w:val="num" w:pos="4963"/>
+        </w:tabs>
+        <w:ind w:start="4963" w:hanging="283"/>
+      </w:pPr>
+      <w:rPr>
+        <w:rFonts w:ascii="Symbol" w:hAnsi="Symbol" w:cs="Symbol" w:hint="default"/>
+      </w:rPr>
+    </w:lvl>
+    <w:lvl w:ilvl="7">
+      <w:start w:val="1"/>
+      <w:numFmt w:val="bullet"/>
+      <w:lvlText w:val=""/>
+      <w:lvlJc w:val="start"/>
+      <w:pPr>
+        <w:tabs>
+          <w:tab w:val="num" w:pos="5672"/>
+        </w:tabs>
+        <w:ind w:start="5672" w:hanging="283"/>
+      </w:pPr>
+      <w:rPr>
+        <w:rFonts w:ascii="Symbol" w:hAnsi="Symbol" w:cs="Symbol" w:hint="default"/>
+      </w:rPr>
+    </w:lvl>
+    <w:lvl w:ilvl="8">
+      <w:start w:val="1"/>
+      <w:numFmt w:val="bullet"/>
+      <w:lvlText w:val=""/>
+      <w:lvlJc w:val="start"/>
+      <w:pPr>
+        <w:tabs>
+          <w:tab w:val="num" w:pos="6381"/>
+        </w:tabs>
+        <w:ind w:start="6381" w:hanging="283"/>
+      </w:pPr>
+      <w:rPr>
+        <w:rFonts w:ascii="Symbol" w:hAnsi="Symbol" w:cs="Symbol" w:hint="default"/>
       </w:rPr>
     </w:lvl>
   </w:abstractNum>
-  <w:abstractNum xmlns:w="http://schemas.openxmlformats.org/wordprocessingml/2006/main" w:abstractNumId="2">
-    <w:nsid w:val="5d472ead"/>
-    <w:multiLevelType xmlns:w="http://schemas.openxmlformats.org/wordprocessingml/2006/main" w:val="hybridMultilevel"/>
-    <w:lvl xmlns:w="http://schemas.openxmlformats.org/wordprocessingml/2006/main" w:ilvl="0">
-      <w:start w:val="1"/>
-      <w:numFmt w:val="bullet"/>
-      <w:lvlText w:val=""/>
-      <w:lvlJc w:val="left"/>
-      <w:pPr>
-        <w:ind w:left="720" w:hanging="360"/>
-      </w:pPr>
-      <w:rPr>
-        <w:rFonts w:hint="default" w:ascii="Symbol" w:hAnsi="Symbol"/>
-      </w:rPr>
-    </w:lvl>
-    <w:lvl xmlns:w="http://schemas.openxmlformats.org/wordprocessingml/2006/main" w:ilvl="1">
-      <w:start w:val="1"/>
-      <w:numFmt w:val="bullet"/>
-      <w:lvlText w:val="o"/>
-      <w:lvlJc w:val="left"/>
-      <w:pPr>
-        <w:ind w:left="1440" w:hanging="360"/>
-      </w:pPr>
-      <w:rPr>
-        <w:rFonts w:hint="default" w:ascii="Courier New" w:hAnsi="Courier New"/>
-      </w:rPr>
-    </w:lvl>
-    <w:lvl xmlns:w="http://schemas.openxmlformats.org/wordprocessingml/2006/main" w:ilvl="2">
-      <w:start w:val="1"/>
-      <w:numFmt w:val="bullet"/>
-      <w:lvlText w:val=""/>
-      <w:lvlJc w:val="left"/>
-      <w:pPr>
-        <w:ind w:left="2160" w:hanging="360"/>
-      </w:pPr>
-      <w:rPr>
-        <w:rFonts w:hint="default" w:ascii="Wingdings" w:hAnsi="Wingdings"/>
-      </w:rPr>
-    </w:lvl>
-    <w:lvl xmlns:w="http://schemas.openxmlformats.org/wordprocessingml/2006/main" w:ilvl="3">
-      <w:start w:val="1"/>
-      <w:numFmt w:val="bullet"/>
-      <w:lvlText w:val=""/>
-      <w:lvlJc w:val="left"/>
-      <w:pPr>
-        <w:ind w:left="2880" w:hanging="360"/>
-      </w:pPr>
-      <w:rPr>
-        <w:rFonts w:hint="default" w:ascii="Symbol" w:hAnsi="Symbol"/>
-      </w:rPr>
-    </w:lvl>
-    <w:lvl xmlns:w="http://schemas.openxmlformats.org/wordprocessingml/2006/main" w:ilvl="4">
-      <w:start w:val="1"/>
-      <w:numFmt w:val="bullet"/>
-      <w:lvlText w:val="o"/>
-      <w:lvlJc w:val="left"/>
-      <w:pPr>
-        <w:ind w:left="3600" w:hanging="360"/>
-      </w:pPr>
-      <w:rPr>
-        <w:rFonts w:hint="default" w:ascii="Courier New" w:hAnsi="Courier New"/>
-      </w:rPr>
-    </w:lvl>
-    <w:lvl xmlns:w="http://schemas.openxmlformats.org/wordprocessingml/2006/main" w:ilvl="5">
-      <w:start w:val="1"/>
-      <w:numFmt w:val="bullet"/>
-      <w:lvlText w:val=""/>
-      <w:lvlJc w:val="left"/>
-      <w:pPr>
-        <w:ind w:left="4320" w:hanging="360"/>
-      </w:pPr>
-      <w:rPr>
-        <w:rFonts w:hint="default" w:ascii="Wingdings" w:hAnsi="Wingdings"/>
-      </w:rPr>
-    </w:lvl>
-    <w:lvl xmlns:w="http://schemas.openxmlformats.org/wordprocessingml/2006/main" w:ilvl="6">
-      <w:start w:val="1"/>
-      <w:numFmt w:val="bullet"/>
-      <w:lvlText w:val=""/>
-      <w:lvlJc w:val="left"/>
-      <w:pPr>
-        <w:ind w:left="5040" w:hanging="360"/>
-      </w:pPr>
-      <w:rPr>
-        <w:rFonts w:hint="default" w:ascii="Symbol" w:hAnsi="Symbol"/>
-      </w:rPr>
-    </w:lvl>
-    <w:lvl xmlns:w="http://schemas.openxmlformats.org/wordprocessingml/2006/main" w:ilvl="7">
-      <w:start w:val="1"/>
-      <w:numFmt w:val="bullet"/>
-      <w:lvlText w:val="o"/>
-      <w:lvlJc w:val="left"/>
-      <w:pPr>
-        <w:ind w:left="5760" w:hanging="360"/>
-      </w:pPr>
-      <w:rPr>
-        <w:rFonts w:hint="default" w:ascii="Courier New" w:hAnsi="Courier New"/>
-      </w:rPr>
-    </w:lvl>
-    <w:lvl xmlns:w="http://schemas.openxmlformats.org/wordprocessingml/2006/main" w:ilvl="8">
-      <w:start w:val="1"/>
-      <w:numFmt w:val="bullet"/>
-      <w:lvlText w:val=""/>
-      <w:lvlJc w:val="left"/>
-      <w:pPr>
-        <w:ind w:left="6480" w:hanging="360"/>
-      </w:pPr>
-      <w:rPr>
-        <w:rFonts w:hint="default" w:ascii="Wingdings" w:hAnsi="Wingdings"/>
+  <w:abstractNum w:abstractNumId="3">
+    <w:lvl w:ilvl="0">
+      <w:start w:val="1"/>
+      <w:numFmt w:val="bullet"/>
+      <w:lvlText w:val=""/>
+      <w:lvlJc w:val="start"/>
+      <w:pPr>
+        <w:tabs>
+          <w:tab w:val="num" w:pos="709"/>
+        </w:tabs>
+        <w:ind w:start="709" w:hanging="283"/>
+      </w:pPr>
+      <w:rPr>
+        <w:rFonts w:ascii="Symbol" w:hAnsi="Symbol" w:cs="Symbol" w:hint="default"/>
+      </w:rPr>
+    </w:lvl>
+    <w:lvl w:ilvl="1">
+      <w:start w:val="1"/>
+      <w:numFmt w:val="bullet"/>
+      <w:lvlText w:val=""/>
+      <w:lvlJc w:val="start"/>
+      <w:pPr>
+        <w:tabs>
+          <w:tab w:val="num" w:pos="1418"/>
+        </w:tabs>
+        <w:ind w:start="1418" w:hanging="283"/>
+      </w:pPr>
+      <w:rPr>
+        <w:rFonts w:ascii="Symbol" w:hAnsi="Symbol" w:cs="Symbol" w:hint="default"/>
+      </w:rPr>
+    </w:lvl>
+    <w:lvl w:ilvl="2">
+      <w:start w:val="1"/>
+      <w:numFmt w:val="bullet"/>
+      <w:lvlText w:val=""/>
+      <w:lvlJc w:val="start"/>
+      <w:pPr>
+        <w:tabs>
+          <w:tab w:val="num" w:pos="2127"/>
+        </w:tabs>
+        <w:ind w:start="2127" w:hanging="283"/>
+      </w:pPr>
+      <w:rPr>
+        <w:rFonts w:ascii="Symbol" w:hAnsi="Symbol" w:cs="Symbol" w:hint="default"/>
+      </w:rPr>
+    </w:lvl>
+    <w:lvl w:ilvl="3">
+      <w:start w:val="1"/>
+      <w:numFmt w:val="bullet"/>
+      <w:lvlText w:val=""/>
+      <w:lvlJc w:val="start"/>
+      <w:pPr>
+        <w:tabs>
+          <w:tab w:val="num" w:pos="2836"/>
+        </w:tabs>
+        <w:ind w:start="2836" w:hanging="283"/>
+      </w:pPr>
+      <w:rPr>
+        <w:rFonts w:ascii="Symbol" w:hAnsi="Symbol" w:cs="Symbol" w:hint="default"/>
+      </w:rPr>
+    </w:lvl>
+    <w:lvl w:ilvl="4">
+      <w:start w:val="1"/>
+      <w:numFmt w:val="bullet"/>
+      <w:lvlText w:val=""/>
+      <w:lvlJc w:val="start"/>
+      <w:pPr>
+        <w:tabs>
+          <w:tab w:val="num" w:pos="3545"/>
+        </w:tabs>
+        <w:ind w:start="3545" w:hanging="283"/>
+      </w:pPr>
+      <w:rPr>
+        <w:rFonts w:ascii="Symbol" w:hAnsi="Symbol" w:cs="Symbol" w:hint="default"/>
+      </w:rPr>
+    </w:lvl>
+    <w:lvl w:ilvl="5">
+      <w:start w:val="1"/>
+      <w:numFmt w:val="bullet"/>
+      <w:lvlText w:val=""/>
+      <w:lvlJc w:val="start"/>
+      <w:pPr>
+        <w:tabs>
+          <w:tab w:val="num" w:pos="4254"/>
+        </w:tabs>
+        <w:ind w:start="4254" w:hanging="283"/>
+      </w:pPr>
+      <w:rPr>
+        <w:rFonts w:ascii="Symbol" w:hAnsi="Symbol" w:cs="Symbol" w:hint="default"/>
+      </w:rPr>
+    </w:lvl>
+    <w:lvl w:ilvl="6">
+      <w:start w:val="1"/>
+      <w:numFmt w:val="bullet"/>
+      <w:lvlText w:val=""/>
+      <w:lvlJc w:val="start"/>
+      <w:pPr>
+        <w:tabs>
+          <w:tab w:val="num" w:pos="4963"/>
+        </w:tabs>
+        <w:ind w:start="4963" w:hanging="283"/>
+      </w:pPr>
+      <w:rPr>
+        <w:rFonts w:ascii="Symbol" w:hAnsi="Symbol" w:cs="Symbol" w:hint="default"/>
+      </w:rPr>
+    </w:lvl>
+    <w:lvl w:ilvl="7">
+      <w:start w:val="1"/>
+      <w:numFmt w:val="bullet"/>
+      <w:lvlText w:val=""/>
+      <w:lvlJc w:val="start"/>
+      <w:pPr>
+        <w:tabs>
+          <w:tab w:val="num" w:pos="5672"/>
+        </w:tabs>
+        <w:ind w:start="5672" w:hanging="283"/>
+      </w:pPr>
+      <w:rPr>
+        <w:rFonts w:ascii="Symbol" w:hAnsi="Symbol" w:cs="Symbol" w:hint="default"/>
+      </w:rPr>
+    </w:lvl>
+    <w:lvl w:ilvl="8">
+      <w:start w:val="1"/>
+      <w:numFmt w:val="bullet"/>
+      <w:lvlText w:val=""/>
+      <w:lvlJc w:val="start"/>
+      <w:pPr>
+        <w:tabs>
+          <w:tab w:val="num" w:pos="6381"/>
+        </w:tabs>
+        <w:ind w:start="6381" w:hanging="283"/>
+      </w:pPr>
+      <w:rPr>
+        <w:rFonts w:ascii="Symbol" w:hAnsi="Symbol" w:cs="Symbol" w:hint="default"/>
       </w:rPr>
     </w:lvl>
   </w:abstractNum>
-  <w:abstractNum xmlns:w="http://schemas.openxmlformats.org/wordprocessingml/2006/main" w:abstractNumId="1">
-    <w:nsid w:val="13a49fab"/>
-    <w:multiLevelType xmlns:w="http://schemas.openxmlformats.org/wordprocessingml/2006/main" w:val="hybridMultilevel"/>
-    <w:lvl xmlns:w="http://schemas.openxmlformats.org/wordprocessingml/2006/main" w:ilvl="0">
-      <w:start w:val="1"/>
-      <w:numFmt w:val="bullet"/>
-      <w:lvlText w:val=""/>
-      <w:lvlJc w:val="left"/>
-      <w:pPr>
-        <w:ind w:left="720" w:hanging="360"/>
-      </w:pPr>
-      <w:rPr>
-        <w:rFonts w:hint="default" w:ascii="Symbol" w:hAnsi="Symbol"/>
-      </w:rPr>
-    </w:lvl>
-    <w:lvl xmlns:w="http://schemas.openxmlformats.org/wordprocessingml/2006/main" w:ilvl="1">
-      <w:start w:val="1"/>
-      <w:numFmt w:val="bullet"/>
-      <w:lvlText w:val="o"/>
-      <w:lvlJc w:val="left"/>
-      <w:pPr>
-        <w:ind w:left="1440" w:hanging="360"/>
-      </w:pPr>
-      <w:rPr>
-        <w:rFonts w:hint="default" w:ascii="Courier New" w:hAnsi="Courier New"/>
-      </w:rPr>
-    </w:lvl>
-    <w:lvl xmlns:w="http://schemas.openxmlformats.org/wordprocessingml/2006/main" w:ilvl="2">
-      <w:start w:val="1"/>
-      <w:numFmt w:val="bullet"/>
-      <w:lvlText w:val=""/>
-      <w:lvlJc w:val="left"/>
-      <w:pPr>
-        <w:ind w:left="2160" w:hanging="360"/>
-      </w:pPr>
-      <w:rPr>
-        <w:rFonts w:hint="default" w:ascii="Wingdings" w:hAnsi="Wingdings"/>
-      </w:rPr>
-    </w:lvl>
-    <w:lvl xmlns:w="http://schemas.openxmlformats.org/wordprocessingml/2006/main" w:ilvl="3">
-      <w:start w:val="1"/>
-      <w:numFmt w:val="bullet"/>
-      <w:lvlText w:val=""/>
-      <w:lvlJc w:val="left"/>
-      <w:pPr>
-        <w:ind w:left="2880" w:hanging="360"/>
-      </w:pPr>
-      <w:rPr>
-        <w:rFonts w:hint="default" w:ascii="Symbol" w:hAnsi="Symbol"/>
-      </w:rPr>
-    </w:lvl>
-    <w:lvl xmlns:w="http://schemas.openxmlformats.org/wordprocessingml/2006/main" w:ilvl="4">
-      <w:start w:val="1"/>
-      <w:numFmt w:val="bullet"/>
-      <w:lvlText w:val="o"/>
-      <w:lvlJc w:val="left"/>
-      <w:pPr>
-        <w:ind w:left="3600" w:hanging="360"/>
-      </w:pPr>
-      <w:rPr>
-        <w:rFonts w:hint="default" w:ascii="Courier New" w:hAnsi="Courier New"/>
-      </w:rPr>
-    </w:lvl>
-    <w:lvl xmlns:w="http://schemas.openxmlformats.org/wordprocessingml/2006/main" w:ilvl="5">
-      <w:start w:val="1"/>
-      <w:numFmt w:val="bullet"/>
-      <w:lvlText w:val=""/>
-      <w:lvlJc w:val="left"/>
-      <w:pPr>
-        <w:ind w:left="4320" w:hanging="360"/>
-      </w:pPr>
-      <w:rPr>
-        <w:rFonts w:hint="default" w:ascii="Wingdings" w:hAnsi="Wingdings"/>
-      </w:rPr>
-    </w:lvl>
-    <w:lvl xmlns:w="http://schemas.openxmlformats.org/wordprocessingml/2006/main" w:ilvl="6">
-      <w:start w:val="1"/>
-      <w:numFmt w:val="bullet"/>
-      <w:lvlText w:val=""/>
-      <w:lvlJc w:val="left"/>
-      <w:pPr>
-        <w:ind w:left="5040" w:hanging="360"/>
-      </w:pPr>
-      <w:rPr>
-        <w:rFonts w:hint="default" w:ascii="Symbol" w:hAnsi="Symbol"/>
-      </w:rPr>
-    </w:lvl>
-    <w:lvl xmlns:w="http://schemas.openxmlformats.org/wordprocessingml/2006/main" w:ilvl="7">
-      <w:start w:val="1"/>
-      <w:numFmt w:val="bullet"/>
-      <w:lvlText w:val="o"/>
-      <w:lvlJc w:val="left"/>
-      <w:pPr>
-        <w:ind w:left="5760" w:hanging="360"/>
-      </w:pPr>
-      <w:rPr>
-        <w:rFonts w:hint="default" w:ascii="Courier New" w:hAnsi="Courier New"/>
-      </w:rPr>
-    </w:lvl>
-    <w:lvl xmlns:w="http://schemas.openxmlformats.org/wordprocessingml/2006/main" w:ilvl="8">
-      <w:start w:val="1"/>
-      <w:numFmt w:val="bullet"/>
-      <w:lvlText w:val=""/>
-      <w:lvlJc w:val="left"/>
-      <w:pPr>
-        <w:ind w:left="6480" w:hanging="360"/>
-      </w:pPr>
-      <w:rPr>
-        <w:rFonts w:hint="default" w:ascii="Wingdings" w:hAnsi="Wingdings"/>
+  <w:abstractNum w:abstractNumId="4">
+    <w:lvl w:ilvl="0">
+      <w:start w:val="1"/>
+      <w:numFmt w:val="bullet"/>
+      <w:lvlText w:val=""/>
+      <w:lvlJc w:val="start"/>
+      <w:pPr>
+        <w:tabs>
+          <w:tab w:val="num" w:pos="709"/>
+        </w:tabs>
+        <w:ind w:start="709" w:hanging="283"/>
+      </w:pPr>
+      <w:rPr>
+        <w:rFonts w:ascii="Symbol" w:hAnsi="Symbol" w:cs="Symbol" w:hint="default"/>
+      </w:rPr>
+    </w:lvl>
+    <w:lvl w:ilvl="1">
+      <w:start w:val="1"/>
+      <w:numFmt w:val="bullet"/>
+      <w:lvlText w:val=""/>
+      <w:lvlJc w:val="start"/>
+      <w:pPr>
+        <w:tabs>
+          <w:tab w:val="num" w:pos="1418"/>
+        </w:tabs>
+        <w:ind w:start="1418" w:hanging="283"/>
+      </w:pPr>
+      <w:rPr>
+        <w:rFonts w:ascii="Symbol" w:hAnsi="Symbol" w:cs="Symbol" w:hint="default"/>
+      </w:rPr>
+    </w:lvl>
+    <w:lvl w:ilvl="2">
+      <w:start w:val="1"/>
+      <w:numFmt w:val="bullet"/>
+      <w:lvlText w:val=""/>
+      <w:lvlJc w:val="start"/>
+      <w:pPr>
+        <w:tabs>
+          <w:tab w:val="num" w:pos="2127"/>
+        </w:tabs>
+        <w:ind w:start="2127" w:hanging="283"/>
+      </w:pPr>
+      <w:rPr>
+        <w:rFonts w:ascii="Symbol" w:hAnsi="Symbol" w:cs="Symbol" w:hint="default"/>
+      </w:rPr>
+    </w:lvl>
+    <w:lvl w:ilvl="3">
+      <w:start w:val="1"/>
+      <w:numFmt w:val="bullet"/>
+      <w:lvlText w:val=""/>
+      <w:lvlJc w:val="start"/>
+      <w:pPr>
+        <w:tabs>
+          <w:tab w:val="num" w:pos="2836"/>
+        </w:tabs>
+        <w:ind w:start="2836" w:hanging="283"/>
+      </w:pPr>
+      <w:rPr>
+        <w:rFonts w:ascii="Symbol" w:hAnsi="Symbol" w:cs="Symbol" w:hint="default"/>
+      </w:rPr>
+    </w:lvl>
+    <w:lvl w:ilvl="4">
+      <w:start w:val="1"/>
+      <w:numFmt w:val="bullet"/>
+      <w:lvlText w:val=""/>
+      <w:lvlJc w:val="start"/>
+      <w:pPr>
+        <w:tabs>
+          <w:tab w:val="num" w:pos="3545"/>
+        </w:tabs>
+        <w:ind w:start="3545" w:hanging="283"/>
+      </w:pPr>
+      <w:rPr>
+        <w:rFonts w:ascii="Symbol" w:hAnsi="Symbol" w:cs="Symbol" w:hint="default"/>
+      </w:rPr>
+    </w:lvl>
+    <w:lvl w:ilvl="5">
+      <w:start w:val="1"/>
+      <w:numFmt w:val="bullet"/>
+      <w:lvlText w:val=""/>
+      <w:lvlJc w:val="start"/>
+      <w:pPr>
+        <w:tabs>
+          <w:tab w:val="num" w:pos="4254"/>
+        </w:tabs>
+        <w:ind w:start="4254" w:hanging="283"/>
+      </w:pPr>
+      <w:rPr>
+        <w:rFonts w:ascii="Symbol" w:hAnsi="Symbol" w:cs="Symbol" w:hint="default"/>
+      </w:rPr>
+    </w:lvl>
+    <w:lvl w:ilvl="6">
+      <w:start w:val="1"/>
+      <w:numFmt w:val="bullet"/>
+      <w:lvlText w:val=""/>
+      <w:lvlJc w:val="start"/>
+      <w:pPr>
+        <w:tabs>
+          <w:tab w:val="num" w:pos="4963"/>
+        </w:tabs>
+        <w:ind w:start="4963" w:hanging="283"/>
+      </w:pPr>
+      <w:rPr>
+        <w:rFonts w:ascii="Symbol" w:hAnsi="Symbol" w:cs="Symbol" w:hint="default"/>
+      </w:rPr>
+    </w:lvl>
+    <w:lvl w:ilvl="7">
+      <w:start w:val="1"/>
+      <w:numFmt w:val="bullet"/>
+      <w:lvlText w:val=""/>
+      <w:lvlJc w:val="start"/>
+      <w:pPr>
+        <w:tabs>
+          <w:tab w:val="num" w:pos="5672"/>
+        </w:tabs>
+        <w:ind w:start="5672" w:hanging="283"/>
+      </w:pPr>
+      <w:rPr>
+        <w:rFonts w:ascii="Symbol" w:hAnsi="Symbol" w:cs="Symbol" w:hint="default"/>
+      </w:rPr>
+    </w:lvl>
+    <w:lvl w:ilvl="8">
+      <w:start w:val="1"/>
+      <w:numFmt w:val="bullet"/>
+      <w:lvlText w:val=""/>
+      <w:lvlJc w:val="start"/>
+      <w:pPr>
+        <w:tabs>
+          <w:tab w:val="num" w:pos="6381"/>
+        </w:tabs>
+        <w:ind w:start="6381" w:hanging="283"/>
+      </w:pPr>
+      <w:rPr>
+        <w:rFonts w:ascii="Symbol" w:hAnsi="Symbol" w:cs="Symbol" w:hint="default"/>
       </w:rPr>
     </w:lvl>
   </w:abstractNum>
-  <w:num w:numId="4">
-    <w:abstractNumId w:val="4"/>
+  <w:abstractNum w:abstractNumId="5">
+    <w:lvl w:ilvl="0">
+      <w:start w:val="1"/>
+      <w:numFmt w:val="bullet"/>
+      <w:lvlText w:val=""/>
+      <w:lvlJc w:val="start"/>
+      <w:pPr>
+        <w:tabs>
+          <w:tab w:val="num" w:pos="709"/>
+        </w:tabs>
+        <w:ind w:start="709" w:hanging="283"/>
+      </w:pPr>
+      <w:rPr>
+        <w:rFonts w:ascii="Symbol" w:hAnsi="Symbol" w:cs="Symbol" w:hint="default"/>
+      </w:rPr>
+    </w:lvl>
+    <w:lvl w:ilvl="1">
+      <w:start w:val="1"/>
+      <w:numFmt w:val="bullet"/>
+      <w:lvlText w:val=""/>
+      <w:lvlJc w:val="start"/>
+      <w:pPr>
+        <w:tabs>
+          <w:tab w:val="num" w:pos="1418"/>
+        </w:tabs>
+        <w:ind w:start="1418" w:hanging="283"/>
+      </w:pPr>
+      <w:rPr>
+        <w:rFonts w:ascii="Symbol" w:hAnsi="Symbol" w:cs="Symbol" w:hint="default"/>
+      </w:rPr>
+    </w:lvl>
+    <w:lvl w:ilvl="2">
+      <w:start w:val="1"/>
+      <w:numFmt w:val="bullet"/>
+      <w:lvlText w:val=""/>
+      <w:lvlJc w:val="start"/>
+      <w:pPr>
+        <w:tabs>
+          <w:tab w:val="num" w:pos="2127"/>
+        </w:tabs>
+        <w:ind w:start="2127" w:hanging="283"/>
+      </w:pPr>
+      <w:rPr>
+        <w:rFonts w:ascii="Symbol" w:hAnsi="Symbol" w:cs="Symbol" w:hint="default"/>
+      </w:rPr>
+    </w:lvl>
+    <w:lvl w:ilvl="3">
+      <w:start w:val="1"/>
+      <w:numFmt w:val="bullet"/>
+      <w:lvlText w:val=""/>
+      <w:lvlJc w:val="start"/>
+      <w:pPr>
+        <w:tabs>
+          <w:tab w:val="num" w:pos="2836"/>
+        </w:tabs>
+        <w:ind w:start="2836" w:hanging="283"/>
+      </w:pPr>
+      <w:rPr>
+        <w:rFonts w:ascii="Symbol" w:hAnsi="Symbol" w:cs="Symbol" w:hint="default"/>
+      </w:rPr>
+    </w:lvl>
+    <w:lvl w:ilvl="4">
+      <w:start w:val="1"/>
+      <w:numFmt w:val="bullet"/>
+      <w:lvlText w:val=""/>
+      <w:lvlJc w:val="start"/>
+      <w:pPr>
+        <w:tabs>
+          <w:tab w:val="num" w:pos="3545"/>
+        </w:tabs>
+        <w:ind w:start="3545" w:hanging="283"/>
+      </w:pPr>
+      <w:rPr>
+        <w:rFonts w:ascii="Symbol" w:hAnsi="Symbol" w:cs="Symbol" w:hint="default"/>
+      </w:rPr>
+    </w:lvl>
+    <w:lvl w:ilvl="5">
+      <w:start w:val="1"/>
+      <w:numFmt w:val="bullet"/>
+      <w:lvlText w:val=""/>
+      <w:lvlJc w:val="start"/>
+      <w:pPr>
+        <w:tabs>
+          <w:tab w:val="num" w:pos="4254"/>
+        </w:tabs>
+        <w:ind w:start="4254" w:hanging="283"/>
+      </w:pPr>
+      <w:rPr>
+        <w:rFonts w:ascii="Symbol" w:hAnsi="Symbol" w:cs="Symbol" w:hint="default"/>
+      </w:rPr>
+    </w:lvl>
+    <w:lvl w:ilvl="6">
+      <w:start w:val="1"/>
+      <w:numFmt w:val="bullet"/>
+      <w:lvlText w:val=""/>
+      <w:lvlJc w:val="start"/>
+      <w:pPr>
+        <w:tabs>
+          <w:tab w:val="num" w:pos="4963"/>
+        </w:tabs>
+        <w:ind w:start="4963" w:hanging="283"/>
+      </w:pPr>
+      <w:rPr>
+        <w:rFonts w:ascii="Symbol" w:hAnsi="Symbol" w:cs="Symbol" w:hint="default"/>
+      </w:rPr>
+    </w:lvl>
+    <w:lvl w:ilvl="7">
+      <w:start w:val="1"/>
+      <w:numFmt w:val="bullet"/>
+      <w:lvlText w:val=""/>
+      <w:lvlJc w:val="start"/>
+      <w:pPr>
+        <w:tabs>
+          <w:tab w:val="num" w:pos="5672"/>
+        </w:tabs>
+        <w:ind w:start="5672" w:hanging="283"/>
+      </w:pPr>
+      <w:rPr>
+        <w:rFonts w:ascii="Symbol" w:hAnsi="Symbol" w:cs="Symbol" w:hint="default"/>
+      </w:rPr>
+    </w:lvl>
+    <w:lvl w:ilvl="8">
+      <w:start w:val="1"/>
+      <w:numFmt w:val="bullet"/>
+      <w:lvlText w:val=""/>
+      <w:lvlJc w:val="start"/>
+      <w:pPr>
+        <w:tabs>
+          <w:tab w:val="num" w:pos="6381"/>
+        </w:tabs>
+        <w:ind w:start="6381" w:hanging="283"/>
+      </w:pPr>
+      <w:rPr>
+        <w:rFonts w:ascii="Symbol" w:hAnsi="Symbol" w:cs="Symbol" w:hint="default"/>
+      </w:rPr>
+    </w:lvl>
+  </w:abstractNum>
+  <w:abstractNum w:abstractNumId="6">
+    <w:lvl w:ilvl="0">
+      <w:start w:val="1"/>
+      <w:numFmt w:val="bullet"/>
+      <w:lvlText w:val=""/>
+      <w:lvlJc w:val="start"/>
+      <w:pPr>
+        <w:tabs>
+          <w:tab w:val="num" w:pos="709"/>
+        </w:tabs>
+        <w:ind w:start="709" w:hanging="283"/>
+      </w:pPr>
+      <w:rPr>
+        <w:rFonts w:ascii="Symbol" w:hAnsi="Symbol" w:cs="Symbol" w:hint="default"/>
+      </w:rPr>
+    </w:lvl>
+    <w:lvl w:ilvl="1">
+      <w:start w:val="1"/>
+      <w:numFmt w:val="bullet"/>
+      <w:lvlText w:val=""/>
+      <w:lvlJc w:val="start"/>
+      <w:pPr>
+        <w:tabs>
+          <w:tab w:val="num" w:pos="1418"/>
+        </w:tabs>
+        <w:ind w:start="1418" w:hanging="283"/>
+      </w:pPr>
+      <w:rPr>
+        <w:rFonts w:ascii="Symbol" w:hAnsi="Symbol" w:cs="Symbol" w:hint="default"/>
+      </w:rPr>
+    </w:lvl>
+    <w:lvl w:ilvl="2">
+      <w:start w:val="1"/>
+      <w:numFmt w:val="bullet"/>
+      <w:lvlText w:val=""/>
+      <w:lvlJc w:val="start"/>
+      <w:pPr>
+        <w:tabs>
+          <w:tab w:val="num" w:pos="2127"/>
+        </w:tabs>
+        <w:ind w:start="2127" w:hanging="283"/>
+      </w:pPr>
+      <w:rPr>
+        <w:rFonts w:ascii="Symbol" w:hAnsi="Symbol" w:cs="Symbol" w:hint="default"/>
+      </w:rPr>
+    </w:lvl>
+    <w:lvl w:ilvl="3">
+      <w:start w:val="1"/>
+      <w:numFmt w:val="bullet"/>
+      <w:lvlText w:val=""/>
+      <w:lvlJc w:val="start"/>
+      <w:pPr>
+        <w:tabs>
+          <w:tab w:val="num" w:pos="2836"/>
+        </w:tabs>
+        <w:ind w:start="2836" w:hanging="283"/>
+      </w:pPr>
+      <w:rPr>
+        <w:rFonts w:ascii="Symbol" w:hAnsi="Symbol" w:cs="Symbol" w:hint="default"/>
+      </w:rPr>
+    </w:lvl>
+    <w:lvl w:ilvl="4">
+      <w:start w:val="1"/>
+      <w:numFmt w:val="bullet"/>
+      <w:lvlText w:val=""/>
+      <w:lvlJc w:val="start"/>
+      <w:pPr>
+        <w:tabs>
+          <w:tab w:val="num" w:pos="3545"/>
+        </w:tabs>
+        <w:ind w:start="3545" w:hanging="283"/>
+      </w:pPr>
+      <w:rPr>
+        <w:rFonts w:ascii="Symbol" w:hAnsi="Symbol" w:cs="Symbol" w:hint="default"/>
+      </w:rPr>
+    </w:lvl>
+    <w:lvl w:ilvl="5">
+      <w:start w:val="1"/>
+      <w:numFmt w:val="bullet"/>
+      <w:lvlText w:val=""/>
+      <w:lvlJc w:val="start"/>
+      <w:pPr>
+        <w:tabs>
+          <w:tab w:val="num" w:pos="4254"/>
+        </w:tabs>
+        <w:ind w:start="4254" w:hanging="283"/>
+      </w:pPr>
+      <w:rPr>
+        <w:rFonts w:ascii="Symbol" w:hAnsi="Symbol" w:cs="Symbol" w:hint="default"/>
+      </w:rPr>
+    </w:lvl>
+    <w:lvl w:ilvl="6">
+      <w:start w:val="1"/>
+      <w:numFmt w:val="bullet"/>
+      <w:lvlText w:val=""/>
+      <w:lvlJc w:val="start"/>
+      <w:pPr>
+        <w:tabs>
+          <w:tab w:val="num" w:pos="4963"/>
+        </w:tabs>
+        <w:ind w:start="4963" w:hanging="283"/>
+      </w:pPr>
+      <w:rPr>
+        <w:rFonts w:ascii="Symbol" w:hAnsi="Symbol" w:cs="Symbol" w:hint="default"/>
+      </w:rPr>
+    </w:lvl>
+    <w:lvl w:ilvl="7">
+      <w:start w:val="1"/>
+      <w:numFmt w:val="bullet"/>
+      <w:lvlText w:val=""/>
+      <w:lvlJc w:val="start"/>
+      <w:pPr>
+        <w:tabs>
+          <w:tab w:val="num" w:pos="5672"/>
+        </w:tabs>
+        <w:ind w:start="5672" w:hanging="283"/>
+      </w:pPr>
+      <w:rPr>
+        <w:rFonts w:ascii="Symbol" w:hAnsi="Symbol" w:cs="Symbol" w:hint="default"/>
+      </w:rPr>
+    </w:lvl>
+    <w:lvl w:ilvl="8">
+      <w:start w:val="1"/>
+      <w:numFmt w:val="bullet"/>
+      <w:lvlText w:val=""/>
+      <w:lvlJc w:val="start"/>
+      <w:pPr>
+        <w:tabs>
+          <w:tab w:val="num" w:pos="6381"/>
+        </w:tabs>
+        <w:ind w:start="6381" w:hanging="283"/>
+      </w:pPr>
+      <w:rPr>
+        <w:rFonts w:ascii="Symbol" w:hAnsi="Symbol" w:cs="Symbol" w:hint="default"/>
+      </w:rPr>
+    </w:lvl>
+  </w:abstractNum>
+  <w:abstractNum w:abstractNumId="7">
+    <w:lvl w:ilvl="0">
+      <w:start w:val="1"/>
+      <w:numFmt w:val="bullet"/>
+      <w:lvlText w:val=""/>
+      <w:lvlJc w:val="start"/>
+      <w:pPr>
+        <w:tabs>
+          <w:tab w:val="num" w:pos="709"/>
+        </w:tabs>
+        <w:ind w:start="709" w:hanging="283"/>
+      </w:pPr>
+      <w:rPr>
+        <w:rFonts w:ascii="Symbol" w:hAnsi="Symbol" w:cs="Symbol" w:hint="default"/>
+      </w:rPr>
+    </w:lvl>
+    <w:lvl w:ilvl="1">
+      <w:start w:val="1"/>
+      <w:numFmt w:val="bullet"/>
+      <w:lvlText w:val=""/>
+      <w:lvlJc w:val="start"/>
+      <w:pPr>
+        <w:tabs>
+          <w:tab w:val="num" w:pos="1418"/>
+        </w:tabs>
+        <w:ind w:start="1418" w:hanging="283"/>
+      </w:pPr>
+      <w:rPr>
+        <w:rFonts w:ascii="Symbol" w:hAnsi="Symbol" w:cs="Symbol" w:hint="default"/>
+      </w:rPr>
+    </w:lvl>
+    <w:lvl w:ilvl="2">
+      <w:start w:val="1"/>
+      <w:numFmt w:val="bullet"/>
+      <w:lvlText w:val=""/>
+      <w:lvlJc w:val="start"/>
+      <w:pPr>
+        <w:tabs>
+          <w:tab w:val="num" w:pos="2127"/>
+        </w:tabs>
+        <w:ind w:start="2127" w:hanging="283"/>
+      </w:pPr>
+      <w:rPr>
+        <w:rFonts w:ascii="Symbol" w:hAnsi="Symbol" w:cs="Symbol" w:hint="default"/>
+      </w:rPr>
+    </w:lvl>
+    <w:lvl w:ilvl="3">
+      <w:start w:val="1"/>
+      <w:numFmt w:val="bullet"/>
+      <w:lvlText w:val=""/>
+      <w:lvlJc w:val="start"/>
+      <w:pPr>
+        <w:tabs>
+          <w:tab w:val="num" w:pos="2836"/>
+        </w:tabs>
+        <w:ind w:start="2836" w:hanging="283"/>
+      </w:pPr>
+      <w:rPr>
+        <w:rFonts w:ascii="Symbol" w:hAnsi="Symbol" w:cs="Symbol" w:hint="default"/>
+      </w:rPr>
+    </w:lvl>
+    <w:lvl w:ilvl="4">
+      <w:start w:val="1"/>
+      <w:numFmt w:val="bullet"/>
+      <w:lvlText w:val=""/>
+      <w:lvlJc w:val="start"/>
+      <w:pPr>
+        <w:tabs>
+          <w:tab w:val="num" w:pos="3545"/>
+        </w:tabs>
+        <w:ind w:start="3545" w:hanging="283"/>
+      </w:pPr>
+      <w:rPr>
+        <w:rFonts w:ascii="Symbol" w:hAnsi="Symbol" w:cs="Symbol" w:hint="default"/>
+      </w:rPr>
+    </w:lvl>
+    <w:lvl w:ilvl="5">
+      <w:start w:val="1"/>
+      <w:numFmt w:val="bullet"/>
+      <w:lvlText w:val=""/>
+      <w:lvlJc w:val="start"/>
+      <w:pPr>
+        <w:tabs>
+          <w:tab w:val="num" w:pos="4254"/>
+        </w:tabs>
+        <w:ind w:start="4254" w:hanging="283"/>
+      </w:pPr>
+      <w:rPr>
+        <w:rFonts w:ascii="Symbol" w:hAnsi="Symbol" w:cs="Symbol" w:hint="default"/>
+      </w:rPr>
+    </w:lvl>
+    <w:lvl w:ilvl="6">
+      <w:start w:val="1"/>
+      <w:numFmt w:val="bullet"/>
+      <w:lvlText w:val=""/>
+      <w:lvlJc w:val="start"/>
+      <w:pPr>
+        <w:tabs>
+          <w:tab w:val="num" w:pos="4963"/>
+        </w:tabs>
+        <w:ind w:start="4963" w:hanging="283"/>
+      </w:pPr>
+      <w:rPr>
+        <w:rFonts w:ascii="Symbol" w:hAnsi="Symbol" w:cs="Symbol" w:hint="default"/>
+      </w:rPr>
+    </w:lvl>
+    <w:lvl w:ilvl="7">
+      <w:start w:val="1"/>
+      <w:numFmt w:val="bullet"/>
+      <w:lvlText w:val=""/>
+      <w:lvlJc w:val="start"/>
+      <w:pPr>
+        <w:tabs>
+          <w:tab w:val="num" w:pos="5672"/>
+        </w:tabs>
+        <w:ind w:start="5672" w:hanging="283"/>
+      </w:pPr>
+      <w:rPr>
+        <w:rFonts w:ascii="Symbol" w:hAnsi="Symbol" w:cs="Symbol" w:hint="default"/>
+      </w:rPr>
+    </w:lvl>
+    <w:lvl w:ilvl="8">
+      <w:start w:val="1"/>
+      <w:numFmt w:val="bullet"/>
+      <w:lvlText w:val=""/>
+      <w:lvlJc w:val="start"/>
+      <w:pPr>
+        <w:tabs>
+          <w:tab w:val="num" w:pos="6381"/>
+        </w:tabs>
+        <w:ind w:start="6381" w:hanging="283"/>
+      </w:pPr>
+      <w:rPr>
+        <w:rFonts w:ascii="Symbol" w:hAnsi="Symbol" w:cs="Symbol" w:hint="default"/>
+      </w:rPr>
+    </w:lvl>
+  </w:abstractNum>
+  <w:abstractNum w:abstractNumId="8">
+    <w:lvl w:ilvl="0">
+      <w:start w:val="1"/>
+      <w:numFmt w:val="bullet"/>
+      <w:lvlText w:val=""/>
+      <w:lvlJc w:val="start"/>
+      <w:pPr>
+        <w:tabs>
+          <w:tab w:val="num" w:pos="709"/>
+        </w:tabs>
+        <w:ind w:start="709" w:hanging="283"/>
+      </w:pPr>
+      <w:rPr>
+        <w:rFonts w:ascii="Symbol" w:hAnsi="Symbol" w:cs="Symbol" w:hint="default"/>
+      </w:rPr>
+    </w:lvl>
+    <w:lvl w:ilvl="1">
+      <w:start w:val="1"/>
+      <w:numFmt w:val="bullet"/>
+      <w:lvlText w:val=""/>
+      <w:lvlJc w:val="start"/>
+      <w:pPr>
+        <w:tabs>
+          <w:tab w:val="num" w:pos="1418"/>
+        </w:tabs>
+        <w:ind w:start="1418" w:hanging="283"/>
+      </w:pPr>
+      <w:rPr>
+        <w:rFonts w:ascii="Symbol" w:hAnsi="Symbol" w:cs="Symbol" w:hint="default"/>
+      </w:rPr>
+    </w:lvl>
+    <w:lvl w:ilvl="2">
+      <w:start w:val="1"/>
+      <w:numFmt w:val="bullet"/>
+      <w:lvlText w:val=""/>
+      <w:lvlJc w:val="start"/>
+      <w:pPr>
+        <w:tabs>
+          <w:tab w:val="num" w:pos="2127"/>
+        </w:tabs>
+        <w:ind w:start="2127" w:hanging="283"/>
+      </w:pPr>
+      <w:rPr>
+        <w:rFonts w:ascii="Symbol" w:hAnsi="Symbol" w:cs="Symbol" w:hint="default"/>
+      </w:rPr>
+    </w:lvl>
+    <w:lvl w:ilvl="3">
+      <w:start w:val="1"/>
+      <w:numFmt w:val="bullet"/>
+      <w:lvlText w:val=""/>
+      <w:lvlJc w:val="start"/>
+      <w:pPr>
+        <w:tabs>
+          <w:tab w:val="num" w:pos="2836"/>
+        </w:tabs>
+        <w:ind w:start="2836" w:hanging="283"/>
+      </w:pPr>
+      <w:rPr>
+        <w:rFonts w:ascii="Symbol" w:hAnsi="Symbol" w:cs="Symbol" w:hint="default"/>
+      </w:rPr>
+    </w:lvl>
+    <w:lvl w:ilvl="4">
+      <w:start w:val="1"/>
+      <w:numFmt w:val="bullet"/>
+      <w:lvlText w:val=""/>
+      <w:lvlJc w:val="start"/>
+      <w:pPr>
+        <w:tabs>
+          <w:tab w:val="num" w:pos="3545"/>
+        </w:tabs>
+        <w:ind w:start="3545" w:hanging="283"/>
+      </w:pPr>
+      <w:rPr>
+        <w:rFonts w:ascii="Symbol" w:hAnsi="Symbol" w:cs="Symbol" w:hint="default"/>
+      </w:rPr>
+    </w:lvl>
+    <w:lvl w:ilvl="5">
+      <w:start w:val="1"/>
+      <w:numFmt w:val="bullet"/>
+      <w:lvlText w:val=""/>
+      <w:lvlJc w:val="start"/>
+      <w:pPr>
+        <w:tabs>
+          <w:tab w:val="num" w:pos="4254"/>
+        </w:tabs>
+        <w:ind w:start="4254" w:hanging="283"/>
+      </w:pPr>
+      <w:rPr>
+        <w:rFonts w:ascii="Symbol" w:hAnsi="Symbol" w:cs="Symbol" w:hint="default"/>
+      </w:rPr>
+    </w:lvl>
+    <w:lvl w:ilvl="6">
+      <w:start w:val="1"/>
+      <w:numFmt w:val="bullet"/>
+      <w:lvlText w:val=""/>
+      <w:lvlJc w:val="start"/>
+      <w:pPr>
+        <w:tabs>
+          <w:tab w:val="num" w:pos="4963"/>
+        </w:tabs>
+        <w:ind w:start="4963" w:hanging="283"/>
+      </w:pPr>
+      <w:rPr>
+        <w:rFonts w:ascii="Symbol" w:hAnsi="Symbol" w:cs="Symbol" w:hint="default"/>
+      </w:rPr>
+    </w:lvl>
+    <w:lvl w:ilvl="7">
+      <w:start w:val="1"/>
+      <w:numFmt w:val="bullet"/>
+      <w:lvlText w:val=""/>
+      <w:lvlJc w:val="start"/>
+      <w:pPr>
+        <w:tabs>
+          <w:tab w:val="num" w:pos="5672"/>
+        </w:tabs>
+        <w:ind w:start="5672" w:hanging="283"/>
+      </w:pPr>
+      <w:rPr>
+        <w:rFonts w:ascii="Symbol" w:hAnsi="Symbol" w:cs="Symbol" w:hint="default"/>
+      </w:rPr>
+    </w:lvl>
+    <w:lvl w:ilvl="8">
+      <w:start w:val="1"/>
+      <w:numFmt w:val="bullet"/>
+      <w:lvlText w:val=""/>
+      <w:lvlJc w:val="start"/>
+      <w:pPr>
+        <w:tabs>
+          <w:tab w:val="num" w:pos="6381"/>
+        </w:tabs>
+        <w:ind w:start="6381" w:hanging="283"/>
+      </w:pPr>
+      <w:rPr>
+        <w:rFonts w:ascii="Symbol" w:hAnsi="Symbol" w:cs="Symbol" w:hint="default"/>
+      </w:rPr>
+    </w:lvl>
+  </w:abstractNum>
+  <w:abstractNum w:abstractNumId="9">
+    <w:lvl w:ilvl="0">
+      <w:start w:val="1"/>
+      <w:numFmt w:val="bullet"/>
+      <w:lvlText w:val=""/>
+      <w:lvlJc w:val="start"/>
+      <w:pPr>
+        <w:tabs>
+          <w:tab w:val="num" w:pos="709"/>
+        </w:tabs>
+        <w:ind w:start="709" w:hanging="283"/>
+      </w:pPr>
+      <w:rPr>
+        <w:rFonts w:ascii="Symbol" w:hAnsi="Symbol" w:cs="Symbol" w:hint="default"/>
+      </w:rPr>
+    </w:lvl>
+    <w:lvl w:ilvl="1">
+      <w:start w:val="1"/>
+      <w:numFmt w:val="bullet"/>
+      <w:lvlText w:val=""/>
+      <w:lvlJc w:val="start"/>
+      <w:pPr>
+        <w:tabs>
+          <w:tab w:val="num" w:pos="1418"/>
+        </w:tabs>
+        <w:ind w:start="1418" w:hanging="283"/>
+      </w:pPr>
+      <w:rPr>
+        <w:rFonts w:ascii="Symbol" w:hAnsi="Symbol" w:cs="Symbol" w:hint="default"/>
+      </w:rPr>
+    </w:lvl>
+    <w:lvl w:ilvl="2">
+      <w:start w:val="1"/>
+      <w:numFmt w:val="bullet"/>
+      <w:lvlText w:val=""/>
+      <w:lvlJc w:val="start"/>
+      <w:pPr>
+        <w:tabs>
+          <w:tab w:val="num" w:pos="2127"/>
+        </w:tabs>
+        <w:ind w:start="2127" w:hanging="283"/>
+      </w:pPr>
+      <w:rPr>
+        <w:rFonts w:ascii="Symbol" w:hAnsi="Symbol" w:cs="Symbol" w:hint="default"/>
+      </w:rPr>
+    </w:lvl>
+    <w:lvl w:ilvl="3">
+      <w:start w:val="1"/>
+      <w:numFmt w:val="bullet"/>
+      <w:lvlText w:val=""/>
+      <w:lvlJc w:val="start"/>
+      <w:pPr>
+        <w:tabs>
+          <w:tab w:val="num" w:pos="2836"/>
+        </w:tabs>
+        <w:ind w:start="2836" w:hanging="283"/>
+      </w:pPr>
+      <w:rPr>
+        <w:rFonts w:ascii="Symbol" w:hAnsi="Symbol" w:cs="Symbol" w:hint="default"/>
+      </w:rPr>
+    </w:lvl>
+    <w:lvl w:ilvl="4">
+      <w:start w:val="1"/>
+      <w:numFmt w:val="bullet"/>
+      <w:lvlText w:val=""/>
+      <w:lvlJc w:val="start"/>
+      <w:pPr>
+        <w:tabs>
+          <w:tab w:val="num" w:pos="3545"/>
+        </w:tabs>
+        <w:ind w:start="3545" w:hanging="283"/>
+      </w:pPr>
+      <w:rPr>
+        <w:rFonts w:ascii="Symbol" w:hAnsi="Symbol" w:cs="Symbol" w:hint="default"/>
+      </w:rPr>
+    </w:lvl>
+    <w:lvl w:ilvl="5">
+      <w:start w:val="1"/>
+      <w:numFmt w:val="bullet"/>
+      <w:lvlText w:val=""/>
+      <w:lvlJc w:val="start"/>
+      <w:pPr>
+        <w:tabs>
+          <w:tab w:val="num" w:pos="4254"/>
+        </w:tabs>
+        <w:ind w:start="4254" w:hanging="283"/>
+      </w:pPr>
+      <w:rPr>
+        <w:rFonts w:ascii="Symbol" w:hAnsi="Symbol" w:cs="Symbol" w:hint="default"/>
+      </w:rPr>
+    </w:lvl>
+    <w:lvl w:ilvl="6">
+      <w:start w:val="1"/>
+      <w:numFmt w:val="bullet"/>
+      <w:lvlText w:val=""/>
+      <w:lvlJc w:val="start"/>
+      <w:pPr>
+        <w:tabs>
+          <w:tab w:val="num" w:pos="4963"/>
+        </w:tabs>
+        <w:ind w:start="4963" w:hanging="283"/>
+      </w:pPr>
+      <w:rPr>
+        <w:rFonts w:ascii="Symbol" w:hAnsi="Symbol" w:cs="Symbol" w:hint="default"/>
+      </w:rPr>
+    </w:lvl>
+    <w:lvl w:ilvl="7">
+      <w:start w:val="1"/>
+      <w:numFmt w:val="bullet"/>
+      <w:lvlText w:val=""/>
+      <w:lvlJc w:val="start"/>
+      <w:pPr>
+        <w:tabs>
+          <w:tab w:val="num" w:pos="5672"/>
+        </w:tabs>
+        <w:ind w:start="5672" w:hanging="283"/>
+      </w:pPr>
+      <w:rPr>
+        <w:rFonts w:ascii="Symbol" w:hAnsi="Symbol" w:cs="Symbol" w:hint="default"/>
+      </w:rPr>
+    </w:lvl>
+    <w:lvl w:ilvl="8">
+      <w:start w:val="1"/>
+      <w:numFmt w:val="bullet"/>
+      <w:lvlText w:val=""/>
+      <w:lvlJc w:val="start"/>
+      <w:pPr>
+        <w:tabs>
+          <w:tab w:val="num" w:pos="6381"/>
+        </w:tabs>
+        <w:ind w:start="6381" w:hanging="283"/>
+      </w:pPr>
+      <w:rPr>
+        <w:rFonts w:ascii="Symbol" w:hAnsi="Symbol" w:cs="Symbol" w:hint="default"/>
+      </w:rPr>
+    </w:lvl>
+  </w:abstractNum>
+  <w:abstractNum w:abstractNumId="10">
+    <w:lvl w:ilvl="0">
+      <w:start w:val="1"/>
+      <w:numFmt w:val="bullet"/>
+      <w:lvlText w:val=""/>
+      <w:lvlJc w:val="start"/>
+      <w:pPr>
+        <w:tabs>
+          <w:tab w:val="num" w:pos="709"/>
+        </w:tabs>
+        <w:ind w:start="709" w:hanging="283"/>
+      </w:pPr>
+      <w:rPr>
+        <w:rFonts w:ascii="Symbol" w:hAnsi="Symbol" w:cs="Symbol" w:hint="default"/>
+      </w:rPr>
+    </w:lvl>
+    <w:lvl w:ilvl="1">
+      <w:start w:val="1"/>
+      <w:numFmt w:val="bullet"/>
+      <w:lvlText w:val=""/>
+      <w:lvlJc w:val="start"/>
+      <w:pPr>
+        <w:tabs>
+          <w:tab w:val="num" w:pos="1418"/>
+        </w:tabs>
+        <w:ind w:start="1418" w:hanging="283"/>
+      </w:pPr>
+      <w:rPr>
+        <w:rFonts w:ascii="Symbol" w:hAnsi="Symbol" w:cs="Symbol" w:hint="default"/>
+      </w:rPr>
+    </w:lvl>
+    <w:lvl w:ilvl="2">
+      <w:start w:val="1"/>
+      <w:numFmt w:val="bullet"/>
+      <w:lvlText w:val=""/>
+      <w:lvlJc w:val="start"/>
+      <w:pPr>
+        <w:tabs>
+          <w:tab w:val="num" w:pos="2127"/>
+        </w:tabs>
+        <w:ind w:start="2127" w:hanging="283"/>
+      </w:pPr>
+      <w:rPr>
+        <w:rFonts w:ascii="Symbol" w:hAnsi="Symbol" w:cs="Symbol" w:hint="default"/>
+      </w:rPr>
+    </w:lvl>
+    <w:lvl w:ilvl="3">
+      <w:start w:val="1"/>
+      <w:numFmt w:val="bullet"/>
+      <w:lvlText w:val=""/>
+      <w:lvlJc w:val="start"/>
+      <w:pPr>
+        <w:tabs>
+          <w:tab w:val="num" w:pos="2836"/>
+        </w:tabs>
+        <w:ind w:start="2836" w:hanging="283"/>
+      </w:pPr>
+      <w:rPr>
+        <w:rFonts w:ascii="Symbol" w:hAnsi="Symbol" w:cs="Symbol" w:hint="default"/>
+      </w:rPr>
+    </w:lvl>
+    <w:lvl w:ilvl="4">
+      <w:start w:val="1"/>
+      <w:numFmt w:val="bullet"/>
+      <w:lvlText w:val=""/>
+      <w:lvlJc w:val="start"/>
+      <w:pPr>
+        <w:tabs>
+          <w:tab w:val="num" w:pos="3545"/>
+        </w:tabs>
+        <w:ind w:start="3545" w:hanging="283"/>
+      </w:pPr>
+      <w:rPr>
+        <w:rFonts w:ascii="Symbol" w:hAnsi="Symbol" w:cs="Symbol" w:hint="default"/>
+      </w:rPr>
+    </w:lvl>
+    <w:lvl w:ilvl="5">
+      <w:start w:val="1"/>
+      <w:numFmt w:val="bullet"/>
+      <w:lvlText w:val=""/>
+      <w:lvlJc w:val="start"/>
+      <w:pPr>
+        <w:tabs>
+          <w:tab w:val="num" w:pos="4254"/>
+        </w:tabs>
+        <w:ind w:start="4254" w:hanging="283"/>
+      </w:pPr>
+      <w:rPr>
+        <w:rFonts w:ascii="Symbol" w:hAnsi="Symbol" w:cs="Symbol" w:hint="default"/>
+      </w:rPr>
+    </w:lvl>
+    <w:lvl w:ilvl="6">
+      <w:start w:val="1"/>
+      <w:numFmt w:val="bullet"/>
+      <w:lvlText w:val=""/>
+      <w:lvlJc w:val="start"/>
+      <w:pPr>
+        <w:tabs>
+          <w:tab w:val="num" w:pos="4963"/>
+        </w:tabs>
+        <w:ind w:start="4963" w:hanging="283"/>
+      </w:pPr>
+      <w:rPr>
+        <w:rFonts w:ascii="Symbol" w:hAnsi="Symbol" w:cs="Symbol" w:hint="default"/>
+      </w:rPr>
+    </w:lvl>
+    <w:lvl w:ilvl="7">
+      <w:start w:val="1"/>
+      <w:numFmt w:val="bullet"/>
+      <w:lvlText w:val=""/>
+      <w:lvlJc w:val="start"/>
+      <w:pPr>
+        <w:tabs>
+          <w:tab w:val="num" w:pos="5672"/>
+        </w:tabs>
+        <w:ind w:start="5672" w:hanging="283"/>
+      </w:pPr>
+      <w:rPr>
+        <w:rFonts w:ascii="Symbol" w:hAnsi="Symbol" w:cs="Symbol" w:hint="default"/>
+      </w:rPr>
+    </w:lvl>
+    <w:lvl w:ilvl="8">
+      <w:start w:val="1"/>
+      <w:numFmt w:val="bullet"/>
+      <w:lvlText w:val=""/>
+      <w:lvlJc w:val="start"/>
+      <w:pPr>
+        <w:tabs>
+          <w:tab w:val="num" w:pos="6381"/>
+        </w:tabs>
+        <w:ind w:start="6381" w:hanging="283"/>
+      </w:pPr>
+      <w:rPr>
+        <w:rFonts w:ascii="Symbol" w:hAnsi="Symbol" w:cs="Symbol" w:hint="default"/>
+      </w:rPr>
+    </w:lvl>
+  </w:abstractNum>
+  <w:abstractNum w:abstractNumId="11">
+    <w:lvl w:ilvl="0">
+      <w:start w:val="1"/>
+      <w:numFmt w:val="bullet"/>
+      <w:lvlText w:val=""/>
+      <w:lvlJc w:val="start"/>
+      <w:pPr>
+        <w:tabs>
+          <w:tab w:val="num" w:pos="709"/>
+        </w:tabs>
+        <w:ind w:start="709" w:hanging="283"/>
+      </w:pPr>
+      <w:rPr>
+        <w:rFonts w:ascii="Symbol" w:hAnsi="Symbol" w:cs="Symbol" w:hint="default"/>
+      </w:rPr>
+    </w:lvl>
+    <w:lvl w:ilvl="1">
+      <w:start w:val="1"/>
+      <w:numFmt w:val="bullet"/>
+      <w:lvlText w:val=""/>
+      <w:lvlJc w:val="start"/>
+      <w:pPr>
+        <w:tabs>
+          <w:tab w:val="num" w:pos="1418"/>
+        </w:tabs>
+        <w:ind w:start="1418" w:hanging="283"/>
+      </w:pPr>
+      <w:rPr>
+        <w:rFonts w:ascii="Symbol" w:hAnsi="Symbol" w:cs="Symbol" w:hint="default"/>
+      </w:rPr>
+    </w:lvl>
+    <w:lvl w:ilvl="2">
+      <w:start w:val="1"/>
+      <w:numFmt w:val="bullet"/>
+      <w:lvlText w:val=""/>
+      <w:lvlJc w:val="start"/>
+      <w:pPr>
+        <w:tabs>
+          <w:tab w:val="num" w:pos="2127"/>
+        </w:tabs>
+        <w:ind w:start="2127" w:hanging="283"/>
+      </w:pPr>
+      <w:rPr>
+        <w:rFonts w:ascii="Symbol" w:hAnsi="Symbol" w:cs="Symbol" w:hint="default"/>
+      </w:rPr>
+    </w:lvl>
+    <w:lvl w:ilvl="3">
+      <w:start w:val="1"/>
+      <w:numFmt w:val="bullet"/>
+      <w:lvlText w:val=""/>
+      <w:lvlJc w:val="start"/>
+      <w:pPr>
+        <w:tabs>
+          <w:tab w:val="num" w:pos="2836"/>
+        </w:tabs>
+        <w:ind w:start="2836" w:hanging="283"/>
+      </w:pPr>
+      <w:rPr>
+        <w:rFonts w:ascii="Symbol" w:hAnsi="Symbol" w:cs="Symbol" w:hint="default"/>
+      </w:rPr>
+    </w:lvl>
+    <w:lvl w:ilvl="4">
+      <w:start w:val="1"/>
+      <w:numFmt w:val="bullet"/>
+      <w:lvlText w:val=""/>
+      <w:lvlJc w:val="start"/>
+      <w:pPr>
+        <w:tabs>
+          <w:tab w:val="num" w:pos="3545"/>
+        </w:tabs>
+        <w:ind w:start="3545" w:hanging="283"/>
+      </w:pPr>
+      <w:rPr>
+        <w:rFonts w:ascii="Symbol" w:hAnsi="Symbol" w:cs="Symbol" w:hint="default"/>
+      </w:rPr>
+    </w:lvl>
+    <w:lvl w:ilvl="5">
+      <w:start w:val="1"/>
+      <w:numFmt w:val="bullet"/>
+      <w:lvlText w:val=""/>
+      <w:lvlJc w:val="start"/>
+      <w:pPr>
+        <w:tabs>
+          <w:tab w:val="num" w:pos="4254"/>
+        </w:tabs>
+        <w:ind w:start="4254" w:hanging="283"/>
+      </w:pPr>
+      <w:rPr>
+        <w:rFonts w:ascii="Symbol" w:hAnsi="Symbol" w:cs="Symbol" w:hint="default"/>
+      </w:rPr>
+    </w:lvl>
+    <w:lvl w:ilvl="6">
+      <w:start w:val="1"/>
+      <w:numFmt w:val="bullet"/>
+      <w:lvlText w:val=""/>
+      <w:lvlJc w:val="start"/>
+      <w:pPr>
+        <w:tabs>
+          <w:tab w:val="num" w:pos="4963"/>
+        </w:tabs>
+        <w:ind w:start="4963" w:hanging="283"/>
+      </w:pPr>
+      <w:rPr>
+        <w:rFonts w:ascii="Symbol" w:hAnsi="Symbol" w:cs="Symbol" w:hint="default"/>
+      </w:rPr>
+    </w:lvl>
+    <w:lvl w:ilvl="7">
+      <w:start w:val="1"/>
+      <w:numFmt w:val="bullet"/>
+      <w:lvlText w:val=""/>
+      <w:lvlJc w:val="start"/>
+      <w:pPr>
+        <w:tabs>
+          <w:tab w:val="num" w:pos="5672"/>
+        </w:tabs>
+        <w:ind w:start="5672" w:hanging="283"/>
+      </w:pPr>
+      <w:rPr>
+        <w:rFonts w:ascii="Symbol" w:hAnsi="Symbol" w:cs="Symbol" w:hint="default"/>
+      </w:rPr>
+    </w:lvl>
+    <w:lvl w:ilvl="8">
+      <w:start w:val="1"/>
+      <w:numFmt w:val="bullet"/>
+      <w:lvlText w:val=""/>
+      <w:lvlJc w:val="start"/>
+      <w:pPr>
+        <w:tabs>
+          <w:tab w:val="num" w:pos="6381"/>
+        </w:tabs>
+        <w:ind w:start="6381" w:hanging="283"/>
+      </w:pPr>
+      <w:rPr>
+        <w:rFonts w:ascii="Symbol" w:hAnsi="Symbol" w:cs="Symbol" w:hint="default"/>
+      </w:rPr>
+    </w:lvl>
+  </w:abstractNum>
+  <w:abstractNum w:abstractNumId="12">
+    <w:lvl w:ilvl="0">
+      <w:start w:val="1"/>
+      <w:numFmt w:val="bullet"/>
+      <w:lvlText w:val=""/>
+      <w:lvlJc w:val="start"/>
+      <w:pPr>
+        <w:tabs>
+          <w:tab w:val="num" w:pos="709"/>
+        </w:tabs>
+        <w:ind w:start="709" w:hanging="283"/>
+      </w:pPr>
+      <w:rPr>
+        <w:rFonts w:ascii="Symbol" w:hAnsi="Symbol" w:cs="Symbol" w:hint="default"/>
+      </w:rPr>
+    </w:lvl>
+    <w:lvl w:ilvl="1">
+      <w:start w:val="1"/>
+      <w:numFmt w:val="bullet"/>
+      <w:lvlText w:val=""/>
+      <w:lvlJc w:val="start"/>
+      <w:pPr>
+        <w:tabs>
+          <w:tab w:val="num" w:pos="1418"/>
+        </w:tabs>
+        <w:ind w:start="1418" w:hanging="283"/>
+      </w:pPr>
+      <w:rPr>
+        <w:rFonts w:ascii="Symbol" w:hAnsi="Symbol" w:cs="Symbol" w:hint="default"/>
+      </w:rPr>
+    </w:lvl>
+    <w:lvl w:ilvl="2">
+      <w:start w:val="1"/>
+      <w:numFmt w:val="bullet"/>
+      <w:lvlText w:val=""/>
+      <w:lvlJc w:val="start"/>
+      <w:pPr>
+        <w:tabs>
+          <w:tab w:val="num" w:pos="2127"/>
+        </w:tabs>
+        <w:ind w:start="2127" w:hanging="283"/>
+      </w:pPr>
+      <w:rPr>
+        <w:rFonts w:ascii="Symbol" w:hAnsi="Symbol" w:cs="Symbol" w:hint="default"/>
+      </w:rPr>
+    </w:lvl>
+    <w:lvl w:ilvl="3">
+      <w:start w:val="1"/>
+      <w:numFmt w:val="bullet"/>
+      <w:lvlText w:val=""/>
+      <w:lvlJc w:val="start"/>
+      <w:pPr>
+        <w:tabs>
+          <w:tab w:val="num" w:pos="2836"/>
+        </w:tabs>
+        <w:ind w:start="2836" w:hanging="283"/>
+      </w:pPr>
+      <w:rPr>
+        <w:rFonts w:ascii="Symbol" w:hAnsi="Symbol" w:cs="Symbol" w:hint="default"/>
+      </w:rPr>
+    </w:lvl>
+    <w:lvl w:ilvl="4">
+      <w:start w:val="1"/>
+      <w:numFmt w:val="bullet"/>
+      <w:lvlText w:val=""/>
+      <w:lvlJc w:val="start"/>
+      <w:pPr>
+        <w:tabs>
+          <w:tab w:val="num" w:pos="3545"/>
+        </w:tabs>
+        <w:ind w:start="3545" w:hanging="283"/>
+      </w:pPr>
+      <w:rPr>
+        <w:rFonts w:ascii="Symbol" w:hAnsi="Symbol" w:cs="Symbol" w:hint="default"/>
+      </w:rPr>
+    </w:lvl>
+    <w:lvl w:ilvl="5">
+      <w:start w:val="1"/>
+      <w:numFmt w:val="bullet"/>
+      <w:lvlText w:val=""/>
+      <w:lvlJc w:val="start"/>
+      <w:pPr>
+        <w:tabs>
+          <w:tab w:val="num" w:pos="4254"/>
+        </w:tabs>
+        <w:ind w:start="4254" w:hanging="283"/>
+      </w:pPr>
+      <w:rPr>
+        <w:rFonts w:ascii="Symbol" w:hAnsi="Symbol" w:cs="Symbol" w:hint="default"/>
+      </w:rPr>
+    </w:lvl>
+    <w:lvl w:ilvl="6">
+      <w:start w:val="1"/>
+      <w:numFmt w:val="bullet"/>
+      <w:lvlText w:val=""/>
+      <w:lvlJc w:val="start"/>
+      <w:pPr>
+        <w:tabs>
+          <w:tab w:val="num" w:pos="4963"/>
+        </w:tabs>
+        <w:ind w:start="4963" w:hanging="283"/>
+      </w:pPr>
+      <w:rPr>
+        <w:rFonts w:ascii="Symbol" w:hAnsi="Symbol" w:cs="Symbol" w:hint="default"/>
+      </w:rPr>
+    </w:lvl>
+    <w:lvl w:ilvl="7">
+      <w:start w:val="1"/>
+      <w:numFmt w:val="bullet"/>
+      <w:lvlText w:val=""/>
+      <w:lvlJc w:val="start"/>
+      <w:pPr>
+        <w:tabs>
+          <w:tab w:val="num" w:pos="5672"/>
+        </w:tabs>
+        <w:ind w:start="5672" w:hanging="283"/>
+      </w:pPr>
+      <w:rPr>
+        <w:rFonts w:ascii="Symbol" w:hAnsi="Symbol" w:cs="Symbol" w:hint="default"/>
+      </w:rPr>
+    </w:lvl>
+    <w:lvl w:ilvl="8">
+      <w:start w:val="1"/>
+      <w:numFmt w:val="bullet"/>
+      <w:lvlText w:val=""/>
+      <w:lvlJc w:val="start"/>
+      <w:pPr>
+        <w:tabs>
+          <w:tab w:val="num" w:pos="6381"/>
+        </w:tabs>
+        <w:ind w:start="6381" w:hanging="283"/>
+      </w:pPr>
+      <w:rPr>
+        <w:rFonts w:ascii="Symbol" w:hAnsi="Symbol" w:cs="Symbol" w:hint="default"/>
+      </w:rPr>
+    </w:lvl>
+  </w:abstractNum>
+  <w:abstractNum w:abstractNumId="13">
+    <w:lvl w:ilvl="0">
+      <w:start w:val="1"/>
+      <w:numFmt w:val="bullet"/>
+      <w:lvlText w:val=""/>
+      <w:lvlJc w:val="start"/>
+      <w:pPr>
+        <w:tabs>
+          <w:tab w:val="num" w:pos="709"/>
+        </w:tabs>
+        <w:ind w:start="709" w:hanging="283"/>
+      </w:pPr>
+      <w:rPr>
+        <w:rFonts w:ascii="Symbol" w:hAnsi="Symbol" w:cs="Symbol" w:hint="default"/>
+      </w:rPr>
+    </w:lvl>
+    <w:lvl w:ilvl="1">
+      <w:start w:val="1"/>
+      <w:numFmt w:val="bullet"/>
+      <w:lvlText w:val=""/>
+      <w:lvlJc w:val="start"/>
+      <w:pPr>
+        <w:tabs>
+          <w:tab w:val="num" w:pos="1418"/>
+        </w:tabs>
+        <w:ind w:start="1418" w:hanging="283"/>
+      </w:pPr>
+      <w:rPr>
+        <w:rFonts w:ascii="Symbol" w:hAnsi="Symbol" w:cs="Symbol" w:hint="default"/>
+      </w:rPr>
+    </w:lvl>
+    <w:lvl w:ilvl="2">
+      <w:start w:val="1"/>
+      <w:numFmt w:val="bullet"/>
+      <w:lvlText w:val=""/>
+      <w:lvlJc w:val="start"/>
+      <w:pPr>
+        <w:tabs>
+          <w:tab w:val="num" w:pos="2127"/>
+        </w:tabs>
+        <w:ind w:start="2127" w:hanging="283"/>
+      </w:pPr>
+      <w:rPr>
+        <w:rFonts w:ascii="Symbol" w:hAnsi="Symbol" w:cs="Symbol" w:hint="default"/>
+      </w:rPr>
+    </w:lvl>
+    <w:lvl w:ilvl="3">
+      <w:start w:val="1"/>
+      <w:numFmt w:val="bullet"/>
+      <w:lvlText w:val=""/>
+      <w:lvlJc w:val="start"/>
+      <w:pPr>
+        <w:tabs>
+          <w:tab w:val="num" w:pos="2836"/>
+        </w:tabs>
+        <w:ind w:start="2836" w:hanging="283"/>
+      </w:pPr>
+      <w:rPr>
+        <w:rFonts w:ascii="Symbol" w:hAnsi="Symbol" w:cs="Symbol" w:hint="default"/>
+      </w:rPr>
+    </w:lvl>
+    <w:lvl w:ilvl="4">
+      <w:start w:val="1"/>
+      <w:numFmt w:val="bullet"/>
+      <w:lvlText w:val=""/>
+      <w:lvlJc w:val="start"/>
+      <w:pPr>
+        <w:tabs>
+          <w:tab w:val="num" w:pos="3545"/>
+        </w:tabs>
+        <w:ind w:start="3545" w:hanging="283"/>
+      </w:pPr>
+      <w:rPr>
+        <w:rFonts w:ascii="Symbol" w:hAnsi="Symbol" w:cs="Symbol" w:hint="default"/>
+      </w:rPr>
+    </w:lvl>
+    <w:lvl w:ilvl="5">
+      <w:start w:val="1"/>
+      <w:numFmt w:val="bullet"/>
+      <w:lvlText w:val=""/>
+      <w:lvlJc w:val="start"/>
+      <w:pPr>
+        <w:tabs>
+          <w:tab w:val="num" w:pos="4254"/>
+        </w:tabs>
+        <w:ind w:start="4254" w:hanging="283"/>
+      </w:pPr>
+      <w:rPr>
+        <w:rFonts w:ascii="Symbol" w:hAnsi="Symbol" w:cs="Symbol" w:hint="default"/>
+      </w:rPr>
+    </w:lvl>
+    <w:lvl w:ilvl="6">
+      <w:start w:val="1"/>
+      <w:numFmt w:val="bullet"/>
+      <w:lvlText w:val=""/>
+      <w:lvlJc w:val="start"/>
+      <w:pPr>
+        <w:tabs>
+          <w:tab w:val="num" w:pos="4963"/>
+        </w:tabs>
+        <w:ind w:start="4963" w:hanging="283"/>
+      </w:pPr>
+      <w:rPr>
+        <w:rFonts w:ascii="Symbol" w:hAnsi="Symbol" w:cs="Symbol" w:hint="default"/>
+      </w:rPr>
+    </w:lvl>
+    <w:lvl w:ilvl="7">
+      <w:start w:val="1"/>
+      <w:numFmt w:val="bullet"/>
+      <w:lvlText w:val=""/>
+      <w:lvlJc w:val="start"/>
+      <w:pPr>
+        <w:tabs>
+          <w:tab w:val="num" w:pos="5672"/>
+        </w:tabs>
+        <w:ind w:start="5672" w:hanging="283"/>
+      </w:pPr>
+      <w:rPr>
+        <w:rFonts w:ascii="Symbol" w:hAnsi="Symbol" w:cs="Symbol" w:hint="default"/>
+      </w:rPr>
+    </w:lvl>
+    <w:lvl w:ilvl="8">
+      <w:start w:val="1"/>
+      <w:numFmt w:val="bullet"/>
+      <w:lvlText w:val=""/>
+      <w:lvlJc w:val="start"/>
+      <w:pPr>
+        <w:tabs>
+          <w:tab w:val="num" w:pos="6381"/>
+        </w:tabs>
+        <w:ind w:start="6381" w:hanging="283"/>
+      </w:pPr>
+      <w:rPr>
+        <w:rFonts w:ascii="Symbol" w:hAnsi="Symbol" w:cs="Symbol" w:hint="default"/>
+      </w:rPr>
+    </w:lvl>
+  </w:abstractNum>
+  <w:abstractNum w:abstractNumId="14">
+    <w:lvl w:ilvl="0">
+      <w:start w:val="1"/>
+      <w:numFmt w:val="bullet"/>
+      <w:lvlText w:val=""/>
+      <w:lvlJc w:val="start"/>
+      <w:pPr>
+        <w:tabs>
+          <w:tab w:val="num" w:pos="709"/>
+        </w:tabs>
+        <w:ind w:start="709" w:hanging="283"/>
+      </w:pPr>
+      <w:rPr>
+        <w:rFonts w:ascii="Symbol" w:hAnsi="Symbol" w:cs="Symbol" w:hint="default"/>
+      </w:rPr>
+    </w:lvl>
+    <w:lvl w:ilvl="1">
+      <w:start w:val="1"/>
+      <w:numFmt w:val="bullet"/>
+      <w:lvlText w:val=""/>
+      <w:lvlJc w:val="start"/>
+      <w:pPr>
+        <w:tabs>
+          <w:tab w:val="num" w:pos="1418"/>
+        </w:tabs>
+        <w:ind w:start="1418" w:hanging="283"/>
+      </w:pPr>
+      <w:rPr>
+        <w:rFonts w:ascii="Symbol" w:hAnsi="Symbol" w:cs="Symbol" w:hint="default"/>
+      </w:rPr>
+    </w:lvl>
+    <w:lvl w:ilvl="2">
+      <w:start w:val="1"/>
+      <w:numFmt w:val="bullet"/>
+      <w:lvlText w:val=""/>
+      <w:lvlJc w:val="start"/>
+      <w:pPr>
+        <w:tabs>
+          <w:tab w:val="num" w:pos="2127"/>
+        </w:tabs>
+        <w:ind w:start="2127" w:hanging="283"/>
+      </w:pPr>
+      <w:rPr>
+        <w:rFonts w:ascii="Symbol" w:hAnsi="Symbol" w:cs="Symbol" w:hint="default"/>
+      </w:rPr>
+    </w:lvl>
+    <w:lvl w:ilvl="3">
+      <w:start w:val="1"/>
+      <w:numFmt w:val="bullet"/>
+      <w:lvlText w:val=""/>
+      <w:lvlJc w:val="start"/>
+      <w:pPr>
+        <w:tabs>
+          <w:tab w:val="num" w:pos="2836"/>
+        </w:tabs>
+        <w:ind w:start="2836" w:hanging="283"/>
+      </w:pPr>
+      <w:rPr>
+        <w:rFonts w:ascii="Symbol" w:hAnsi="Symbol" w:cs="Symbol" w:hint="default"/>
+      </w:rPr>
+    </w:lvl>
+    <w:lvl w:ilvl="4">
+      <w:start w:val="1"/>
+      <w:numFmt w:val="bullet"/>
+      <w:lvlText w:val=""/>
+      <w:lvlJc w:val="start"/>
+      <w:pPr>
+        <w:tabs>
+          <w:tab w:val="num" w:pos="3545"/>
+        </w:tabs>
+        <w:ind w:start="3545" w:hanging="283"/>
+      </w:pPr>
+      <w:rPr>
+        <w:rFonts w:ascii="Symbol" w:hAnsi="Symbol" w:cs="Symbol" w:hint="default"/>
+      </w:rPr>
+    </w:lvl>
+    <w:lvl w:ilvl="5">
+      <w:start w:val="1"/>
+      <w:numFmt w:val="bullet"/>
+      <w:lvlText w:val=""/>
+      <w:lvlJc w:val="start"/>
+      <w:pPr>
+        <w:tabs>
+          <w:tab w:val="num" w:pos="4254"/>
+        </w:tabs>
+        <w:ind w:start="4254" w:hanging="283"/>
+      </w:pPr>
+      <w:rPr>
+        <w:rFonts w:ascii="Symbol" w:hAnsi="Symbol" w:cs="Symbol" w:hint="default"/>
+      </w:rPr>
+    </w:lvl>
+    <w:lvl w:ilvl="6">
+      <w:start w:val="1"/>
+      <w:numFmt w:val="bullet"/>
+      <w:lvlText w:val=""/>
+      <w:lvlJc w:val="start"/>
+      <w:pPr>
+        <w:tabs>
+          <w:tab w:val="num" w:pos="4963"/>
+        </w:tabs>
+        <w:ind w:start="4963" w:hanging="283"/>
+      </w:pPr>
+      <w:rPr>
+        <w:rFonts w:ascii="Symbol" w:hAnsi="Symbol" w:cs="Symbol" w:hint="default"/>
+      </w:rPr>
+    </w:lvl>
+    <w:lvl w:ilvl="7">
+      <w:start w:val="1"/>
+      <w:numFmt w:val="bullet"/>
+      <w:lvlText w:val=""/>
+      <w:lvlJc w:val="start"/>
+      <w:pPr>
+        <w:tabs>
+          <w:tab w:val="num" w:pos="5672"/>
+        </w:tabs>
+        <w:ind w:start="5672" w:hanging="283"/>
+      </w:pPr>
+      <w:rPr>
+        <w:rFonts w:ascii="Symbol" w:hAnsi="Symbol" w:cs="Symbol" w:hint="default"/>
+      </w:rPr>
+    </w:lvl>
+    <w:lvl w:ilvl="8">
+      <w:start w:val="1"/>
+      <w:numFmt w:val="bullet"/>
+      <w:lvlText w:val=""/>
+      <w:lvlJc w:val="start"/>
+      <w:pPr>
+        <w:tabs>
+          <w:tab w:val="num" w:pos="6381"/>
+        </w:tabs>
+        <w:ind w:start="6381" w:hanging="283"/>
+      </w:pPr>
+      <w:rPr>
+        <w:rFonts w:ascii="Symbol" w:hAnsi="Symbol" w:cs="Symbol" w:hint="default"/>
+      </w:rPr>
+    </w:lvl>
+  </w:abstractNum>
+  <w:abstractNum w:abstractNumId="15">
+    <w:lvl w:ilvl="0">
+      <w:start w:val="1"/>
+      <w:numFmt w:val="bullet"/>
+      <w:lvlText w:val=""/>
+      <w:lvlJc w:val="start"/>
+      <w:pPr>
+        <w:tabs>
+          <w:tab w:val="num" w:pos="709"/>
+        </w:tabs>
+        <w:ind w:start="709" w:hanging="283"/>
+      </w:pPr>
+      <w:rPr>
+        <w:rFonts w:ascii="Symbol" w:hAnsi="Symbol" w:cs="Symbol" w:hint="default"/>
+      </w:rPr>
+    </w:lvl>
+    <w:lvl w:ilvl="1">
+      <w:start w:val="1"/>
+      <w:numFmt w:val="bullet"/>
+      <w:lvlText w:val=""/>
+      <w:lvlJc w:val="start"/>
+      <w:pPr>
+        <w:tabs>
+          <w:tab w:val="num" w:pos="1418"/>
+        </w:tabs>
+        <w:ind w:start="1418" w:hanging="283"/>
+      </w:pPr>
+      <w:rPr>
+        <w:rFonts w:ascii="Symbol" w:hAnsi="Symbol" w:cs="Symbol" w:hint="default"/>
+      </w:rPr>
+    </w:lvl>
+    <w:lvl w:ilvl="2">
+      <w:start w:val="1"/>
+      <w:numFmt w:val="bullet"/>
+      <w:lvlText w:val=""/>
+      <w:lvlJc w:val="start"/>
+      <w:pPr>
+        <w:tabs>
+          <w:tab w:val="num" w:pos="2127"/>
+        </w:tabs>
+        <w:ind w:start="2127" w:hanging="283"/>
+      </w:pPr>
+      <w:rPr>
+        <w:rFonts w:ascii="Symbol" w:hAnsi="Symbol" w:cs="Symbol" w:hint="default"/>
+      </w:rPr>
+    </w:lvl>
+    <w:lvl w:ilvl="3">
+      <w:start w:val="1"/>
+      <w:numFmt w:val="bullet"/>
+      <w:lvlText w:val=""/>
+      <w:lvlJc w:val="start"/>
+      <w:pPr>
+        <w:tabs>
+          <w:tab w:val="num" w:pos="2836"/>
+        </w:tabs>
+        <w:ind w:start="2836" w:hanging="283"/>
+      </w:pPr>
+      <w:rPr>
+        <w:rFonts w:ascii="Symbol" w:hAnsi="Symbol" w:cs="Symbol" w:hint="default"/>
+      </w:rPr>
+    </w:lvl>
+    <w:lvl w:ilvl="4">
+      <w:start w:val="1"/>
+      <w:numFmt w:val="bullet"/>
+      <w:lvlText w:val=""/>
+      <w:lvlJc w:val="start"/>
+      <w:pPr>
+        <w:tabs>
+          <w:tab w:val="num" w:pos="3545"/>
+        </w:tabs>
+        <w:ind w:start="3545" w:hanging="283"/>
+      </w:pPr>
+      <w:rPr>
+        <w:rFonts w:ascii="Symbol" w:hAnsi="Symbol" w:cs="Symbol" w:hint="default"/>
+      </w:rPr>
+    </w:lvl>
+    <w:lvl w:ilvl="5">
+      <w:start w:val="1"/>
+      <w:numFmt w:val="bullet"/>
+      <w:lvlText w:val=""/>
+      <w:lvlJc w:val="start"/>
+      <w:pPr>
+        <w:tabs>
+          <w:tab w:val="num" w:pos="4254"/>
+        </w:tabs>
+        <w:ind w:start="4254" w:hanging="283"/>
+      </w:pPr>
+      <w:rPr>
+        <w:rFonts w:ascii="Symbol" w:hAnsi="Symbol" w:cs="Symbol" w:hint="default"/>
+      </w:rPr>
+    </w:lvl>
+    <w:lvl w:ilvl="6">
+      <w:start w:val="1"/>
+      <w:numFmt w:val="bullet"/>
+      <w:lvlText w:val=""/>
+      <w:lvlJc w:val="start"/>
+      <w:pPr>
+        <w:tabs>
+          <w:tab w:val="num" w:pos="4963"/>
+        </w:tabs>
+        <w:ind w:start="4963" w:hanging="283"/>
+      </w:pPr>
+      <w:rPr>
+        <w:rFonts w:ascii="Symbol" w:hAnsi="Symbol" w:cs="Symbol" w:hint="default"/>
+      </w:rPr>
+    </w:lvl>
+    <w:lvl w:ilvl="7">
+      <w:start w:val="1"/>
+      <w:numFmt w:val="bullet"/>
+      <w:lvlText w:val=""/>
+      <w:lvlJc w:val="start"/>
+      <w:pPr>
+        <w:tabs>
+          <w:tab w:val="num" w:pos="5672"/>
+        </w:tabs>
+        <w:ind w:start="5672" w:hanging="283"/>
+      </w:pPr>
+      <w:rPr>
+        <w:rFonts w:ascii="Symbol" w:hAnsi="Symbol" w:cs="Symbol" w:hint="default"/>
+      </w:rPr>
+    </w:lvl>
+    <w:lvl w:ilvl="8">
+      <w:start w:val="1"/>
+      <w:numFmt w:val="bullet"/>
+      <w:lvlText w:val=""/>
+      <w:lvlJc w:val="start"/>
+      <w:pPr>
+        <w:tabs>
+          <w:tab w:val="num" w:pos="6381"/>
+        </w:tabs>
+        <w:ind w:start="6381" w:hanging="283"/>
+      </w:pPr>
+      <w:rPr>
+        <w:rFonts w:ascii="Symbol" w:hAnsi="Symbol" w:cs="Symbol" w:hint="default"/>
+      </w:rPr>
+    </w:lvl>
+  </w:abstractNum>
+  <w:abstractNum w:abstractNumId="16">
+    <w:lvl w:ilvl="0">
+      <w:start w:val="1"/>
+      <w:numFmt w:val="bullet"/>
+      <w:lvlText w:val=""/>
+      <w:lvlJc w:val="start"/>
+      <w:pPr>
+        <w:tabs>
+          <w:tab w:val="num" w:pos="709"/>
+        </w:tabs>
+        <w:ind w:start="709" w:hanging="283"/>
+      </w:pPr>
+      <w:rPr>
+        <w:rFonts w:ascii="Symbol" w:hAnsi="Symbol" w:cs="Symbol" w:hint="default"/>
+      </w:rPr>
+    </w:lvl>
+    <w:lvl w:ilvl="1">
+      <w:start w:val="1"/>
+      <w:numFmt w:val="bullet"/>
+      <w:lvlText w:val=""/>
+      <w:lvlJc w:val="start"/>
+      <w:pPr>
+        <w:tabs>
+          <w:tab w:val="num" w:pos="1418"/>
+        </w:tabs>
+        <w:ind w:start="1418" w:hanging="283"/>
+      </w:pPr>
+      <w:rPr>
+        <w:rFonts w:ascii="Symbol" w:hAnsi="Symbol" w:cs="Symbol" w:hint="default"/>
+      </w:rPr>
+    </w:lvl>
+    <w:lvl w:ilvl="2">
+      <w:start w:val="1"/>
+      <w:numFmt w:val="bullet"/>
+      <w:lvlText w:val=""/>
+      <w:lvlJc w:val="start"/>
+      <w:pPr>
+        <w:tabs>
+          <w:tab w:val="num" w:pos="2127"/>
+        </w:tabs>
+        <w:ind w:start="2127" w:hanging="283"/>
+      </w:pPr>
+      <w:rPr>
+        <w:rFonts w:ascii="Symbol" w:hAnsi="Symbol" w:cs="Symbol" w:hint="default"/>
+      </w:rPr>
+    </w:lvl>
+    <w:lvl w:ilvl="3">
+      <w:start w:val="1"/>
+      <w:numFmt w:val="bullet"/>
+      <w:lvlText w:val=""/>
+      <w:lvlJc w:val="start"/>
+      <w:pPr>
+        <w:tabs>
+          <w:tab w:val="num" w:pos="2836"/>
+        </w:tabs>
+        <w:ind w:start="2836" w:hanging="283"/>
+      </w:pPr>
+      <w:rPr>
+        <w:rFonts w:ascii="Symbol" w:hAnsi="Symbol" w:cs="Symbol" w:hint="default"/>
+      </w:rPr>
+    </w:lvl>
+    <w:lvl w:ilvl="4">
+      <w:start w:val="1"/>
+      <w:numFmt w:val="bullet"/>
+      <w:lvlText w:val=""/>
+      <w:lvlJc w:val="start"/>
+      <w:pPr>
+        <w:tabs>
+          <w:tab w:val="num" w:pos="3545"/>
+        </w:tabs>
+        <w:ind w:start="3545" w:hanging="283"/>
+      </w:pPr>
+      <w:rPr>
+        <w:rFonts w:ascii="Symbol" w:hAnsi="Symbol" w:cs="Symbol" w:hint="default"/>
+      </w:rPr>
+    </w:lvl>
+    <w:lvl w:ilvl="5">
+      <w:start w:val="1"/>
+      <w:numFmt w:val="bullet"/>
+      <w:lvlText w:val=""/>
+      <w:lvlJc w:val="start"/>
+      <w:pPr>
+        <w:tabs>
+          <w:tab w:val="num" w:pos="4254"/>
+        </w:tabs>
+        <w:ind w:start="4254" w:hanging="283"/>
+      </w:pPr>
+      <w:rPr>
+        <w:rFonts w:ascii="Symbol" w:hAnsi="Symbol" w:cs="Symbol" w:hint="default"/>
+      </w:rPr>
+    </w:lvl>
+    <w:lvl w:ilvl="6">
+      <w:start w:val="1"/>
+      <w:numFmt w:val="bullet"/>
+      <w:lvlText w:val=""/>
+      <w:lvlJc w:val="start"/>
+      <w:pPr>
+        <w:tabs>
+          <w:tab w:val="num" w:pos="4963"/>
+        </w:tabs>
+        <w:ind w:start="4963" w:hanging="283"/>
+      </w:pPr>
+      <w:rPr>
+        <w:rFonts w:ascii="Symbol" w:hAnsi="Symbol" w:cs="Symbol" w:hint="default"/>
+      </w:rPr>
+    </w:lvl>
+    <w:lvl w:ilvl="7">
+      <w:start w:val="1"/>
+      <w:numFmt w:val="bullet"/>
+      <w:lvlText w:val=""/>
+      <w:lvlJc w:val="start"/>
+      <w:pPr>
+        <w:tabs>
+          <w:tab w:val="num" w:pos="5672"/>
+        </w:tabs>
+        <w:ind w:start="5672" w:hanging="283"/>
+      </w:pPr>
+      <w:rPr>
+        <w:rFonts w:ascii="Symbol" w:hAnsi="Symbol" w:cs="Symbol" w:hint="default"/>
+      </w:rPr>
+    </w:lvl>
+    <w:lvl w:ilvl="8">
+      <w:start w:val="1"/>
+      <w:numFmt w:val="bullet"/>
+      <w:lvlText w:val=""/>
+      <w:lvlJc w:val="start"/>
+      <w:pPr>
+        <w:tabs>
+          <w:tab w:val="num" w:pos="6381"/>
+        </w:tabs>
+        <w:ind w:start="6381" w:hanging="283"/>
+      </w:pPr>
+      <w:rPr>
+        <w:rFonts w:ascii="Symbol" w:hAnsi="Symbol" w:cs="Symbol" w:hint="default"/>
+      </w:rPr>
+    </w:lvl>
+  </w:abstractNum>
+  <w:abstractNum w:abstractNumId="17">
+    <w:lvl w:ilvl="0">
+      <w:start w:val="1"/>
+      <w:numFmt w:val="bullet"/>
+      <w:lvlText w:val=""/>
+      <w:lvlJc w:val="start"/>
+      <w:pPr>
+        <w:tabs>
+          <w:tab w:val="num" w:pos="709"/>
+        </w:tabs>
+        <w:ind w:start="709" w:hanging="283"/>
+      </w:pPr>
+      <w:rPr>
+        <w:rFonts w:ascii="Symbol" w:hAnsi="Symbol" w:cs="Symbol" w:hint="default"/>
+      </w:rPr>
+    </w:lvl>
+    <w:lvl w:ilvl="1">
+      <w:start w:val="1"/>
+      <w:numFmt w:val="bullet"/>
+      <w:lvlText w:val=""/>
+      <w:lvlJc w:val="start"/>
+      <w:pPr>
+        <w:tabs>
+          <w:tab w:val="num" w:pos="1418"/>
+        </w:tabs>
+        <w:ind w:start="1418" w:hanging="283"/>
+      </w:pPr>
+      <w:rPr>
+        <w:rFonts w:ascii="Symbol" w:hAnsi="Symbol" w:cs="Symbol" w:hint="default"/>
+      </w:rPr>
+    </w:lvl>
+    <w:lvl w:ilvl="2">
+      <w:start w:val="1"/>
+      <w:numFmt w:val="bullet"/>
+      <w:lvlText w:val=""/>
+      <w:lvlJc w:val="start"/>
+      <w:pPr>
+        <w:tabs>
+          <w:tab w:val="num" w:pos="2127"/>
+        </w:tabs>
+        <w:ind w:start="2127" w:hanging="283"/>
+      </w:pPr>
+      <w:rPr>
+        <w:rFonts w:ascii="Symbol" w:hAnsi="Symbol" w:cs="Symbol" w:hint="default"/>
+      </w:rPr>
+    </w:lvl>
+    <w:lvl w:ilvl="3">
+      <w:start w:val="1"/>
+      <w:numFmt w:val="bullet"/>
+      <w:lvlText w:val=""/>
+      <w:lvlJc w:val="start"/>
+      <w:pPr>
+        <w:tabs>
+          <w:tab w:val="num" w:pos="2836"/>
+        </w:tabs>
+        <w:ind w:start="2836" w:hanging="283"/>
+      </w:pPr>
+      <w:rPr>
+        <w:rFonts w:ascii="Symbol" w:hAnsi="Symbol" w:cs="Symbol" w:hint="default"/>
+      </w:rPr>
+    </w:lvl>
+    <w:lvl w:ilvl="4">
+      <w:start w:val="1"/>
+      <w:numFmt w:val="bullet"/>
+      <w:lvlText w:val=""/>
+      <w:lvlJc w:val="start"/>
+      <w:pPr>
+        <w:tabs>
+          <w:tab w:val="num" w:pos="3545"/>
+        </w:tabs>
+        <w:ind w:start="3545" w:hanging="283"/>
+      </w:pPr>
+      <w:rPr>
+        <w:rFonts w:ascii="Symbol" w:hAnsi="Symbol" w:cs="Symbol" w:hint="default"/>
+      </w:rPr>
+    </w:lvl>
+    <w:lvl w:ilvl="5">
+      <w:start w:val="1"/>
+      <w:numFmt w:val="bullet"/>
+      <w:lvlText w:val=""/>
+      <w:lvlJc w:val="start"/>
+      <w:pPr>
+        <w:tabs>
+          <w:tab w:val="num" w:pos="4254"/>
+        </w:tabs>
+        <w:ind w:start="4254" w:hanging="283"/>
+      </w:pPr>
+      <w:rPr>
+        <w:rFonts w:ascii="Symbol" w:hAnsi="Symbol" w:cs="Symbol" w:hint="default"/>
+      </w:rPr>
+    </w:lvl>
+    <w:lvl w:ilvl="6">
+      <w:start w:val="1"/>
+      <w:numFmt w:val="bullet"/>
+      <w:lvlText w:val=""/>
+      <w:lvlJc w:val="start"/>
+      <w:pPr>
+        <w:tabs>
+          <w:tab w:val="num" w:pos="4963"/>
+        </w:tabs>
+        <w:ind w:start="4963" w:hanging="283"/>
+      </w:pPr>
+      <w:rPr>
+        <w:rFonts w:ascii="Symbol" w:hAnsi="Symbol" w:cs="Symbol" w:hint="default"/>
+      </w:rPr>
+    </w:lvl>
+    <w:lvl w:ilvl="7">
+      <w:start w:val="1"/>
+      <w:numFmt w:val="bullet"/>
+      <w:lvlText w:val=""/>
+      <w:lvlJc w:val="start"/>
+      <w:pPr>
+        <w:tabs>
+          <w:tab w:val="num" w:pos="5672"/>
+        </w:tabs>
+        <w:ind w:start="5672" w:hanging="283"/>
+      </w:pPr>
+      <w:rPr>
+        <w:rFonts w:ascii="Symbol" w:hAnsi="Symbol" w:cs="Symbol" w:hint="default"/>
+      </w:rPr>
+    </w:lvl>
+    <w:lvl w:ilvl="8">
+      <w:start w:val="1"/>
+      <w:numFmt w:val="bullet"/>
+      <w:lvlText w:val=""/>
+      <w:lvlJc w:val="start"/>
+      <w:pPr>
+        <w:tabs>
+          <w:tab w:val="num" w:pos="6381"/>
+        </w:tabs>
+        <w:ind w:start="6381" w:hanging="283"/>
+      </w:pPr>
+      <w:rPr>
+        <w:rFonts w:ascii="Symbol" w:hAnsi="Symbol" w:cs="Symbol" w:hint="default"/>
+      </w:rPr>
+    </w:lvl>
+  </w:abstractNum>
+  <w:abstractNum w:abstractNumId="18">
+    <w:lvl w:ilvl="0">
+      <w:start w:val="1"/>
+      <w:numFmt w:val="bullet"/>
+      <w:lvlText w:val=""/>
+      <w:lvlJc w:val="start"/>
+      <w:pPr>
+        <w:tabs>
+          <w:tab w:val="num" w:pos="709"/>
+        </w:tabs>
+        <w:ind w:start="709" w:hanging="283"/>
+      </w:pPr>
+      <w:rPr>
+        <w:rFonts w:ascii="Symbol" w:hAnsi="Symbol" w:cs="Symbol" w:hint="default"/>
+      </w:rPr>
+    </w:lvl>
+    <w:lvl w:ilvl="1">
+      <w:start w:val="1"/>
+      <w:numFmt w:val="bullet"/>
+      <w:lvlText w:val=""/>
+      <w:lvlJc w:val="start"/>
+      <w:pPr>
+        <w:tabs>
+          <w:tab w:val="num" w:pos="1418"/>
+        </w:tabs>
+        <w:ind w:start="1418" w:hanging="283"/>
+      </w:pPr>
+      <w:rPr>
+        <w:rFonts w:ascii="Symbol" w:hAnsi="Symbol" w:cs="Symbol" w:hint="default"/>
+      </w:rPr>
+    </w:lvl>
+    <w:lvl w:ilvl="2">
+      <w:start w:val="1"/>
+      <w:numFmt w:val="bullet"/>
+      <w:lvlText w:val=""/>
+      <w:lvlJc w:val="start"/>
+      <w:pPr>
+        <w:tabs>
+          <w:tab w:val="num" w:pos="2127"/>
+        </w:tabs>
+        <w:ind w:start="2127" w:hanging="283"/>
+      </w:pPr>
+      <w:rPr>
+        <w:rFonts w:ascii="Symbol" w:hAnsi="Symbol" w:cs="Symbol" w:hint="default"/>
+      </w:rPr>
+    </w:lvl>
+    <w:lvl w:ilvl="3">
+      <w:start w:val="1"/>
+      <w:numFmt w:val="bullet"/>
+      <w:lvlText w:val=""/>
+      <w:lvlJc w:val="start"/>
+      <w:pPr>
+        <w:tabs>
+          <w:tab w:val="num" w:pos="2836"/>
+        </w:tabs>
+        <w:ind w:start="2836" w:hanging="283"/>
+      </w:pPr>
+      <w:rPr>
+        <w:rFonts w:ascii="Symbol" w:hAnsi="Symbol" w:cs="Symbol" w:hint="default"/>
+      </w:rPr>
+    </w:lvl>
+    <w:lvl w:ilvl="4">
+      <w:start w:val="1"/>
+      <w:numFmt w:val="bullet"/>
+      <w:lvlText w:val=""/>
+      <w:lvlJc w:val="start"/>
+      <w:pPr>
+        <w:tabs>
+          <w:tab w:val="num" w:pos="3545"/>
+        </w:tabs>
+        <w:ind w:start="3545" w:hanging="283"/>
+      </w:pPr>
+      <w:rPr>
+        <w:rFonts w:ascii="Symbol" w:hAnsi="Symbol" w:cs="Symbol" w:hint="default"/>
+      </w:rPr>
+    </w:lvl>
+    <w:lvl w:ilvl="5">
+      <w:start w:val="1"/>
+      <w:numFmt w:val="bullet"/>
+      <w:lvlText w:val=""/>
+      <w:lvlJc w:val="start"/>
+      <w:pPr>
+        <w:tabs>
+          <w:tab w:val="num" w:pos="4254"/>
+        </w:tabs>
+        <w:ind w:start="4254" w:hanging="283"/>
+      </w:pPr>
+      <w:rPr>
+        <w:rFonts w:ascii="Symbol" w:hAnsi="Symbol" w:cs="Symbol" w:hint="default"/>
+      </w:rPr>
+    </w:lvl>
+    <w:lvl w:ilvl="6">
+      <w:start w:val="1"/>
+      <w:numFmt w:val="bullet"/>
+      <w:lvlText w:val=""/>
+      <w:lvlJc w:val="start"/>
+      <w:pPr>
+        <w:tabs>
+          <w:tab w:val="num" w:pos="4963"/>
+        </w:tabs>
+        <w:ind w:start="4963" w:hanging="283"/>
+      </w:pPr>
+      <w:rPr>
+        <w:rFonts w:ascii="Symbol" w:hAnsi="Symbol" w:cs="Symbol" w:hint="default"/>
+      </w:rPr>
+    </w:lvl>
+    <w:lvl w:ilvl="7">
+      <w:start w:val="1"/>
+      <w:numFmt w:val="bullet"/>
+      <w:lvlText w:val=""/>
+      <w:lvlJc w:val="start"/>
+      <w:pPr>
+        <w:tabs>
+          <w:tab w:val="num" w:pos="5672"/>
+        </w:tabs>
+        <w:ind w:start="5672" w:hanging="283"/>
+      </w:pPr>
+      <w:rPr>
+        <w:rFonts w:ascii="Symbol" w:hAnsi="Symbol" w:cs="Symbol" w:hint="default"/>
+      </w:rPr>
+    </w:lvl>
+    <w:lvl w:ilvl="8">
+      <w:start w:val="1"/>
+      <w:numFmt w:val="bullet"/>
+      <w:lvlText w:val=""/>
+      <w:lvlJc w:val="start"/>
+      <w:pPr>
+        <w:tabs>
+          <w:tab w:val="num" w:pos="6381"/>
+        </w:tabs>
+        <w:ind w:start="6381" w:hanging="283"/>
+      </w:pPr>
+      <w:rPr>
+        <w:rFonts w:ascii="Symbol" w:hAnsi="Symbol" w:cs="Symbol" w:hint="default"/>
+      </w:rPr>
+    </w:lvl>
+  </w:abstractNum>
+  <w:abstractNum w:abstractNumId="19">
+    <w:lvl w:ilvl="0">
+      <w:start w:val="1"/>
+      <w:numFmt w:val="none"/>
+      <w:suff w:val="nothing"/>
+      <w:lvlText w:val=""/>
+      <w:lvlJc w:val="start"/>
+      <w:pPr>
+        <w:tabs>
+          <w:tab w:val="num" w:pos="0"/>
+        </w:tabs>
+        <w:ind w:start="0" w:hanging="0"/>
+      </w:pPr>
+    </w:lvl>
+    <w:lvl w:ilvl="1">
+      <w:start w:val="1"/>
+      <w:numFmt w:val="none"/>
+      <w:suff w:val="nothing"/>
+      <w:lvlText w:val=""/>
+      <w:lvlJc w:val="start"/>
+      <w:pPr>
+        <w:tabs>
+          <w:tab w:val="num" w:pos="0"/>
+        </w:tabs>
+        <w:ind w:start="0" w:hanging="0"/>
+      </w:pPr>
+    </w:lvl>
+    <w:lvl w:ilvl="2">
+      <w:start w:val="1"/>
+      <w:numFmt w:val="none"/>
+      <w:suff w:val="nothing"/>
+      <w:lvlText w:val=""/>
+      <w:lvlJc w:val="start"/>
+      <w:pPr>
+        <w:tabs>
+          <w:tab w:val="num" w:pos="0"/>
+        </w:tabs>
+        <w:ind w:start="0" w:hanging="0"/>
+      </w:pPr>
+    </w:lvl>
+    <w:lvl w:ilvl="3">
+      <w:start w:val="1"/>
+      <w:numFmt w:val="none"/>
+      <w:suff w:val="nothing"/>
+      <w:lvlText w:val=""/>
+      <w:lvlJc w:val="start"/>
+      <w:pPr>
+        <w:tabs>
+          <w:tab w:val="num" w:pos="0"/>
+        </w:tabs>
+        <w:ind w:start="0" w:hanging="0"/>
+      </w:pPr>
+    </w:lvl>
+    <w:lvl w:ilvl="4">
+      <w:start w:val="1"/>
+      <w:numFmt w:val="none"/>
+      <w:suff w:val="nothing"/>
+      <w:lvlText w:val=""/>
+      <w:lvlJc w:val="start"/>
+      <w:pPr>
+        <w:tabs>
+          <w:tab w:val="num" w:pos="0"/>
+        </w:tabs>
+        <w:ind w:start="0" w:hanging="0"/>
+      </w:pPr>
+    </w:lvl>
+    <w:lvl w:ilvl="5">
+      <w:start w:val="1"/>
+      <w:numFmt w:val="none"/>
+      <w:suff w:val="nothing"/>
+      <w:lvlText w:val=""/>
+      <w:lvlJc w:val="start"/>
+      <w:pPr>
+        <w:tabs>
+          <w:tab w:val="num" w:pos="0"/>
+        </w:tabs>
+        <w:ind w:start="0" w:hanging="0"/>
+      </w:pPr>
+    </w:lvl>
+    <w:lvl w:ilvl="6">
+      <w:start w:val="1"/>
+      <w:numFmt w:val="none"/>
+      <w:suff w:val="nothing"/>
+      <w:lvlText w:val=""/>
+      <w:lvlJc w:val="start"/>
+      <w:pPr>
+        <w:tabs>
+          <w:tab w:val="num" w:pos="0"/>
+        </w:tabs>
+        <w:ind w:start="0" w:hanging="0"/>
+      </w:pPr>
+    </w:lvl>
+    <w:lvl w:ilvl="7">
+      <w:start w:val="1"/>
+      <w:numFmt w:val="none"/>
+      <w:suff w:val="nothing"/>
+      <w:lvlText w:val=""/>
+      <w:lvlJc w:val="start"/>
+      <w:pPr>
+        <w:tabs>
+          <w:tab w:val="num" w:pos="0"/>
+        </w:tabs>
+        <w:ind w:start="0" w:hanging="0"/>
+      </w:pPr>
+    </w:lvl>
+    <w:lvl w:ilvl="8">
+      <w:start w:val="1"/>
+      <w:numFmt w:val="none"/>
+      <w:suff w:val="nothing"/>
+      <w:lvlText w:val=""/>
+      <w:lvlJc w:val="start"/>
+      <w:pPr>
+        <w:tabs>
+          <w:tab w:val="num" w:pos="0"/>
+        </w:tabs>
+        <w:ind w:start="0" w:hanging="0"/>
+      </w:pPr>
+    </w:lvl>
+  </w:abstractNum>
+  <w:num w:numId="1">
+    <w:abstractNumId w:val="1"/>
+  </w:num>
+  <w:num w:numId="2">
+    <w:abstractNumId w:val="2"/>
   </w:num>
   <w:num w:numId="3">
     <w:abstractNumId w:val="3"/>
   </w:num>
-  <w:num w:numId="2">
-    <w:abstractNumId w:val="2"/>
+  <w:num w:numId="4">
+    <w:abstractNumId w:val="4"/>
   </w:num>
-  <w:num w:numId="1">
-    <w:abstractNumId w:val="1"/>
+  <w:num w:numId="5">
+    <w:abstractNumId w:val="5"/>
+  </w:num>
+  <w:num w:numId="6">
+    <w:abstractNumId w:val="6"/>
+  </w:num>
+  <w:num w:numId="7">
+    <w:abstractNumId w:val="7"/>
+  </w:num>
+  <w:num w:numId="8">
+    <w:abstractNumId w:val="8"/>
+  </w:num>
+  <w:num w:numId="9">
+    <w:abstractNumId w:val="9"/>
+  </w:num>
+  <w:num w:numId="10">
+    <w:abstractNumId w:val="10"/>
+  </w:num>
+  <w:num w:numId="11">
+    <w:abstractNumId w:val="11"/>
+  </w:num>
+  <w:num w:numId="12">
+    <w:abstractNumId w:val="12"/>
+  </w:num>
+  <w:num w:numId="13">
+    <w:abstractNumId w:val="13"/>
+  </w:num>
+  <w:num w:numId="14">
+    <w:abstractNumId w:val="14"/>
+  </w:num>
+  <w:num w:numId="15">
+    <w:abstractNumId w:val="15"/>
+  </w:num>
+  <w:num w:numId="16">
+    <w:abstractNumId w:val="16"/>
+  </w:num>
+  <w:num w:numId="17">
+    <w:abstractNumId w:val="17"/>
+  </w:num>
+  <w:num w:numId="18">
+    <w:abstractNumId w:val="18"/>
+  </w:num>
+  <w:num w:numId="19">
+    <w:abstractNumId w:val="19"/>
   </w:num>
 </w:numbering>
 </file>
 
 <file path=word/styles.xml><?xml version="1.0" encoding="utf-8"?>
-<w:styles xmlns:wp14="http://schemas.microsoft.com/office/word/2010/wordprocessingDrawing" xmlns:w="http://schemas.openxmlformats.org/wordprocessingml/2006/main" xmlns:w14="http://schemas.microsoft.com/office/word/2010/wordml" xmlns:mc="http://schemas.openxmlformats.org/markup-compatibility/2006" mc:Ignorable="w14 wp14">
+<w:styles xmlns:w="http://schemas.openxmlformats.org/wordprocessingml/2006/main" xmlns:w14="http://schemas.microsoft.com/office/word/2010/wordml" xmlns:mc="http://schemas.openxmlformats.org/markup-compatibility/2006" mc:Ignorable="w14">
   <w:docDefaults>
     <w:rPrDefault>
       <w:rPr>
@@ -1814,6 +5636,13 @@
       <w:u w:val="single"/>
     </w:rPr>
   </w:style>
+  <w:style w:type="character" w:styleId="Bullets">
+    <w:name w:val="Bullets"/>
+    <w:qFormat/>
+    <w:rPr>
+      <w:rFonts w:ascii="OpenSymbol" w:hAnsi="OpenSymbol" w:eastAsia="OpenSymbol" w:cs="OpenSymbol"/>
+    </w:rPr>
+  </w:style>
   <w:style w:type="paragraph" w:styleId="Heading">
     <w:name w:val="Heading"/>
     <w:basedOn w:val="Normal"/>
@@ -1833,7 +5662,7 @@
     <w:name w:val="Body Text"/>
     <w:basedOn w:val="Normal"/>
     <w:pPr>
-      <w:spacing w:before="0" w:after="140" w:line="276" w:lineRule="auto"/>
+      <w:spacing w:lineRule="auto" w:line="276" w:before="0" w:after="140"/>
     </w:pPr>
     <w:rPr/>
   </w:style>
@@ -1883,16 +5712,30 @@
     <w:rPr/>
   </w:style>
   <w:style w:type="paragraph" w:styleId="ListParagraph">
-    <w:uiPriority w:val="34"/>
     <w:name w:val="List Paragraph"/>
     <w:basedOn w:val="Normal"/>
+    <w:uiPriority w:val="34"/>
     <w:qFormat/>
-    <w:rsid w:val="4732FB96"/>
+    <w:rsid w:val="4732fb96"/>
     <w:pPr>
-      <w:spacing/>
-      <w:ind w:left="720"/>
+      <w:spacing w:before="0" w:after="0"/>
+      <w:ind w:start="720"/>
       <w:contextualSpacing/>
     </w:pPr>
+    <w:rPr/>
+  </w:style>
+  <w:style w:type="paragraph" w:styleId="TableHeading">
+    <w:name w:val="Table Heading"/>
+    <w:basedOn w:val="TableContents"/>
+    <w:qFormat/>
+    <w:pPr>
+      <w:suppressLineNumbers/>
+      <w:jc w:val="center"/>
+    </w:pPr>
+    <w:rPr>
+      <w:b/>
+      <w:bCs/>
+    </w:rPr>
   </w:style>
 </w:styles>
 </file>
